--- a/rediseno_2026/4.5 Itinerarios formateados y corregidos/CPA-505 Auditoría Digital, Ciberseguridad y Tecnologías Emergentes.docx
+++ b/rediseno_2026/4.5 Itinerarios formateados y corregidos/CPA-505 Auditoría Digital, Ciberseguridad y Tecnologías Emergentes.docx
@@ -85,8 +85,10 @@
         </w:tblBorders>
         <w:tblLayout w:type="fixed"/>
         <w:tblCellMar>
-          <w:left w:w="10" w:type="dxa"/>
-          <w:right w:w="10" w:type="dxa"/>
+          <w:top w:w="40" w:type="dxa"/>
+          <w:left w:w="90" w:type="dxa"/>
+          <w:bottom w:w="40" w:type="dxa"/>
+          <w:right w:w="90" w:type="dxa"/>
         </w:tblCellMar>
         <w:tblLook w:val="0000" w:firstRow="0" w:lastRow="0" w:firstColumn="0" w:lastColumn="0" w:noHBand="0" w:noVBand="0"/>
       </w:tblPr>
@@ -123,12 +125,6 @@
               <w:right w:val="single" w:sz="6" w:space="0" w:color="1F3864"/>
             </w:tcBorders>
             <w:shd w:val="clear" w:color="auto" w:fill="4472C4"/>
-            <w:tcMar>
-              <w:top w:w="50" w:type="dxa"/>
-              <w:left w:w="90" w:type="dxa"/>
-              <w:bottom w:w="50" w:type="dxa"/>
-              <w:right w:w="90" w:type="dxa"/>
-            </w:tcMar>
             <w:vAlign w:val="center"/>
           </w:tcPr>
           <w:p>
@@ -169,12 +165,6 @@
               <w:right w:val="single" w:sz="6" w:space="0" w:color="1F3864"/>
             </w:tcBorders>
             <w:shd w:val="clear" w:color="auto" w:fill="4472C4"/>
-            <w:tcMar>
-              <w:top w:w="50" w:type="dxa"/>
-              <w:left w:w="90" w:type="dxa"/>
-              <w:bottom w:w="50" w:type="dxa"/>
-              <w:right w:w="90" w:type="dxa"/>
-            </w:tcMar>
             <w:vAlign w:val="center"/>
           </w:tcPr>
           <w:p>
@@ -215,12 +205,6 @@
               <w:right w:val="single" w:sz="6" w:space="0" w:color="1F3864"/>
             </w:tcBorders>
             <w:shd w:val="clear" w:color="auto" w:fill="4472C4"/>
-            <w:tcMar>
-              <w:top w:w="50" w:type="dxa"/>
-              <w:left w:w="90" w:type="dxa"/>
-              <w:bottom w:w="50" w:type="dxa"/>
-              <w:right w:w="90" w:type="dxa"/>
-            </w:tcMar>
             <w:vAlign w:val="center"/>
           </w:tcPr>
           <w:p>
@@ -261,12 +245,6 @@
               <w:right w:val="single" w:sz="6" w:space="0" w:color="1F3864"/>
             </w:tcBorders>
             <w:shd w:val="clear" w:color="auto" w:fill="4472C4"/>
-            <w:tcMar>
-              <w:top w:w="50" w:type="dxa"/>
-              <w:left w:w="90" w:type="dxa"/>
-              <w:bottom w:w="50" w:type="dxa"/>
-              <w:right w:w="90" w:type="dxa"/>
-            </w:tcMar>
             <w:vAlign w:val="center"/>
           </w:tcPr>
           <w:p>
@@ -309,12 +287,6 @@
               <w:right w:val="single" w:sz="6" w:space="0" w:color="1F3864"/>
             </w:tcBorders>
             <w:shd w:val="clear" w:color="auto" w:fill="4472C4"/>
-            <w:tcMar>
-              <w:top w:w="50" w:type="dxa"/>
-              <w:left w:w="90" w:type="dxa"/>
-              <w:bottom w:w="50" w:type="dxa"/>
-              <w:right w:w="90" w:type="dxa"/>
-            </w:tcMar>
             <w:vAlign w:val="center"/>
           </w:tcPr>
           <w:p>
@@ -355,12 +327,6 @@
               <w:right w:val="single" w:sz="6" w:space="0" w:color="1F3864"/>
             </w:tcBorders>
             <w:shd w:val="clear" w:color="auto" w:fill="4472C4"/>
-            <w:tcMar>
-              <w:top w:w="50" w:type="dxa"/>
-              <w:left w:w="90" w:type="dxa"/>
-              <w:bottom w:w="50" w:type="dxa"/>
-              <w:right w:w="90" w:type="dxa"/>
-            </w:tcMar>
             <w:vAlign w:val="center"/>
           </w:tcPr>
           <w:p>
@@ -401,12 +367,6 @@
               <w:right w:val="single" w:sz="6" w:space="0" w:color="1F3864"/>
             </w:tcBorders>
             <w:shd w:val="clear" w:color="auto" w:fill="4472C4"/>
-            <w:tcMar>
-              <w:top w:w="50" w:type="dxa"/>
-              <w:left w:w="90" w:type="dxa"/>
-              <w:bottom w:w="50" w:type="dxa"/>
-              <w:right w:w="90" w:type="dxa"/>
-            </w:tcMar>
             <w:vAlign w:val="center"/>
           </w:tcPr>
           <w:p>
@@ -447,12 +407,6 @@
               <w:right w:val="single" w:sz="6" w:space="0" w:color="1F3864"/>
             </w:tcBorders>
             <w:shd w:val="clear" w:color="auto" w:fill="4472C4"/>
-            <w:tcMar>
-              <w:top w:w="50" w:type="dxa"/>
-              <w:left w:w="90" w:type="dxa"/>
-              <w:bottom w:w="50" w:type="dxa"/>
-              <w:right w:w="90" w:type="dxa"/>
-            </w:tcMar>
             <w:vAlign w:val="center"/>
           </w:tcPr>
           <w:p>
@@ -495,12 +449,6 @@
               <w:right w:val="single" w:sz="6" w:space="0" w:color="1F3864"/>
             </w:tcBorders>
             <w:shd w:val="clear" w:color="auto" w:fill="4472C4"/>
-            <w:tcMar>
-              <w:top w:w="50" w:type="dxa"/>
-              <w:left w:w="90" w:type="dxa"/>
-              <w:bottom w:w="50" w:type="dxa"/>
-              <w:right w:w="90" w:type="dxa"/>
-            </w:tcMar>
             <w:vAlign w:val="center"/>
           </w:tcPr>
           <w:p>
@@ -541,12 +489,6 @@
               <w:right w:val="single" w:sz="6" w:space="0" w:color="1F3864"/>
             </w:tcBorders>
             <w:shd w:val="clear" w:color="auto" w:fill="4472C4"/>
-            <w:tcMar>
-              <w:top w:w="50" w:type="dxa"/>
-              <w:left w:w="90" w:type="dxa"/>
-              <w:bottom w:w="50" w:type="dxa"/>
-              <w:right w:w="90" w:type="dxa"/>
-            </w:tcMar>
             <w:vAlign w:val="center"/>
           </w:tcPr>
           <w:p>
@@ -588,12 +530,6 @@
               <w:right w:val="single" w:sz="6" w:space="0" w:color="1F3864"/>
             </w:tcBorders>
             <w:shd w:val="clear" w:color="auto" w:fill="4472C4"/>
-            <w:tcMar>
-              <w:top w:w="50" w:type="dxa"/>
-              <w:left w:w="90" w:type="dxa"/>
-              <w:bottom w:w="50" w:type="dxa"/>
-              <w:right w:w="90" w:type="dxa"/>
-            </w:tcMar>
             <w:vAlign w:val="center"/>
           </w:tcPr>
           <w:p>
@@ -633,12 +569,6 @@
               <w:right w:val="single" w:sz="6" w:space="0" w:color="1F3864"/>
             </w:tcBorders>
             <w:shd w:val="clear" w:color="auto" w:fill="4472C4"/>
-            <w:tcMar>
-              <w:top w:w="50" w:type="dxa"/>
-              <w:left w:w="90" w:type="dxa"/>
-              <w:bottom w:w="50" w:type="dxa"/>
-              <w:right w:w="90" w:type="dxa"/>
-            </w:tcMar>
             <w:vAlign w:val="center"/>
           </w:tcPr>
           <w:p>
@@ -678,12 +608,6 @@
               <w:right w:val="single" w:sz="6" w:space="0" w:color="1F3864"/>
             </w:tcBorders>
             <w:shd w:val="clear" w:color="auto" w:fill="4472C4"/>
-            <w:tcMar>
-              <w:top w:w="50" w:type="dxa"/>
-              <w:left w:w="90" w:type="dxa"/>
-              <w:bottom w:w="50" w:type="dxa"/>
-              <w:right w:w="90" w:type="dxa"/>
-            </w:tcMar>
             <w:vAlign w:val="center"/>
           </w:tcPr>
           <w:p>
@@ -723,12 +647,6 @@
               <w:right w:val="single" w:sz="6" w:space="0" w:color="1F3864"/>
             </w:tcBorders>
             <w:shd w:val="clear" w:color="auto" w:fill="4472C4"/>
-            <w:tcMar>
-              <w:top w:w="50" w:type="dxa"/>
-              <w:left w:w="90" w:type="dxa"/>
-              <w:bottom w:w="50" w:type="dxa"/>
-              <w:right w:w="90" w:type="dxa"/>
-            </w:tcMar>
             <w:vAlign w:val="center"/>
           </w:tcPr>
           <w:p>
@@ -768,12 +686,6 @@
               <w:right w:val="single" w:sz="6" w:space="0" w:color="1F3864"/>
             </w:tcBorders>
             <w:shd w:val="clear" w:color="auto" w:fill="4472C4"/>
-            <w:tcMar>
-              <w:top w:w="50" w:type="dxa"/>
-              <w:left w:w="90" w:type="dxa"/>
-              <w:bottom w:w="50" w:type="dxa"/>
-              <w:right w:w="90" w:type="dxa"/>
-            </w:tcMar>
             <w:vAlign w:val="center"/>
           </w:tcPr>
           <w:p>
@@ -813,12 +725,6 @@
               <w:right w:val="single" w:sz="6" w:space="0" w:color="1F3864"/>
             </w:tcBorders>
             <w:shd w:val="clear" w:color="auto" w:fill="4472C4"/>
-            <w:tcMar>
-              <w:top w:w="50" w:type="dxa"/>
-              <w:left w:w="90" w:type="dxa"/>
-              <w:bottom w:w="50" w:type="dxa"/>
-              <w:right w:w="90" w:type="dxa"/>
-            </w:tcMar>
             <w:vAlign w:val="center"/>
           </w:tcPr>
           <w:p>
@@ -859,12 +765,6 @@
               <w:right w:val="single" w:sz="6" w:space="0" w:color="1F3864"/>
             </w:tcBorders>
             <w:shd w:val="clear" w:color="auto" w:fill="D9E2F3"/>
-            <w:tcMar>
-              <w:top w:w="50" w:type="dxa"/>
-              <w:left w:w="90" w:type="dxa"/>
-              <w:bottom w:w="50" w:type="dxa"/>
-              <w:right w:w="90" w:type="dxa"/>
-            </w:tcMar>
             <w:vAlign w:val="center"/>
           </w:tcPr>
           <w:p>
@@ -899,12 +799,6 @@
               <w:right w:val="single" w:sz="6" w:space="0" w:color="1F3864"/>
             </w:tcBorders>
             <w:shd w:val="clear" w:color="auto" w:fill="D9E2F3"/>
-            <w:tcMar>
-              <w:top w:w="50" w:type="dxa"/>
-              <w:left w:w="90" w:type="dxa"/>
-              <w:bottom w:w="50" w:type="dxa"/>
-              <w:right w:w="90" w:type="dxa"/>
-            </w:tcMar>
             <w:vAlign w:val="center"/>
           </w:tcPr>
           <w:p>
@@ -938,12 +832,6 @@
               <w:right w:val="single" w:sz="6" w:space="0" w:color="1F3864"/>
             </w:tcBorders>
             <w:shd w:val="clear" w:color="auto" w:fill="D9E2F3"/>
-            <w:tcMar>
-              <w:top w:w="50" w:type="dxa"/>
-              <w:left w:w="90" w:type="dxa"/>
-              <w:bottom w:w="50" w:type="dxa"/>
-              <w:right w:w="90" w:type="dxa"/>
-            </w:tcMar>
             <w:vAlign w:val="center"/>
           </w:tcPr>
           <w:p>
@@ -977,12 +865,6 @@
               <w:right w:val="single" w:sz="6" w:space="0" w:color="1F3864"/>
             </w:tcBorders>
             <w:shd w:val="clear" w:color="auto" w:fill="D9E2F3"/>
-            <w:tcMar>
-              <w:top w:w="50" w:type="dxa"/>
-              <w:left w:w="90" w:type="dxa"/>
-              <w:bottom w:w="50" w:type="dxa"/>
-              <w:right w:w="90" w:type="dxa"/>
-            </w:tcMar>
             <w:vAlign w:val="center"/>
           </w:tcPr>
           <w:p>
@@ -1016,12 +898,6 @@
               <w:right w:val="single" w:sz="6" w:space="0" w:color="1F3864"/>
             </w:tcBorders>
             <w:shd w:val="clear" w:color="auto" w:fill="D9E2F3"/>
-            <w:tcMar>
-              <w:top w:w="50" w:type="dxa"/>
-              <w:left w:w="90" w:type="dxa"/>
-              <w:bottom w:w="50" w:type="dxa"/>
-              <w:right w:w="90" w:type="dxa"/>
-            </w:tcMar>
             <w:vAlign w:val="center"/>
           </w:tcPr>
           <w:p>
@@ -1055,12 +931,6 @@
               <w:right w:val="single" w:sz="6" w:space="0" w:color="1F3864"/>
             </w:tcBorders>
             <w:shd w:val="clear" w:color="auto" w:fill="D9E2F3"/>
-            <w:tcMar>
-              <w:top w:w="50" w:type="dxa"/>
-              <w:left w:w="90" w:type="dxa"/>
-              <w:bottom w:w="50" w:type="dxa"/>
-              <w:right w:w="90" w:type="dxa"/>
-            </w:tcMar>
             <w:vAlign w:val="center"/>
           </w:tcPr>
           <w:p>
@@ -1094,12 +964,6 @@
               <w:right w:val="single" w:sz="6" w:space="0" w:color="1F3864"/>
             </w:tcBorders>
             <w:shd w:val="clear" w:color="auto" w:fill="D9E2F3"/>
-            <w:tcMar>
-              <w:top w:w="50" w:type="dxa"/>
-              <w:left w:w="90" w:type="dxa"/>
-              <w:bottom w:w="50" w:type="dxa"/>
-              <w:right w:w="90" w:type="dxa"/>
-            </w:tcMar>
             <w:vAlign w:val="center"/>
           </w:tcPr>
           <w:p>
@@ -1159,12 +1023,6 @@
               <w:right w:val="single" w:sz="6" w:space="0" w:color="1F3864"/>
             </w:tcBorders>
             <w:shd w:val="clear" w:color="auto" w:fill="4472C4"/>
-            <w:tcMar>
-              <w:top w:w="50" w:type="dxa"/>
-              <w:left w:w="90" w:type="dxa"/>
-              <w:bottom w:w="50" w:type="dxa"/>
-              <w:right w:w="90" w:type="dxa"/>
-            </w:tcMar>
             <w:vAlign w:val="center"/>
           </w:tcPr>
           <w:p>
@@ -1207,12 +1065,6 @@
               <w:right w:val="single" w:sz="6" w:space="0" w:color="1F3864"/>
             </w:tcBorders>
             <w:shd w:val="clear" w:color="auto" w:fill="D9E2F3"/>
-            <w:tcMar>
-              <w:top w:w="50" w:type="dxa"/>
-              <w:left w:w="90" w:type="dxa"/>
-              <w:bottom w:w="50" w:type="dxa"/>
-              <w:right w:w="90" w:type="dxa"/>
-            </w:tcMar>
             <w:vAlign w:val="center"/>
           </w:tcPr>
           <w:p>
@@ -1266,12 +1118,6 @@
               <w:right w:val="single" w:sz="6" w:space="0" w:color="1F3864"/>
             </w:tcBorders>
             <w:shd w:val="clear" w:color="auto" w:fill="D9E2F3"/>
-            <w:tcMar>
-              <w:top w:w="50" w:type="dxa"/>
-              <w:left w:w="90" w:type="dxa"/>
-              <w:bottom w:w="50" w:type="dxa"/>
-              <w:right w:w="90" w:type="dxa"/>
-            </w:tcMar>
             <w:vAlign w:val="center"/>
           </w:tcPr>
           <w:p>
@@ -1319,12 +1165,6 @@
               <w:right w:val="single" w:sz="6" w:space="0" w:color="1F3864"/>
             </w:tcBorders>
             <w:shd w:val="clear" w:color="auto" w:fill="4472C4"/>
-            <w:tcMar>
-              <w:top w:w="50" w:type="dxa"/>
-              <w:left w:w="90" w:type="dxa"/>
-              <w:bottom w:w="50" w:type="dxa"/>
-              <w:right w:w="90" w:type="dxa"/>
-            </w:tcMar>
             <w:vAlign w:val="center"/>
           </w:tcPr>
           <w:p>
@@ -1365,12 +1205,6 @@
               <w:right w:val="single" w:sz="6" w:space="0" w:color="1F3864"/>
             </w:tcBorders>
             <w:shd w:val="clear" w:color="auto" w:fill="4472C4"/>
-            <w:tcMar>
-              <w:top w:w="50" w:type="dxa"/>
-              <w:left w:w="90" w:type="dxa"/>
-              <w:bottom w:w="50" w:type="dxa"/>
-              <w:right w:w="90" w:type="dxa"/>
-            </w:tcMar>
             <w:vAlign w:val="center"/>
           </w:tcPr>
           <w:p>
@@ -1411,12 +1245,6 @@
               <w:right w:val="single" w:sz="6" w:space="0" w:color="1F3864"/>
             </w:tcBorders>
             <w:shd w:val="clear" w:color="auto" w:fill="4472C4"/>
-            <w:tcMar>
-              <w:top w:w="50" w:type="dxa"/>
-              <w:left w:w="90" w:type="dxa"/>
-              <w:bottom w:w="50" w:type="dxa"/>
-              <w:right w:w="90" w:type="dxa"/>
-            </w:tcMar>
             <w:vAlign w:val="center"/>
           </w:tcPr>
           <w:p>
@@ -1461,12 +1289,6 @@
               <w:right w:val="single" w:sz="6" w:space="0" w:color="1F3864"/>
             </w:tcBorders>
             <w:shd w:val="clear" w:color="auto" w:fill="D9E2F3"/>
-            <w:tcMar>
-              <w:top w:w="50" w:type="dxa"/>
-              <w:left w:w="90" w:type="dxa"/>
-              <w:bottom w:w="50" w:type="dxa"/>
-              <w:right w:w="90" w:type="dxa"/>
-            </w:tcMar>
             <w:vAlign w:val="center"/>
           </w:tcPr>
           <w:p>
@@ -1499,12 +1321,6 @@
               <w:right w:val="single" w:sz="6" w:space="0" w:color="1F3864"/>
             </w:tcBorders>
             <w:shd w:val="clear" w:color="auto" w:fill="D9E2F3"/>
-            <w:tcMar>
-              <w:top w:w="50" w:type="dxa"/>
-              <w:left w:w="90" w:type="dxa"/>
-              <w:bottom w:w="50" w:type="dxa"/>
-              <w:right w:w="90" w:type="dxa"/>
-            </w:tcMar>
             <w:vAlign w:val="center"/>
           </w:tcPr>
           <w:p>
@@ -1537,12 +1353,6 @@
               <w:right w:val="single" w:sz="6" w:space="0" w:color="1F3864"/>
             </w:tcBorders>
             <w:shd w:val="clear" w:color="auto" w:fill="D9E2F3"/>
-            <w:tcMar>
-              <w:top w:w="50" w:type="dxa"/>
-              <w:left w:w="90" w:type="dxa"/>
-              <w:bottom w:w="50" w:type="dxa"/>
-              <w:right w:w="90" w:type="dxa"/>
-            </w:tcMar>
             <w:vAlign w:val="center"/>
           </w:tcPr>
           <w:p>
@@ -1591,12 +1401,6 @@
               <w:right w:val="single" w:sz="6" w:space="0" w:color="1F3864"/>
             </w:tcBorders>
             <w:shd w:val="clear" w:color="auto" w:fill="D9E2F3"/>
-            <w:tcMar>
-              <w:top w:w="50" w:type="dxa"/>
-              <w:left w:w="90" w:type="dxa"/>
-              <w:bottom w:w="50" w:type="dxa"/>
-              <w:right w:w="90" w:type="dxa"/>
-            </w:tcMar>
             <w:vAlign w:val="center"/>
           </w:tcPr>
           <w:p>
@@ -1621,12 +1425,6 @@
               <w:right w:val="single" w:sz="6" w:space="0" w:color="1F3864"/>
             </w:tcBorders>
             <w:shd w:val="clear" w:color="auto" w:fill="D9E2F3"/>
-            <w:tcMar>
-              <w:top w:w="50" w:type="dxa"/>
-              <w:left w:w="90" w:type="dxa"/>
-              <w:bottom w:w="50" w:type="dxa"/>
-              <w:right w:w="90" w:type="dxa"/>
-            </w:tcMar>
             <w:vAlign w:val="center"/>
           </w:tcPr>
           <w:p>
@@ -1659,12 +1457,6 @@
               <w:right w:val="single" w:sz="6" w:space="0" w:color="1F3864"/>
             </w:tcBorders>
             <w:shd w:val="clear" w:color="auto" w:fill="D9E2F3"/>
-            <w:tcMar>
-              <w:top w:w="50" w:type="dxa"/>
-              <w:left w:w="90" w:type="dxa"/>
-              <w:bottom w:w="50" w:type="dxa"/>
-              <w:right w:w="90" w:type="dxa"/>
-            </w:tcMar>
             <w:vAlign w:val="center"/>
           </w:tcPr>
           <w:p>
@@ -1711,12 +1503,6 @@
               <w:right w:val="single" w:sz="6" w:space="0" w:color="1F3864"/>
             </w:tcBorders>
             <w:shd w:val="clear" w:color="auto" w:fill="D9E2F3"/>
-            <w:tcMar>
-              <w:top w:w="50" w:type="dxa"/>
-              <w:left w:w="90" w:type="dxa"/>
-              <w:bottom w:w="50" w:type="dxa"/>
-              <w:right w:w="90" w:type="dxa"/>
-            </w:tcMar>
             <w:vAlign w:val="center"/>
           </w:tcPr>
           <w:p>
@@ -1749,12 +1535,6 @@
               <w:right w:val="single" w:sz="6" w:space="0" w:color="1F3864"/>
             </w:tcBorders>
             <w:shd w:val="clear" w:color="auto" w:fill="D9E2F3"/>
-            <w:tcMar>
-              <w:top w:w="50" w:type="dxa"/>
-              <w:left w:w="90" w:type="dxa"/>
-              <w:bottom w:w="50" w:type="dxa"/>
-              <w:right w:w="90" w:type="dxa"/>
-            </w:tcMar>
             <w:vAlign w:val="center"/>
           </w:tcPr>
           <w:p>
@@ -1787,12 +1567,6 @@
               <w:right w:val="single" w:sz="6" w:space="0" w:color="1F3864"/>
             </w:tcBorders>
             <w:shd w:val="clear" w:color="auto" w:fill="D9E2F3"/>
-            <w:tcMar>
-              <w:top w:w="50" w:type="dxa"/>
-              <w:left w:w="90" w:type="dxa"/>
-              <w:bottom w:w="50" w:type="dxa"/>
-              <w:right w:w="90" w:type="dxa"/>
-            </w:tcMar>
             <w:vAlign w:val="center"/>
           </w:tcPr>
           <w:p>
@@ -1862,12 +1636,6 @@
               <w:right w:val="single" w:sz="6" w:space="0" w:color="1F3864"/>
             </w:tcBorders>
             <w:shd w:val="clear" w:color="auto" w:fill="D9E2F3"/>
-            <w:tcMar>
-              <w:top w:w="50" w:type="dxa"/>
-              <w:left w:w="90" w:type="dxa"/>
-              <w:bottom w:w="50" w:type="dxa"/>
-              <w:right w:w="90" w:type="dxa"/>
-            </w:tcMar>
             <w:vAlign w:val="center"/>
           </w:tcPr>
           <w:p>
@@ -1900,12 +1668,6 @@
               <w:right w:val="single" w:sz="6" w:space="0" w:color="1F3864"/>
             </w:tcBorders>
             <w:shd w:val="clear" w:color="auto" w:fill="D9E2F3"/>
-            <w:tcMar>
-              <w:top w:w="50" w:type="dxa"/>
-              <w:left w:w="90" w:type="dxa"/>
-              <w:bottom w:w="50" w:type="dxa"/>
-              <w:right w:w="90" w:type="dxa"/>
-            </w:tcMar>
             <w:vAlign w:val="center"/>
           </w:tcPr>
           <w:p>
@@ -1950,12 +1712,6 @@
               <w:right w:val="single" w:sz="6" w:space="0" w:color="1F3864"/>
             </w:tcBorders>
             <w:shd w:val="clear" w:color="auto" w:fill="4472C4"/>
-            <w:tcMar>
-              <w:top w:w="50" w:type="dxa"/>
-              <w:left w:w="90" w:type="dxa"/>
-              <w:bottom w:w="50" w:type="dxa"/>
-              <w:right w:w="90" w:type="dxa"/>
-            </w:tcMar>
             <w:vAlign w:val="center"/>
           </w:tcPr>
           <w:p>
@@ -1998,12 +1754,6 @@
               <w:right w:val="single" w:sz="6" w:space="0" w:color="1F3864"/>
             </w:tcBorders>
             <w:shd w:val="clear" w:color="auto" w:fill="4472C4"/>
-            <w:tcMar>
-              <w:top w:w="50" w:type="dxa"/>
-              <w:left w:w="90" w:type="dxa"/>
-              <w:bottom w:w="50" w:type="dxa"/>
-              <w:right w:w="90" w:type="dxa"/>
-            </w:tcMar>
             <w:vAlign w:val="center"/>
           </w:tcPr>
           <w:p>
@@ -2043,12 +1793,6 @@
               <w:right w:val="single" w:sz="6" w:space="0" w:color="1F3864"/>
             </w:tcBorders>
             <w:shd w:val="clear" w:color="auto" w:fill="D9E2F3"/>
-            <w:tcMar>
-              <w:top w:w="50" w:type="dxa"/>
-              <w:left w:w="90" w:type="dxa"/>
-              <w:bottom w:w="50" w:type="dxa"/>
-              <w:right w:w="90" w:type="dxa"/>
-            </w:tcMar>
             <w:vAlign w:val="center"/>
           </w:tcPr>
           <w:p>
@@ -2107,12 +1851,6 @@
               <w:right w:val="single" w:sz="6" w:space="0" w:color="1F3864"/>
             </w:tcBorders>
             <w:shd w:val="clear" w:color="auto" w:fill="4472C4"/>
-            <w:tcMar>
-              <w:top w:w="50" w:type="dxa"/>
-              <w:left w:w="90" w:type="dxa"/>
-              <w:bottom w:w="50" w:type="dxa"/>
-              <w:right w:w="90" w:type="dxa"/>
-            </w:tcMar>
             <w:vAlign w:val="center"/>
           </w:tcPr>
           <w:p>
@@ -2154,12 +1892,6 @@
               <w:right w:val="single" w:sz="6" w:space="0" w:color="1F3864"/>
             </w:tcBorders>
             <w:shd w:val="clear" w:color="auto" w:fill="D9E2F3"/>
-            <w:tcMar>
-              <w:top w:w="50" w:type="dxa"/>
-              <w:left w:w="90" w:type="dxa"/>
-              <w:bottom w:w="50" w:type="dxa"/>
-              <w:right w:w="90" w:type="dxa"/>
-            </w:tcMar>
             <w:vAlign w:val="center"/>
           </w:tcPr>
           <w:p>
@@ -2229,12 +1961,6 @@
               <w:right w:val="single" w:sz="6" w:space="0" w:color="1F3864"/>
             </w:tcBorders>
             <w:shd w:val="clear" w:color="auto" w:fill="D9E2F3"/>
-            <w:tcMar>
-              <w:top w:w="50" w:type="dxa"/>
-              <w:left w:w="90" w:type="dxa"/>
-              <w:bottom w:w="50" w:type="dxa"/>
-              <w:right w:w="90" w:type="dxa"/>
-            </w:tcMar>
             <w:vAlign w:val="center"/>
           </w:tcPr>
           <w:p>
@@ -2571,12 +2297,6 @@
               <w:right w:val="single" w:sz="6" w:space="0" w:color="1F3864"/>
             </w:tcBorders>
             <w:shd w:val="clear" w:color="auto" w:fill="D9E2F3"/>
-            <w:tcMar>
-              <w:top w:w="50" w:type="dxa"/>
-              <w:left w:w="90" w:type="dxa"/>
-              <w:bottom w:w="50" w:type="dxa"/>
-              <w:right w:w="90" w:type="dxa"/>
-            </w:tcMar>
             <w:vAlign w:val="center"/>
           </w:tcPr>
           <w:p>
@@ -2658,12 +2378,6 @@
               <w:right w:val="single" w:sz="6" w:space="0" w:color="1F3864"/>
             </w:tcBorders>
             <w:shd w:val="clear" w:color="auto" w:fill="D9E2F3"/>
-            <w:tcMar>
-              <w:top w:w="50" w:type="dxa"/>
-              <w:left w:w="90" w:type="dxa"/>
-              <w:bottom w:w="50" w:type="dxa"/>
-              <w:right w:w="90" w:type="dxa"/>
-            </w:tcMar>
             <w:vAlign w:val="center"/>
           </w:tcPr>
           <w:p>
@@ -2711,12 +2425,6 @@
               <w:right w:val="single" w:sz="6" w:space="0" w:color="1F3864"/>
             </w:tcBorders>
             <w:shd w:val="clear" w:color="auto" w:fill="4472C4"/>
-            <w:tcMar>
-              <w:top w:w="50" w:type="dxa"/>
-              <w:left w:w="90" w:type="dxa"/>
-              <w:bottom w:w="50" w:type="dxa"/>
-              <w:right w:w="90" w:type="dxa"/>
-            </w:tcMar>
             <w:vAlign w:val="center"/>
           </w:tcPr>
           <w:p>
@@ -2757,12 +2465,6 @@
               <w:right w:val="single" w:sz="6" w:space="0" w:color="1F3864"/>
             </w:tcBorders>
             <w:shd w:val="clear" w:color="auto" w:fill="4472C4"/>
-            <w:tcMar>
-              <w:top w:w="50" w:type="dxa"/>
-              <w:left w:w="90" w:type="dxa"/>
-              <w:bottom w:w="50" w:type="dxa"/>
-              <w:right w:w="90" w:type="dxa"/>
-            </w:tcMar>
             <w:vAlign w:val="center"/>
           </w:tcPr>
           <w:p>
@@ -2803,12 +2505,6 @@
               <w:right w:val="single" w:sz="6" w:space="0" w:color="1F3864"/>
             </w:tcBorders>
             <w:shd w:val="clear" w:color="auto" w:fill="4472C4"/>
-            <w:tcMar>
-              <w:top w:w="50" w:type="dxa"/>
-              <w:left w:w="90" w:type="dxa"/>
-              <w:bottom w:w="50" w:type="dxa"/>
-              <w:right w:w="90" w:type="dxa"/>
-            </w:tcMar>
             <w:vAlign w:val="center"/>
           </w:tcPr>
           <w:p>
@@ -2853,12 +2549,6 @@
               <w:right w:val="single" w:sz="6" w:space="0" w:color="1F3864"/>
             </w:tcBorders>
             <w:shd w:val="clear" w:color="auto" w:fill="D9E2F3"/>
-            <w:tcMar>
-              <w:top w:w="50" w:type="dxa"/>
-              <w:left w:w="90" w:type="dxa"/>
-              <w:bottom w:w="50" w:type="dxa"/>
-              <w:right w:w="90" w:type="dxa"/>
-            </w:tcMar>
             <w:vAlign w:val="center"/>
           </w:tcPr>
           <w:p>
@@ -2892,12 +2582,6 @@
               <w:right w:val="single" w:sz="6" w:space="0" w:color="1F3864"/>
             </w:tcBorders>
             <w:shd w:val="clear" w:color="auto" w:fill="D9E2F3"/>
-            <w:tcMar>
-              <w:top w:w="50" w:type="dxa"/>
-              <w:left w:w="90" w:type="dxa"/>
-              <w:bottom w:w="50" w:type="dxa"/>
-              <w:right w:w="90" w:type="dxa"/>
-            </w:tcMar>
             <w:vAlign w:val="center"/>
           </w:tcPr>
           <w:p>
@@ -2930,12 +2614,6 @@
               <w:right w:val="single" w:sz="6" w:space="0" w:color="1F3864"/>
             </w:tcBorders>
             <w:shd w:val="clear" w:color="auto" w:fill="D9E2F3"/>
-            <w:tcMar>
-              <w:top w:w="50" w:type="dxa"/>
-              <w:left w:w="90" w:type="dxa"/>
-              <w:bottom w:w="50" w:type="dxa"/>
-              <w:right w:w="90" w:type="dxa"/>
-            </w:tcMar>
             <w:vAlign w:val="center"/>
           </w:tcPr>
           <w:p>
@@ -3005,12 +2683,6 @@
               <w:right w:val="single" w:sz="6" w:space="0" w:color="1F3864"/>
             </w:tcBorders>
             <w:shd w:val="clear" w:color="auto" w:fill="D9E2F3"/>
-            <w:tcMar>
-              <w:top w:w="50" w:type="dxa"/>
-              <w:left w:w="90" w:type="dxa"/>
-              <w:bottom w:w="50" w:type="dxa"/>
-              <w:right w:w="90" w:type="dxa"/>
-            </w:tcMar>
             <w:vAlign w:val="center"/>
           </w:tcPr>
           <w:p>
@@ -3043,12 +2715,6 @@
               <w:right w:val="single" w:sz="6" w:space="0" w:color="1F3864"/>
             </w:tcBorders>
             <w:shd w:val="clear" w:color="auto" w:fill="D9E2F3"/>
-            <w:tcMar>
-              <w:top w:w="50" w:type="dxa"/>
-              <w:left w:w="90" w:type="dxa"/>
-              <w:bottom w:w="50" w:type="dxa"/>
-              <w:right w:w="90" w:type="dxa"/>
-            </w:tcMar>
             <w:vAlign w:val="center"/>
           </w:tcPr>
           <w:p>
@@ -3095,12 +2761,6 @@
               <w:right w:val="single" w:sz="6" w:space="0" w:color="1F3864"/>
             </w:tcBorders>
             <w:shd w:val="clear" w:color="auto" w:fill="D9E2F3"/>
-            <w:tcMar>
-              <w:top w:w="50" w:type="dxa"/>
-              <w:left w:w="90" w:type="dxa"/>
-              <w:bottom w:w="50" w:type="dxa"/>
-              <w:right w:w="90" w:type="dxa"/>
-            </w:tcMar>
             <w:vAlign w:val="center"/>
           </w:tcPr>
           <w:p>
@@ -3133,12 +2793,6 @@
               <w:right w:val="single" w:sz="6" w:space="0" w:color="1F3864"/>
             </w:tcBorders>
             <w:shd w:val="clear" w:color="auto" w:fill="D9E2F3"/>
-            <w:tcMar>
-              <w:top w:w="50" w:type="dxa"/>
-              <w:left w:w="90" w:type="dxa"/>
-              <w:bottom w:w="50" w:type="dxa"/>
-              <w:right w:w="90" w:type="dxa"/>
-            </w:tcMar>
             <w:vAlign w:val="center"/>
           </w:tcPr>
           <w:p>
@@ -3171,12 +2825,6 @@
               <w:right w:val="single" w:sz="6" w:space="0" w:color="1F3864"/>
             </w:tcBorders>
             <w:shd w:val="clear" w:color="auto" w:fill="D9E2F3"/>
-            <w:tcMar>
-              <w:top w:w="50" w:type="dxa"/>
-              <w:left w:w="90" w:type="dxa"/>
-              <w:bottom w:w="50" w:type="dxa"/>
-              <w:right w:w="90" w:type="dxa"/>
-            </w:tcMar>
             <w:vAlign w:val="center"/>
           </w:tcPr>
           <w:p>
@@ -3246,12 +2894,6 @@
               <w:right w:val="single" w:sz="6" w:space="0" w:color="1F3864"/>
             </w:tcBorders>
             <w:shd w:val="clear" w:color="auto" w:fill="D9E2F3"/>
-            <w:tcMar>
-              <w:top w:w="50" w:type="dxa"/>
-              <w:left w:w="90" w:type="dxa"/>
-              <w:bottom w:w="50" w:type="dxa"/>
-              <w:right w:w="90" w:type="dxa"/>
-            </w:tcMar>
             <w:vAlign w:val="center"/>
           </w:tcPr>
           <w:p>
@@ -3284,12 +2926,6 @@
               <w:right w:val="single" w:sz="6" w:space="0" w:color="1F3864"/>
             </w:tcBorders>
             <w:shd w:val="clear" w:color="auto" w:fill="D9E2F3"/>
-            <w:tcMar>
-              <w:top w:w="50" w:type="dxa"/>
-              <w:left w:w="90" w:type="dxa"/>
-              <w:bottom w:w="50" w:type="dxa"/>
-              <w:right w:w="90" w:type="dxa"/>
-            </w:tcMar>
             <w:vAlign w:val="center"/>
           </w:tcPr>
           <w:p>
@@ -3334,12 +2970,6 @@
               <w:right w:val="single" w:sz="6" w:space="0" w:color="1F3864"/>
             </w:tcBorders>
             <w:shd w:val="clear" w:color="auto" w:fill="4472C4"/>
-            <w:tcMar>
-              <w:top w:w="50" w:type="dxa"/>
-              <w:left w:w="90" w:type="dxa"/>
-              <w:bottom w:w="50" w:type="dxa"/>
-              <w:right w:w="90" w:type="dxa"/>
-            </w:tcMar>
             <w:vAlign w:val="center"/>
           </w:tcPr>
           <w:p>
@@ -3382,12 +3012,6 @@
               <w:right w:val="single" w:sz="6" w:space="0" w:color="1F3864"/>
             </w:tcBorders>
             <w:shd w:val="clear" w:color="auto" w:fill="4472C4"/>
-            <w:tcMar>
-              <w:top w:w="50" w:type="dxa"/>
-              <w:left w:w="90" w:type="dxa"/>
-              <w:bottom w:w="50" w:type="dxa"/>
-              <w:right w:w="90" w:type="dxa"/>
-            </w:tcMar>
             <w:vAlign w:val="center"/>
           </w:tcPr>
           <w:p>
@@ -3427,12 +3051,6 @@
               <w:right w:val="single" w:sz="6" w:space="0" w:color="1F3864"/>
             </w:tcBorders>
             <w:shd w:val="clear" w:color="auto" w:fill="D9E2F3"/>
-            <w:tcMar>
-              <w:top w:w="50" w:type="dxa"/>
-              <w:left w:w="90" w:type="dxa"/>
-              <w:bottom w:w="50" w:type="dxa"/>
-              <w:right w:w="90" w:type="dxa"/>
-            </w:tcMar>
             <w:vAlign w:val="center"/>
           </w:tcPr>
           <w:p>
@@ -3491,12 +3109,6 @@
               <w:right w:val="single" w:sz="6" w:space="0" w:color="1F3864"/>
             </w:tcBorders>
             <w:shd w:val="clear" w:color="auto" w:fill="4472C4"/>
-            <w:tcMar>
-              <w:top w:w="50" w:type="dxa"/>
-              <w:left w:w="90" w:type="dxa"/>
-              <w:bottom w:w="50" w:type="dxa"/>
-              <w:right w:w="90" w:type="dxa"/>
-            </w:tcMar>
             <w:vAlign w:val="center"/>
           </w:tcPr>
           <w:p>
@@ -3538,12 +3150,6 @@
               <w:right w:val="single" w:sz="6" w:space="0" w:color="1F3864"/>
             </w:tcBorders>
             <w:shd w:val="clear" w:color="auto" w:fill="D9E2F3"/>
-            <w:tcMar>
-              <w:top w:w="50" w:type="dxa"/>
-              <w:left w:w="90" w:type="dxa"/>
-              <w:bottom w:w="50" w:type="dxa"/>
-              <w:right w:w="90" w:type="dxa"/>
-            </w:tcMar>
             <w:vAlign w:val="center"/>
           </w:tcPr>
           <w:p>
@@ -3684,12 +3290,6 @@
               <w:right w:val="single" w:sz="6" w:space="0" w:color="1F3864"/>
             </w:tcBorders>
             <w:shd w:val="clear" w:color="auto" w:fill="D9E2F3"/>
-            <w:tcMar>
-              <w:top w:w="50" w:type="dxa"/>
-              <w:left w:w="90" w:type="dxa"/>
-              <w:bottom w:w="50" w:type="dxa"/>
-              <w:right w:w="90" w:type="dxa"/>
-            </w:tcMar>
             <w:vAlign w:val="center"/>
           </w:tcPr>
           <w:p>
@@ -4304,12 +3904,6 @@
               <w:right w:val="single" w:sz="6" w:space="0" w:color="1F3864"/>
             </w:tcBorders>
             <w:shd w:val="clear" w:color="auto" w:fill="D9E2F3"/>
-            <w:tcMar>
-              <w:top w:w="50" w:type="dxa"/>
-              <w:left w:w="90" w:type="dxa"/>
-              <w:bottom w:w="50" w:type="dxa"/>
-              <w:right w:w="90" w:type="dxa"/>
-            </w:tcMar>
             <w:vAlign w:val="center"/>
           </w:tcPr>
           <w:p>
@@ -4374,12 +3968,6 @@
               <w:right w:val="single" w:sz="6" w:space="0" w:color="1F3864"/>
             </w:tcBorders>
             <w:shd w:val="clear" w:color="auto" w:fill="D9E2F3"/>
-            <w:tcMar>
-              <w:top w:w="50" w:type="dxa"/>
-              <w:left w:w="90" w:type="dxa"/>
-              <w:bottom w:w="50" w:type="dxa"/>
-              <w:right w:w="90" w:type="dxa"/>
-            </w:tcMar>
             <w:vAlign w:val="center"/>
           </w:tcPr>
           <w:p>
@@ -4428,12 +4016,6 @@
               <w:right w:val="single" w:sz="6" w:space="0" w:color="1F3864"/>
             </w:tcBorders>
             <w:shd w:val="clear" w:color="auto" w:fill="4472C4"/>
-            <w:tcMar>
-              <w:top w:w="50" w:type="dxa"/>
-              <w:left w:w="90" w:type="dxa"/>
-              <w:bottom w:w="50" w:type="dxa"/>
-              <w:right w:w="90" w:type="dxa"/>
-            </w:tcMar>
             <w:vAlign w:val="center"/>
           </w:tcPr>
           <w:p>
@@ -4474,12 +4056,6 @@
               <w:right w:val="single" w:sz="6" w:space="0" w:color="1F3864"/>
             </w:tcBorders>
             <w:shd w:val="clear" w:color="auto" w:fill="4472C4"/>
-            <w:tcMar>
-              <w:top w:w="50" w:type="dxa"/>
-              <w:left w:w="90" w:type="dxa"/>
-              <w:bottom w:w="50" w:type="dxa"/>
-              <w:right w:w="90" w:type="dxa"/>
-            </w:tcMar>
             <w:vAlign w:val="center"/>
           </w:tcPr>
           <w:p>
@@ -4520,12 +4096,6 @@
               <w:right w:val="single" w:sz="6" w:space="0" w:color="1F3864"/>
             </w:tcBorders>
             <w:shd w:val="clear" w:color="auto" w:fill="4472C4"/>
-            <w:tcMar>
-              <w:top w:w="50" w:type="dxa"/>
-              <w:left w:w="90" w:type="dxa"/>
-              <w:bottom w:w="50" w:type="dxa"/>
-              <w:right w:w="90" w:type="dxa"/>
-            </w:tcMar>
             <w:vAlign w:val="center"/>
           </w:tcPr>
           <w:p>
@@ -4570,12 +4140,6 @@
               <w:right w:val="single" w:sz="6" w:space="0" w:color="1F3864"/>
             </w:tcBorders>
             <w:shd w:val="clear" w:color="auto" w:fill="D9E2F3"/>
-            <w:tcMar>
-              <w:top w:w="50" w:type="dxa"/>
-              <w:left w:w="90" w:type="dxa"/>
-              <w:bottom w:w="50" w:type="dxa"/>
-              <w:right w:w="90" w:type="dxa"/>
-            </w:tcMar>
             <w:vAlign w:val="center"/>
           </w:tcPr>
           <w:p>
@@ -4608,12 +4172,6 @@
               <w:right w:val="single" w:sz="6" w:space="0" w:color="1F3864"/>
             </w:tcBorders>
             <w:shd w:val="clear" w:color="auto" w:fill="D9E2F3"/>
-            <w:tcMar>
-              <w:top w:w="50" w:type="dxa"/>
-              <w:left w:w="90" w:type="dxa"/>
-              <w:bottom w:w="50" w:type="dxa"/>
-              <w:right w:w="90" w:type="dxa"/>
-            </w:tcMar>
             <w:vAlign w:val="center"/>
           </w:tcPr>
           <w:p>
@@ -4646,12 +4204,6 @@
               <w:right w:val="single" w:sz="6" w:space="0" w:color="1F3864"/>
             </w:tcBorders>
             <w:shd w:val="clear" w:color="auto" w:fill="D9E2F3"/>
-            <w:tcMar>
-              <w:top w:w="50" w:type="dxa"/>
-              <w:left w:w="90" w:type="dxa"/>
-              <w:bottom w:w="50" w:type="dxa"/>
-              <w:right w:w="90" w:type="dxa"/>
-            </w:tcMar>
             <w:vAlign w:val="center"/>
           </w:tcPr>
           <w:p>
@@ -4721,12 +4273,6 @@
               <w:right w:val="single" w:sz="6" w:space="0" w:color="1F3864"/>
             </w:tcBorders>
             <w:shd w:val="clear" w:color="auto" w:fill="D9E2F3"/>
-            <w:tcMar>
-              <w:top w:w="50" w:type="dxa"/>
-              <w:left w:w="90" w:type="dxa"/>
-              <w:bottom w:w="50" w:type="dxa"/>
-              <w:right w:w="90" w:type="dxa"/>
-            </w:tcMar>
             <w:vAlign w:val="center"/>
           </w:tcPr>
           <w:p>
@@ -4759,12 +4305,6 @@
               <w:right w:val="single" w:sz="6" w:space="0" w:color="1F3864"/>
             </w:tcBorders>
             <w:shd w:val="clear" w:color="auto" w:fill="D9E2F3"/>
-            <w:tcMar>
-              <w:top w:w="50" w:type="dxa"/>
-              <w:left w:w="90" w:type="dxa"/>
-              <w:bottom w:w="50" w:type="dxa"/>
-              <w:right w:w="90" w:type="dxa"/>
-            </w:tcMar>
             <w:vAlign w:val="center"/>
           </w:tcPr>
           <w:p>
@@ -4811,12 +4351,6 @@
               <w:right w:val="single" w:sz="6" w:space="0" w:color="1F3864"/>
             </w:tcBorders>
             <w:shd w:val="clear" w:color="auto" w:fill="D9E2F3"/>
-            <w:tcMar>
-              <w:top w:w="50" w:type="dxa"/>
-              <w:left w:w="90" w:type="dxa"/>
-              <w:bottom w:w="50" w:type="dxa"/>
-              <w:right w:w="90" w:type="dxa"/>
-            </w:tcMar>
             <w:vAlign w:val="center"/>
           </w:tcPr>
           <w:p>
@@ -4849,12 +4383,6 @@
               <w:right w:val="single" w:sz="6" w:space="0" w:color="1F3864"/>
             </w:tcBorders>
             <w:shd w:val="clear" w:color="auto" w:fill="D9E2F3"/>
-            <w:tcMar>
-              <w:top w:w="50" w:type="dxa"/>
-              <w:left w:w="90" w:type="dxa"/>
-              <w:bottom w:w="50" w:type="dxa"/>
-              <w:right w:w="90" w:type="dxa"/>
-            </w:tcMar>
             <w:vAlign w:val="center"/>
           </w:tcPr>
           <w:p>
@@ -4887,12 +4415,6 @@
               <w:right w:val="single" w:sz="6" w:space="0" w:color="1F3864"/>
             </w:tcBorders>
             <w:shd w:val="clear" w:color="auto" w:fill="D9E2F3"/>
-            <w:tcMar>
-              <w:top w:w="50" w:type="dxa"/>
-              <w:left w:w="90" w:type="dxa"/>
-              <w:bottom w:w="50" w:type="dxa"/>
-              <w:right w:w="90" w:type="dxa"/>
-            </w:tcMar>
             <w:vAlign w:val="center"/>
           </w:tcPr>
           <w:p>
@@ -4962,12 +4484,6 @@
               <w:right w:val="single" w:sz="6" w:space="0" w:color="1F3864"/>
             </w:tcBorders>
             <w:shd w:val="clear" w:color="auto" w:fill="D9E2F3"/>
-            <w:tcMar>
-              <w:top w:w="50" w:type="dxa"/>
-              <w:left w:w="90" w:type="dxa"/>
-              <w:bottom w:w="50" w:type="dxa"/>
-              <w:right w:w="90" w:type="dxa"/>
-            </w:tcMar>
             <w:vAlign w:val="center"/>
           </w:tcPr>
           <w:p>
@@ -5000,12 +4516,6 @@
               <w:right w:val="single" w:sz="6" w:space="0" w:color="1F3864"/>
             </w:tcBorders>
             <w:shd w:val="clear" w:color="auto" w:fill="D9E2F3"/>
-            <w:tcMar>
-              <w:top w:w="50" w:type="dxa"/>
-              <w:left w:w="90" w:type="dxa"/>
-              <w:bottom w:w="50" w:type="dxa"/>
-              <w:right w:w="90" w:type="dxa"/>
-            </w:tcMar>
             <w:vAlign w:val="center"/>
           </w:tcPr>
           <w:p>
@@ -5050,12 +4560,6 @@
               <w:right w:val="single" w:sz="6" w:space="0" w:color="1F3864"/>
             </w:tcBorders>
             <w:shd w:val="clear" w:color="auto" w:fill="4472C4"/>
-            <w:tcMar>
-              <w:top w:w="50" w:type="dxa"/>
-              <w:left w:w="90" w:type="dxa"/>
-              <w:bottom w:w="50" w:type="dxa"/>
-              <w:right w:w="90" w:type="dxa"/>
-            </w:tcMar>
             <w:vAlign w:val="center"/>
           </w:tcPr>
           <w:p>
@@ -5098,12 +4602,6 @@
               <w:right w:val="single" w:sz="6" w:space="0" w:color="1F3864"/>
             </w:tcBorders>
             <w:shd w:val="clear" w:color="auto" w:fill="4472C4"/>
-            <w:tcMar>
-              <w:top w:w="50" w:type="dxa"/>
-              <w:left w:w="90" w:type="dxa"/>
-              <w:bottom w:w="50" w:type="dxa"/>
-              <w:right w:w="90" w:type="dxa"/>
-            </w:tcMar>
             <w:vAlign w:val="center"/>
           </w:tcPr>
           <w:p>
@@ -5143,12 +4641,6 @@
               <w:right w:val="single" w:sz="6" w:space="0" w:color="1F3864"/>
             </w:tcBorders>
             <w:shd w:val="clear" w:color="auto" w:fill="D9E2F3"/>
-            <w:tcMar>
-              <w:top w:w="50" w:type="dxa"/>
-              <w:left w:w="90" w:type="dxa"/>
-              <w:bottom w:w="50" w:type="dxa"/>
-              <w:right w:w="90" w:type="dxa"/>
-            </w:tcMar>
             <w:vAlign w:val="center"/>
           </w:tcPr>
           <w:p>
@@ -5207,12 +4699,6 @@
               <w:right w:val="single" w:sz="6" w:space="0" w:color="1F3864"/>
             </w:tcBorders>
             <w:shd w:val="clear" w:color="auto" w:fill="4472C4"/>
-            <w:tcMar>
-              <w:top w:w="50" w:type="dxa"/>
-              <w:left w:w="90" w:type="dxa"/>
-              <w:bottom w:w="50" w:type="dxa"/>
-              <w:right w:w="90" w:type="dxa"/>
-            </w:tcMar>
             <w:vAlign w:val="center"/>
           </w:tcPr>
           <w:p>
@@ -5254,12 +4740,6 @@
               <w:right w:val="single" w:sz="6" w:space="0" w:color="1F3864"/>
             </w:tcBorders>
             <w:shd w:val="clear" w:color="auto" w:fill="D9E2F3"/>
-            <w:tcMar>
-              <w:top w:w="50" w:type="dxa"/>
-              <w:left w:w="90" w:type="dxa"/>
-              <w:bottom w:w="50" w:type="dxa"/>
-              <w:right w:w="90" w:type="dxa"/>
-            </w:tcMar>
             <w:vAlign w:val="center"/>
           </w:tcPr>
           <w:p>
@@ -5337,12 +4817,6 @@
               <w:right w:val="single" w:sz="6" w:space="0" w:color="1F3864"/>
             </w:tcBorders>
             <w:shd w:val="clear" w:color="auto" w:fill="D9E2F3"/>
-            <w:tcMar>
-              <w:top w:w="50" w:type="dxa"/>
-              <w:left w:w="90" w:type="dxa"/>
-              <w:bottom w:w="50" w:type="dxa"/>
-              <w:right w:w="90" w:type="dxa"/>
-            </w:tcMar>
             <w:vAlign w:val="center"/>
           </w:tcPr>
           <w:p>
@@ -5774,12 +5248,6 @@
               <w:right w:val="single" w:sz="6" w:space="0" w:color="1F3864"/>
             </w:tcBorders>
             <w:shd w:val="clear" w:color="auto" w:fill="D9E2F3"/>
-            <w:tcMar>
-              <w:top w:w="50" w:type="dxa"/>
-              <w:left w:w="90" w:type="dxa"/>
-              <w:bottom w:w="50" w:type="dxa"/>
-              <w:right w:w="90" w:type="dxa"/>
-            </w:tcMar>
             <w:vAlign w:val="center"/>
           </w:tcPr>
           <w:p>
@@ -5844,12 +5312,6 @@
               <w:right w:val="single" w:sz="6" w:space="0" w:color="1F3864"/>
             </w:tcBorders>
             <w:shd w:val="clear" w:color="auto" w:fill="D9E2F3"/>
-            <w:tcMar>
-              <w:top w:w="50" w:type="dxa"/>
-              <w:left w:w="90" w:type="dxa"/>
-              <w:bottom w:w="50" w:type="dxa"/>
-              <w:right w:w="90" w:type="dxa"/>
-            </w:tcMar>
             <w:vAlign w:val="center"/>
           </w:tcPr>
           <w:p>
@@ -5898,12 +5360,6 @@
               <w:right w:val="single" w:sz="6" w:space="0" w:color="1F3864"/>
             </w:tcBorders>
             <w:shd w:val="clear" w:color="auto" w:fill="4472C4"/>
-            <w:tcMar>
-              <w:top w:w="50" w:type="dxa"/>
-              <w:left w:w="90" w:type="dxa"/>
-              <w:bottom w:w="50" w:type="dxa"/>
-              <w:right w:w="90" w:type="dxa"/>
-            </w:tcMar>
             <w:vAlign w:val="center"/>
           </w:tcPr>
           <w:p>
@@ -5944,12 +5400,6 @@
               <w:right w:val="single" w:sz="6" w:space="0" w:color="1F3864"/>
             </w:tcBorders>
             <w:shd w:val="clear" w:color="auto" w:fill="4472C4"/>
-            <w:tcMar>
-              <w:top w:w="50" w:type="dxa"/>
-              <w:left w:w="90" w:type="dxa"/>
-              <w:bottom w:w="50" w:type="dxa"/>
-              <w:right w:w="90" w:type="dxa"/>
-            </w:tcMar>
             <w:vAlign w:val="center"/>
           </w:tcPr>
           <w:p>
@@ -5990,12 +5440,6 @@
               <w:right w:val="single" w:sz="6" w:space="0" w:color="1F3864"/>
             </w:tcBorders>
             <w:shd w:val="clear" w:color="auto" w:fill="4472C4"/>
-            <w:tcMar>
-              <w:top w:w="50" w:type="dxa"/>
-              <w:left w:w="90" w:type="dxa"/>
-              <w:bottom w:w="50" w:type="dxa"/>
-              <w:right w:w="90" w:type="dxa"/>
-            </w:tcMar>
             <w:vAlign w:val="center"/>
           </w:tcPr>
           <w:p>
@@ -6040,12 +5484,6 @@
               <w:right w:val="single" w:sz="6" w:space="0" w:color="1F3864"/>
             </w:tcBorders>
             <w:shd w:val="clear" w:color="auto" w:fill="D9E2F3"/>
-            <w:tcMar>
-              <w:top w:w="50" w:type="dxa"/>
-              <w:left w:w="90" w:type="dxa"/>
-              <w:bottom w:w="50" w:type="dxa"/>
-              <w:right w:w="90" w:type="dxa"/>
-            </w:tcMar>
             <w:vAlign w:val="center"/>
           </w:tcPr>
           <w:p>
@@ -6078,12 +5516,6 @@
               <w:right w:val="single" w:sz="6" w:space="0" w:color="1F3864"/>
             </w:tcBorders>
             <w:shd w:val="clear" w:color="auto" w:fill="D9E2F3"/>
-            <w:tcMar>
-              <w:top w:w="50" w:type="dxa"/>
-              <w:left w:w="90" w:type="dxa"/>
-              <w:bottom w:w="50" w:type="dxa"/>
-              <w:right w:w="90" w:type="dxa"/>
-            </w:tcMar>
             <w:vAlign w:val="center"/>
           </w:tcPr>
           <w:p>
@@ -6116,12 +5548,6 @@
               <w:right w:val="single" w:sz="6" w:space="0" w:color="1F3864"/>
             </w:tcBorders>
             <w:shd w:val="clear" w:color="auto" w:fill="D9E2F3"/>
-            <w:tcMar>
-              <w:top w:w="50" w:type="dxa"/>
-              <w:left w:w="90" w:type="dxa"/>
-              <w:bottom w:w="50" w:type="dxa"/>
-              <w:right w:w="90" w:type="dxa"/>
-            </w:tcMar>
             <w:vAlign w:val="center"/>
           </w:tcPr>
           <w:p>
@@ -6191,12 +5617,6 @@
               <w:right w:val="single" w:sz="6" w:space="0" w:color="1F3864"/>
             </w:tcBorders>
             <w:shd w:val="clear" w:color="auto" w:fill="D9E2F3"/>
-            <w:tcMar>
-              <w:top w:w="50" w:type="dxa"/>
-              <w:left w:w="90" w:type="dxa"/>
-              <w:bottom w:w="50" w:type="dxa"/>
-              <w:right w:w="90" w:type="dxa"/>
-            </w:tcMar>
             <w:vAlign w:val="center"/>
           </w:tcPr>
           <w:p>
@@ -6229,12 +5649,6 @@
               <w:right w:val="single" w:sz="6" w:space="0" w:color="1F3864"/>
             </w:tcBorders>
             <w:shd w:val="clear" w:color="auto" w:fill="D9E2F3"/>
-            <w:tcMar>
-              <w:top w:w="50" w:type="dxa"/>
-              <w:left w:w="90" w:type="dxa"/>
-              <w:bottom w:w="50" w:type="dxa"/>
-              <w:right w:w="90" w:type="dxa"/>
-            </w:tcMar>
             <w:vAlign w:val="center"/>
           </w:tcPr>
           <w:p>
@@ -6281,12 +5695,6 @@
               <w:right w:val="single" w:sz="6" w:space="0" w:color="1F3864"/>
             </w:tcBorders>
             <w:shd w:val="clear" w:color="auto" w:fill="D9E2F3"/>
-            <w:tcMar>
-              <w:top w:w="50" w:type="dxa"/>
-              <w:left w:w="90" w:type="dxa"/>
-              <w:bottom w:w="50" w:type="dxa"/>
-              <w:right w:w="90" w:type="dxa"/>
-            </w:tcMar>
             <w:vAlign w:val="center"/>
           </w:tcPr>
           <w:p>
@@ -6319,12 +5727,6 @@
               <w:right w:val="single" w:sz="6" w:space="0" w:color="1F3864"/>
             </w:tcBorders>
             <w:shd w:val="clear" w:color="auto" w:fill="D9E2F3"/>
-            <w:tcMar>
-              <w:top w:w="50" w:type="dxa"/>
-              <w:left w:w="90" w:type="dxa"/>
-              <w:bottom w:w="50" w:type="dxa"/>
-              <w:right w:w="90" w:type="dxa"/>
-            </w:tcMar>
             <w:vAlign w:val="center"/>
           </w:tcPr>
           <w:p>
@@ -6357,12 +5759,6 @@
               <w:right w:val="single" w:sz="6" w:space="0" w:color="1F3864"/>
             </w:tcBorders>
             <w:shd w:val="clear" w:color="auto" w:fill="D9E2F3"/>
-            <w:tcMar>
-              <w:top w:w="50" w:type="dxa"/>
-              <w:left w:w="90" w:type="dxa"/>
-              <w:bottom w:w="50" w:type="dxa"/>
-              <w:right w:w="90" w:type="dxa"/>
-            </w:tcMar>
             <w:vAlign w:val="center"/>
           </w:tcPr>
           <w:p>
@@ -6432,12 +5828,6 @@
               <w:right w:val="single" w:sz="6" w:space="0" w:color="1F3864"/>
             </w:tcBorders>
             <w:shd w:val="clear" w:color="auto" w:fill="D9E2F3"/>
-            <w:tcMar>
-              <w:top w:w="50" w:type="dxa"/>
-              <w:left w:w="90" w:type="dxa"/>
-              <w:bottom w:w="50" w:type="dxa"/>
-              <w:right w:w="90" w:type="dxa"/>
-            </w:tcMar>
             <w:vAlign w:val="center"/>
           </w:tcPr>
           <w:p>
@@ -6470,12 +5860,6 @@
               <w:right w:val="single" w:sz="6" w:space="0" w:color="1F3864"/>
             </w:tcBorders>
             <w:shd w:val="clear" w:color="auto" w:fill="D9E2F3"/>
-            <w:tcMar>
-              <w:top w:w="50" w:type="dxa"/>
-              <w:left w:w="90" w:type="dxa"/>
-              <w:bottom w:w="50" w:type="dxa"/>
-              <w:right w:w="90" w:type="dxa"/>
-            </w:tcMar>
             <w:vAlign w:val="center"/>
           </w:tcPr>
           <w:p>
@@ -6520,12 +5904,6 @@
               <w:right w:val="single" w:sz="6" w:space="0" w:color="1F3864"/>
             </w:tcBorders>
             <w:shd w:val="clear" w:color="auto" w:fill="4472C4"/>
-            <w:tcMar>
-              <w:top w:w="50" w:type="dxa"/>
-              <w:left w:w="90" w:type="dxa"/>
-              <w:bottom w:w="50" w:type="dxa"/>
-              <w:right w:w="90" w:type="dxa"/>
-            </w:tcMar>
             <w:vAlign w:val="center"/>
           </w:tcPr>
           <w:p>
@@ -6568,12 +5946,6 @@
               <w:right w:val="single" w:sz="6" w:space="0" w:color="1F3864"/>
             </w:tcBorders>
             <w:shd w:val="clear" w:color="auto" w:fill="4472C4"/>
-            <w:tcMar>
-              <w:top w:w="50" w:type="dxa"/>
-              <w:left w:w="90" w:type="dxa"/>
-              <w:bottom w:w="50" w:type="dxa"/>
-              <w:right w:w="90" w:type="dxa"/>
-            </w:tcMar>
             <w:vAlign w:val="center"/>
           </w:tcPr>
           <w:p>
@@ -6613,12 +5985,6 @@
               <w:right w:val="single" w:sz="6" w:space="0" w:color="1F3864"/>
             </w:tcBorders>
             <w:shd w:val="clear" w:color="auto" w:fill="D9E2F3"/>
-            <w:tcMar>
-              <w:top w:w="50" w:type="dxa"/>
-              <w:left w:w="90" w:type="dxa"/>
-              <w:bottom w:w="50" w:type="dxa"/>
-              <w:right w:w="90" w:type="dxa"/>
-            </w:tcMar>
             <w:vAlign w:val="center"/>
           </w:tcPr>
           <w:p>
@@ -6677,12 +6043,6 @@
               <w:right w:val="single" w:sz="6" w:space="0" w:color="1F3864"/>
             </w:tcBorders>
             <w:shd w:val="clear" w:color="auto" w:fill="4472C4"/>
-            <w:tcMar>
-              <w:top w:w="50" w:type="dxa"/>
-              <w:left w:w="90" w:type="dxa"/>
-              <w:bottom w:w="50" w:type="dxa"/>
-              <w:right w:w="90" w:type="dxa"/>
-            </w:tcMar>
             <w:vAlign w:val="center"/>
           </w:tcPr>
           <w:p>
@@ -6724,12 +6084,6 @@
               <w:right w:val="single" w:sz="6" w:space="0" w:color="1F3864"/>
             </w:tcBorders>
             <w:shd w:val="clear" w:color="auto" w:fill="D9E2F3"/>
-            <w:tcMar>
-              <w:top w:w="50" w:type="dxa"/>
-              <w:left w:w="90" w:type="dxa"/>
-              <w:bottom w:w="50" w:type="dxa"/>
-              <w:right w:w="90" w:type="dxa"/>
-            </w:tcMar>
             <w:vAlign w:val="center"/>
           </w:tcPr>
           <w:p>
@@ -6798,12 +6152,6 @@
               <w:right w:val="single" w:sz="6" w:space="0" w:color="1F3864"/>
             </w:tcBorders>
             <w:shd w:val="clear" w:color="auto" w:fill="D9E2F3"/>
-            <w:tcMar>
-              <w:top w:w="50" w:type="dxa"/>
-              <w:left w:w="90" w:type="dxa"/>
-              <w:bottom w:w="50" w:type="dxa"/>
-              <w:right w:w="90" w:type="dxa"/>
-            </w:tcMar>
             <w:vAlign w:val="center"/>
           </w:tcPr>
           <w:p>
@@ -7141,12 +6489,6 @@
               <w:right w:val="single" w:sz="6" w:space="0" w:color="1F3864"/>
             </w:tcBorders>
             <w:shd w:val="clear" w:color="auto" w:fill="D9E2F3"/>
-            <w:tcMar>
-              <w:top w:w="50" w:type="dxa"/>
-              <w:left w:w="90" w:type="dxa"/>
-              <w:bottom w:w="50" w:type="dxa"/>
-              <w:right w:w="90" w:type="dxa"/>
-            </w:tcMar>
             <w:vAlign w:val="center"/>
           </w:tcPr>
           <w:p>
@@ -7211,12 +6553,6 @@
               <w:right w:val="single" w:sz="6" w:space="0" w:color="1F3864"/>
             </w:tcBorders>
             <w:shd w:val="clear" w:color="auto" w:fill="D9E2F3"/>
-            <w:tcMar>
-              <w:top w:w="50" w:type="dxa"/>
-              <w:left w:w="90" w:type="dxa"/>
-              <w:bottom w:w="50" w:type="dxa"/>
-              <w:right w:w="90" w:type="dxa"/>
-            </w:tcMar>
             <w:vAlign w:val="center"/>
           </w:tcPr>
           <w:p>
@@ -7264,12 +6600,6 @@
               <w:right w:val="single" w:sz="6" w:space="0" w:color="1F3864"/>
             </w:tcBorders>
             <w:shd w:val="clear" w:color="auto" w:fill="4472C4"/>
-            <w:tcMar>
-              <w:top w:w="50" w:type="dxa"/>
-              <w:left w:w="90" w:type="dxa"/>
-              <w:bottom w:w="50" w:type="dxa"/>
-              <w:right w:w="90" w:type="dxa"/>
-            </w:tcMar>
             <w:vAlign w:val="center"/>
           </w:tcPr>
           <w:p>
@@ -7310,12 +6640,6 @@
               <w:right w:val="single" w:sz="6" w:space="0" w:color="1F3864"/>
             </w:tcBorders>
             <w:shd w:val="clear" w:color="auto" w:fill="4472C4"/>
-            <w:tcMar>
-              <w:top w:w="50" w:type="dxa"/>
-              <w:left w:w="90" w:type="dxa"/>
-              <w:bottom w:w="50" w:type="dxa"/>
-              <w:right w:w="90" w:type="dxa"/>
-            </w:tcMar>
             <w:vAlign w:val="center"/>
           </w:tcPr>
           <w:p>
@@ -7356,12 +6680,6 @@
               <w:right w:val="single" w:sz="6" w:space="0" w:color="1F3864"/>
             </w:tcBorders>
             <w:shd w:val="clear" w:color="auto" w:fill="4472C4"/>
-            <w:tcMar>
-              <w:top w:w="50" w:type="dxa"/>
-              <w:left w:w="90" w:type="dxa"/>
-              <w:bottom w:w="50" w:type="dxa"/>
-              <w:right w:w="90" w:type="dxa"/>
-            </w:tcMar>
             <w:vAlign w:val="center"/>
           </w:tcPr>
           <w:p>
@@ -7406,12 +6724,6 @@
               <w:right w:val="single" w:sz="6" w:space="0" w:color="1F3864"/>
             </w:tcBorders>
             <w:shd w:val="clear" w:color="auto" w:fill="D9E2F3"/>
-            <w:tcMar>
-              <w:top w:w="50" w:type="dxa"/>
-              <w:left w:w="90" w:type="dxa"/>
-              <w:bottom w:w="50" w:type="dxa"/>
-              <w:right w:w="90" w:type="dxa"/>
-            </w:tcMar>
             <w:vAlign w:val="center"/>
           </w:tcPr>
           <w:p>
@@ -7444,12 +6756,6 @@
               <w:right w:val="single" w:sz="6" w:space="0" w:color="1F3864"/>
             </w:tcBorders>
             <w:shd w:val="clear" w:color="auto" w:fill="D9E2F3"/>
-            <w:tcMar>
-              <w:top w:w="50" w:type="dxa"/>
-              <w:left w:w="90" w:type="dxa"/>
-              <w:bottom w:w="50" w:type="dxa"/>
-              <w:right w:w="90" w:type="dxa"/>
-            </w:tcMar>
             <w:vAlign w:val="center"/>
           </w:tcPr>
           <w:p>
@@ -7482,12 +6788,6 @@
               <w:right w:val="single" w:sz="6" w:space="0" w:color="1F3864"/>
             </w:tcBorders>
             <w:shd w:val="clear" w:color="auto" w:fill="D9E2F3"/>
-            <w:tcMar>
-              <w:top w:w="50" w:type="dxa"/>
-              <w:left w:w="90" w:type="dxa"/>
-              <w:bottom w:w="50" w:type="dxa"/>
-              <w:right w:w="90" w:type="dxa"/>
-            </w:tcMar>
             <w:vAlign w:val="center"/>
           </w:tcPr>
           <w:p>
@@ -7557,12 +6857,6 @@
               <w:right w:val="single" w:sz="6" w:space="0" w:color="1F3864"/>
             </w:tcBorders>
             <w:shd w:val="clear" w:color="auto" w:fill="D9E2F3"/>
-            <w:tcMar>
-              <w:top w:w="50" w:type="dxa"/>
-              <w:left w:w="90" w:type="dxa"/>
-              <w:bottom w:w="50" w:type="dxa"/>
-              <w:right w:w="90" w:type="dxa"/>
-            </w:tcMar>
             <w:vAlign w:val="center"/>
           </w:tcPr>
           <w:p>
@@ -7595,12 +6889,6 @@
               <w:right w:val="single" w:sz="6" w:space="0" w:color="1F3864"/>
             </w:tcBorders>
             <w:shd w:val="clear" w:color="auto" w:fill="D9E2F3"/>
-            <w:tcMar>
-              <w:top w:w="50" w:type="dxa"/>
-              <w:left w:w="90" w:type="dxa"/>
-              <w:bottom w:w="50" w:type="dxa"/>
-              <w:right w:w="90" w:type="dxa"/>
-            </w:tcMar>
             <w:vAlign w:val="center"/>
           </w:tcPr>
           <w:p>
@@ -7647,12 +6935,6 @@
               <w:right w:val="single" w:sz="6" w:space="0" w:color="1F3864"/>
             </w:tcBorders>
             <w:shd w:val="clear" w:color="auto" w:fill="D9E2F3"/>
-            <w:tcMar>
-              <w:top w:w="50" w:type="dxa"/>
-              <w:left w:w="90" w:type="dxa"/>
-              <w:bottom w:w="50" w:type="dxa"/>
-              <w:right w:w="90" w:type="dxa"/>
-            </w:tcMar>
             <w:vAlign w:val="center"/>
           </w:tcPr>
           <w:p>
@@ -7685,12 +6967,6 @@
               <w:right w:val="single" w:sz="6" w:space="0" w:color="1F3864"/>
             </w:tcBorders>
             <w:shd w:val="clear" w:color="auto" w:fill="D9E2F3"/>
-            <w:tcMar>
-              <w:top w:w="50" w:type="dxa"/>
-              <w:left w:w="90" w:type="dxa"/>
-              <w:bottom w:w="50" w:type="dxa"/>
-              <w:right w:w="90" w:type="dxa"/>
-            </w:tcMar>
             <w:vAlign w:val="center"/>
           </w:tcPr>
           <w:p>
@@ -7723,12 +6999,6 @@
               <w:right w:val="single" w:sz="6" w:space="0" w:color="1F3864"/>
             </w:tcBorders>
             <w:shd w:val="clear" w:color="auto" w:fill="D9E2F3"/>
-            <w:tcMar>
-              <w:top w:w="50" w:type="dxa"/>
-              <w:left w:w="90" w:type="dxa"/>
-              <w:bottom w:w="50" w:type="dxa"/>
-              <w:right w:w="90" w:type="dxa"/>
-            </w:tcMar>
             <w:vAlign w:val="center"/>
           </w:tcPr>
           <w:p>
@@ -7798,12 +7068,6 @@
               <w:right w:val="single" w:sz="6" w:space="0" w:color="1F3864"/>
             </w:tcBorders>
             <w:shd w:val="clear" w:color="auto" w:fill="D9E2F3"/>
-            <w:tcMar>
-              <w:top w:w="50" w:type="dxa"/>
-              <w:left w:w="90" w:type="dxa"/>
-              <w:bottom w:w="50" w:type="dxa"/>
-              <w:right w:w="90" w:type="dxa"/>
-            </w:tcMar>
             <w:vAlign w:val="center"/>
           </w:tcPr>
           <w:p>
@@ -7854,12 +7118,6 @@
               <w:right w:val="single" w:sz="6" w:space="0" w:color="1F3864"/>
             </w:tcBorders>
             <w:shd w:val="clear" w:color="auto" w:fill="D9E2F3"/>
-            <w:tcMar>
-              <w:top w:w="50" w:type="dxa"/>
-              <w:left w:w="90" w:type="dxa"/>
-              <w:bottom w:w="50" w:type="dxa"/>
-              <w:right w:w="90" w:type="dxa"/>
-            </w:tcMar>
             <w:vAlign w:val="center"/>
           </w:tcPr>
           <w:p>
@@ -7904,12 +7162,6 @@
               <w:right w:val="single" w:sz="6" w:space="0" w:color="1F3864"/>
             </w:tcBorders>
             <w:shd w:val="clear" w:color="auto" w:fill="4472C4"/>
-            <w:tcMar>
-              <w:top w:w="50" w:type="dxa"/>
-              <w:left w:w="90" w:type="dxa"/>
-              <w:bottom w:w="50" w:type="dxa"/>
-              <w:right w:w="90" w:type="dxa"/>
-            </w:tcMar>
             <w:vAlign w:val="center"/>
           </w:tcPr>
           <w:p>
@@ -7953,12 +7205,6 @@
               <w:right w:val="single" w:sz="6" w:space="0" w:color="1F3864"/>
             </w:tcBorders>
             <w:shd w:val="clear" w:color="auto" w:fill="4472C4"/>
-            <w:tcMar>
-              <w:top w:w="50" w:type="dxa"/>
-              <w:left w:w="90" w:type="dxa"/>
-              <w:bottom w:w="50" w:type="dxa"/>
-              <w:right w:w="90" w:type="dxa"/>
-            </w:tcMar>
             <w:vAlign w:val="center"/>
           </w:tcPr>
           <w:p>
@@ -7998,12 +7244,6 @@
               <w:right w:val="single" w:sz="6" w:space="0" w:color="1F3864"/>
             </w:tcBorders>
             <w:shd w:val="clear" w:color="auto" w:fill="D9E2F3"/>
-            <w:tcMar>
-              <w:top w:w="50" w:type="dxa"/>
-              <w:left w:w="90" w:type="dxa"/>
-              <w:bottom w:w="50" w:type="dxa"/>
-              <w:right w:w="90" w:type="dxa"/>
-            </w:tcMar>
             <w:vAlign w:val="center"/>
           </w:tcPr>
           <w:p>
@@ -8062,12 +7302,6 @@
               <w:right w:val="single" w:sz="6" w:space="0" w:color="1F3864"/>
             </w:tcBorders>
             <w:shd w:val="clear" w:color="auto" w:fill="4472C4"/>
-            <w:tcMar>
-              <w:top w:w="50" w:type="dxa"/>
-              <w:left w:w="90" w:type="dxa"/>
-              <w:bottom w:w="50" w:type="dxa"/>
-              <w:right w:w="90" w:type="dxa"/>
-            </w:tcMar>
             <w:vAlign w:val="center"/>
           </w:tcPr>
           <w:p>
@@ -8109,12 +7343,6 @@
               <w:right w:val="single" w:sz="6" w:space="0" w:color="1F3864"/>
             </w:tcBorders>
             <w:shd w:val="clear" w:color="auto" w:fill="D9E2F3"/>
-            <w:tcMar>
-              <w:top w:w="50" w:type="dxa"/>
-              <w:left w:w="90" w:type="dxa"/>
-              <w:bottom w:w="50" w:type="dxa"/>
-              <w:right w:w="90" w:type="dxa"/>
-            </w:tcMar>
             <w:vAlign w:val="center"/>
           </w:tcPr>
           <w:p>
@@ -8165,12 +7393,6 @@
               <w:right w:val="single" w:sz="6" w:space="0" w:color="1F3864"/>
             </w:tcBorders>
             <w:shd w:val="clear" w:color="auto" w:fill="D9E2F3"/>
-            <w:tcMar>
-              <w:top w:w="50" w:type="dxa"/>
-              <w:left w:w="90" w:type="dxa"/>
-              <w:bottom w:w="50" w:type="dxa"/>
-              <w:right w:w="90" w:type="dxa"/>
-            </w:tcMar>
             <w:vAlign w:val="center"/>
           </w:tcPr>
           <w:p>
@@ -8428,12 +7650,6 @@
               <w:right w:val="single" w:sz="6" w:space="0" w:color="1F3864"/>
             </w:tcBorders>
             <w:shd w:val="clear" w:color="auto" w:fill="D9E2F3"/>
-            <w:tcMar>
-              <w:top w:w="50" w:type="dxa"/>
-              <w:left w:w="90" w:type="dxa"/>
-              <w:bottom w:w="50" w:type="dxa"/>
-              <w:right w:w="90" w:type="dxa"/>
-            </w:tcMar>
             <w:vAlign w:val="center"/>
           </w:tcPr>
           <w:p>
@@ -8484,6 +7700,58 @@
           </w:p>
         </w:tc>
       </w:tr>
+    </w:tbl>
+    <w:p>
+      <w:pPr>
+        <w:spacing w:before="0" w:after="0" w:line="240" w:lineRule="auto"/>
+        <w:rPr>
+          <w:sz w:val="18"/>
+          <w:szCs w:val="18"/>
+        </w:rPr>
+      </w:pPr>
+    </w:p>
+    <w:tbl>
+      <w:tblPr>
+        <w:tblW w:w="9405" w:type="dxa"/>
+        <w:jc w:val="center"/>
+        <w:tblBorders>
+          <w:top w:val="single" w:sz="6" w:space="0" w:color="1F3864"/>
+          <w:left w:val="single" w:sz="6" w:space="0" w:color="1F3864"/>
+          <w:bottom w:val="single" w:sz="6" w:space="0" w:color="1F3864"/>
+          <w:right w:val="single" w:sz="6" w:space="0" w:color="1F3864"/>
+          <w:insideH w:val="single" w:sz="6" w:space="0" w:color="1F3864"/>
+          <w:insideV w:val="single" w:sz="6" w:space="0" w:color="1F3864"/>
+        </w:tblBorders>
+        <w:tblLayout w:type="fixed"/>
+        <w:tblCellMar>
+          <w:top w:w="40" w:type="dxa"/>
+          <w:left w:w="90" w:type="dxa"/>
+          <w:bottom w:w="40" w:type="dxa"/>
+          <w:right w:w="90" w:type="dxa"/>
+        </w:tblCellMar>
+        <w:tblLook w:val="0000" w:firstRow="0" w:lastRow="0" w:firstColumn="0" w:lastColumn="0" w:noHBand="0" w:noVBand="0"/>
+      </w:tblPr>
+      <w:tblGrid>
+        <w:gridCol w:w="1251"/>
+        <w:gridCol w:w="416"/>
+        <w:gridCol w:w="417"/>
+        <w:gridCol w:w="417"/>
+        <w:gridCol w:w="834"/>
+        <w:gridCol w:w="365"/>
+        <w:gridCol w:w="52"/>
+        <w:gridCol w:w="232"/>
+        <w:gridCol w:w="834"/>
+        <w:gridCol w:w="828"/>
+        <w:gridCol w:w="6"/>
+        <w:gridCol w:w="137"/>
+        <w:gridCol w:w="417"/>
+        <w:gridCol w:w="417"/>
+        <w:gridCol w:w="417"/>
+        <w:gridCol w:w="319"/>
+        <w:gridCol w:w="6"/>
+        <w:gridCol w:w="91"/>
+        <w:gridCol w:w="1941"/>
+      </w:tblGrid>
       <w:tr>
         <w:tc>
           <w:tcPr>
@@ -8496,12 +7764,6 @@
               <w:right w:val="single" w:sz="6" w:space="0" w:color="1F3864"/>
             </w:tcBorders>
             <w:shd w:val="clear" w:color="auto" w:fill="4472C4"/>
-            <w:tcMar>
-              <w:top w:w="50" w:type="dxa"/>
-              <w:left w:w="90" w:type="dxa"/>
-              <w:bottom w:w="50" w:type="dxa"/>
-              <w:right w:w="90" w:type="dxa"/>
-            </w:tcMar>
             <w:vAlign w:val="center"/>
           </w:tcPr>
           <w:p>
@@ -8544,12 +7806,6 @@
               <w:right w:val="single" w:sz="6" w:space="0" w:color="1F3864"/>
             </w:tcBorders>
             <w:shd w:val="clear" w:color="auto" w:fill="4472C4"/>
-            <w:tcMar>
-              <w:top w:w="50" w:type="dxa"/>
-              <w:left w:w="90" w:type="dxa"/>
-              <w:bottom w:w="50" w:type="dxa"/>
-              <w:right w:w="90" w:type="dxa"/>
-            </w:tcMar>
             <w:vAlign w:val="center"/>
           </w:tcPr>
           <w:p>
@@ -8590,12 +7846,6 @@
               <w:right w:val="single" w:sz="6" w:space="0" w:color="1F3864"/>
             </w:tcBorders>
             <w:shd w:val="clear" w:color="auto" w:fill="4472C4"/>
-            <w:tcMar>
-              <w:top w:w="50" w:type="dxa"/>
-              <w:left w:w="90" w:type="dxa"/>
-              <w:bottom w:w="50" w:type="dxa"/>
-              <w:right w:w="90" w:type="dxa"/>
-            </w:tcMar>
             <w:vAlign w:val="center"/>
           </w:tcPr>
           <w:p>
@@ -8636,12 +7886,6 @@
               <w:right w:val="single" w:sz="6" w:space="0" w:color="1F3864"/>
             </w:tcBorders>
             <w:shd w:val="clear" w:color="auto" w:fill="4472C4"/>
-            <w:tcMar>
-              <w:top w:w="50" w:type="dxa"/>
-              <w:left w:w="90" w:type="dxa"/>
-              <w:bottom w:w="50" w:type="dxa"/>
-              <w:right w:w="90" w:type="dxa"/>
-            </w:tcMar>
             <w:vAlign w:val="center"/>
           </w:tcPr>
           <w:p>
@@ -8697,12 +7941,6 @@
               <w:right w:val="single" w:sz="6" w:space="0" w:color="1F3864"/>
             </w:tcBorders>
             <w:shd w:val="clear" w:color="auto" w:fill="4472C4"/>
-            <w:tcMar>
-              <w:top w:w="50" w:type="dxa"/>
-              <w:left w:w="90" w:type="dxa"/>
-              <w:bottom w:w="50" w:type="dxa"/>
-              <w:right w:w="90" w:type="dxa"/>
-            </w:tcMar>
             <w:vAlign w:val="center"/>
           </w:tcPr>
           <w:p>
@@ -8742,12 +7980,6 @@
               <w:right w:val="single" w:sz="6" w:space="0" w:color="1F3864"/>
             </w:tcBorders>
             <w:shd w:val="clear" w:color="auto" w:fill="4472C4"/>
-            <w:tcMar>
-              <w:top w:w="50" w:type="dxa"/>
-              <w:left w:w="90" w:type="dxa"/>
-              <w:bottom w:w="50" w:type="dxa"/>
-              <w:right w:w="90" w:type="dxa"/>
-            </w:tcMar>
             <w:vAlign w:val="center"/>
           </w:tcPr>
           <w:p>
@@ -8790,12 +8022,6 @@
               <w:right w:val="single" w:sz="6" w:space="0" w:color="1F3864"/>
             </w:tcBorders>
             <w:shd w:val="clear" w:color="auto" w:fill="D9E2F3"/>
-            <w:tcMar>
-              <w:top w:w="50" w:type="dxa"/>
-              <w:left w:w="90" w:type="dxa"/>
-              <w:bottom w:w="50" w:type="dxa"/>
-              <w:right w:w="90" w:type="dxa"/>
-            </w:tcMar>
             <w:vAlign w:val="center"/>
           </w:tcPr>
           <w:p>
@@ -8914,12 +8140,6 @@
               <w:right w:val="single" w:sz="6" w:space="0" w:color="1F3864"/>
             </w:tcBorders>
             <w:shd w:val="clear" w:color="auto" w:fill="D9E2F3"/>
-            <w:tcMar>
-              <w:top w:w="50" w:type="dxa"/>
-              <w:left w:w="90" w:type="dxa"/>
-              <w:bottom w:w="50" w:type="dxa"/>
-              <w:right w:w="90" w:type="dxa"/>
-            </w:tcMar>
             <w:vAlign w:val="center"/>
           </w:tcPr>
           <w:p>
@@ -9012,12 +8232,6 @@
               <w:right w:val="single" w:sz="6" w:space="0" w:color="1F3864"/>
             </w:tcBorders>
             <w:shd w:val="clear" w:color="auto" w:fill="D9E2F3"/>
-            <w:tcMar>
-              <w:top w:w="50" w:type="dxa"/>
-              <w:left w:w="90" w:type="dxa"/>
-              <w:bottom w:w="50" w:type="dxa"/>
-              <w:right w:w="90" w:type="dxa"/>
-            </w:tcMar>
             <w:vAlign w:val="center"/>
           </w:tcPr>
           <w:p>
@@ -9118,12 +8332,6 @@
               <w:right w:val="single" w:sz="6" w:space="0" w:color="1F3864"/>
             </w:tcBorders>
             <w:shd w:val="clear" w:color="auto" w:fill="D9E2F3"/>
-            <w:tcMar>
-              <w:top w:w="50" w:type="dxa"/>
-              <w:left w:w="90" w:type="dxa"/>
-              <w:bottom w:w="50" w:type="dxa"/>
-              <w:right w:w="90" w:type="dxa"/>
-            </w:tcMar>
             <w:vAlign w:val="center"/>
           </w:tcPr>
           <w:p>
@@ -9223,12 +8431,6 @@
               <w:right w:val="single" w:sz="6" w:space="0" w:color="1F3864"/>
             </w:tcBorders>
             <w:shd w:val="clear" w:color="auto" w:fill="D9E2F3"/>
-            <w:tcMar>
-              <w:top w:w="50" w:type="dxa"/>
-              <w:left w:w="90" w:type="dxa"/>
-              <w:bottom w:w="50" w:type="dxa"/>
-              <w:right w:w="90" w:type="dxa"/>
-            </w:tcMar>
             <w:vAlign w:val="center"/>
           </w:tcPr>
           <w:p>
@@ -9338,6 +8540,58 @@
           </w:p>
         </w:tc>
       </w:tr>
+    </w:tbl>
+    <w:p>
+      <w:pPr>
+        <w:spacing w:before="0" w:after="0" w:line="240" w:lineRule="auto"/>
+        <w:rPr>
+          <w:sz w:val="18"/>
+          <w:szCs w:val="18"/>
+        </w:rPr>
+      </w:pPr>
+    </w:p>
+    <w:tbl>
+      <w:tblPr>
+        <w:tblW w:w="9405" w:type="dxa"/>
+        <w:jc w:val="center"/>
+        <w:tblBorders>
+          <w:top w:val="single" w:sz="6" w:space="0" w:color="1F3864"/>
+          <w:left w:val="single" w:sz="6" w:space="0" w:color="1F3864"/>
+          <w:bottom w:val="single" w:sz="6" w:space="0" w:color="1F3864"/>
+          <w:right w:val="single" w:sz="6" w:space="0" w:color="1F3864"/>
+          <w:insideH w:val="single" w:sz="6" w:space="0" w:color="1F3864"/>
+          <w:insideV w:val="single" w:sz="6" w:space="0" w:color="1F3864"/>
+        </w:tblBorders>
+        <w:tblLayout w:type="fixed"/>
+        <w:tblCellMar>
+          <w:top w:w="40" w:type="dxa"/>
+          <w:left w:w="90" w:type="dxa"/>
+          <w:bottom w:w="40" w:type="dxa"/>
+          <w:right w:w="90" w:type="dxa"/>
+        </w:tblCellMar>
+        <w:tblLook w:val="0000" w:firstRow="0" w:lastRow="0" w:firstColumn="0" w:lastColumn="0" w:noHBand="0" w:noVBand="0"/>
+      </w:tblPr>
+      <w:tblGrid>
+        <w:gridCol w:w="1251"/>
+        <w:gridCol w:w="416"/>
+        <w:gridCol w:w="417"/>
+        <w:gridCol w:w="417"/>
+        <w:gridCol w:w="834"/>
+        <w:gridCol w:w="365"/>
+        <w:gridCol w:w="52"/>
+        <w:gridCol w:w="232"/>
+        <w:gridCol w:w="834"/>
+        <w:gridCol w:w="828"/>
+        <w:gridCol w:w="6"/>
+        <w:gridCol w:w="137"/>
+        <w:gridCol w:w="417"/>
+        <w:gridCol w:w="417"/>
+        <w:gridCol w:w="417"/>
+        <w:gridCol w:w="319"/>
+        <w:gridCol w:w="6"/>
+        <w:gridCol w:w="91"/>
+        <w:gridCol w:w="1941"/>
+      </w:tblGrid>
       <w:tr>
         <w:tc>
           <w:tcPr>
@@ -9350,12 +8604,6 @@
               <w:right w:val="single" w:sz="6" w:space="0" w:color="1F3864"/>
             </w:tcBorders>
             <w:shd w:val="clear" w:color="auto" w:fill="4472C4"/>
-            <w:tcMar>
-              <w:top w:w="50" w:type="dxa"/>
-              <w:left w:w="90" w:type="dxa"/>
-              <w:bottom w:w="50" w:type="dxa"/>
-              <w:right w:w="90" w:type="dxa"/>
-            </w:tcMar>
             <w:vAlign w:val="center"/>
           </w:tcPr>
           <w:p>
@@ -9396,12 +8644,6 @@
               <w:right w:val="single" w:sz="6" w:space="0" w:color="1F3864"/>
             </w:tcBorders>
             <w:shd w:val="clear" w:color="auto" w:fill="D9E2F3"/>
-            <w:tcMar>
-              <w:top w:w="50" w:type="dxa"/>
-              <w:left w:w="90" w:type="dxa"/>
-              <w:bottom w:w="50" w:type="dxa"/>
-              <w:right w:w="90" w:type="dxa"/>
-            </w:tcMar>
             <w:vAlign w:val="center"/>
           </w:tcPr>
           <w:p>
@@ -9579,12 +8821,6 @@
               <w:right w:val="single" w:sz="6" w:space="0" w:color="1F3864"/>
             </w:tcBorders>
             <w:shd w:val="clear" w:color="auto" w:fill="4472C4"/>
-            <w:tcMar>
-              <w:top w:w="50" w:type="dxa"/>
-              <w:left w:w="90" w:type="dxa"/>
-              <w:bottom w:w="50" w:type="dxa"/>
-              <w:right w:w="90" w:type="dxa"/>
-            </w:tcMar>
             <w:vAlign w:val="center"/>
           </w:tcPr>
           <w:p>
@@ -9624,12 +8860,6 @@
               <w:right w:val="single" w:sz="6" w:space="0" w:color="1F3864"/>
             </w:tcBorders>
             <w:shd w:val="clear" w:color="auto" w:fill="D9E2F3"/>
-            <w:tcMar>
-              <w:top w:w="50" w:type="dxa"/>
-              <w:left w:w="90" w:type="dxa"/>
-              <w:bottom w:w="50" w:type="dxa"/>
-              <w:right w:w="90" w:type="dxa"/>
-            </w:tcMar>
             <w:vAlign w:val="center"/>
           </w:tcPr>
           <w:p>
@@ -9807,12 +9037,6 @@
               <w:right w:val="single" w:sz="6" w:space="0" w:color="1F3864"/>
             </w:tcBorders>
             <w:shd w:val="clear" w:color="auto" w:fill="4472C4"/>
-            <w:tcMar>
-              <w:top w:w="50" w:type="dxa"/>
-              <w:left w:w="90" w:type="dxa"/>
-              <w:bottom w:w="50" w:type="dxa"/>
-              <w:right w:w="90" w:type="dxa"/>
-            </w:tcMar>
             <w:vAlign w:val="center"/>
           </w:tcPr>
           <w:p>
@@ -9852,12 +9076,6 @@
               <w:right w:val="single" w:sz="6" w:space="0" w:color="1F3864"/>
             </w:tcBorders>
             <w:shd w:val="clear" w:color="auto" w:fill="D9E2F3"/>
-            <w:tcMar>
-              <w:top w:w="50" w:type="dxa"/>
-              <w:left w:w="90" w:type="dxa"/>
-              <w:bottom w:w="50" w:type="dxa"/>
-              <w:right w:w="90" w:type="dxa"/>
-            </w:tcMar>
             <w:vAlign w:val="center"/>
           </w:tcPr>
           <w:p>
@@ -9943,12 +9161,6 @@
               <w:right w:val="single" w:sz="6" w:space="0" w:color="1F3864"/>
             </w:tcBorders>
             <w:shd w:val="clear" w:color="auto" w:fill="4472C4"/>
-            <w:tcMar>
-              <w:top w:w="50" w:type="dxa"/>
-              <w:left w:w="90" w:type="dxa"/>
-              <w:bottom w:w="50" w:type="dxa"/>
-              <w:right w:w="90" w:type="dxa"/>
-            </w:tcMar>
             <w:vAlign w:val="center"/>
           </w:tcPr>
           <w:p>
@@ -9988,12 +9200,6 @@
               <w:right w:val="single" w:sz="6" w:space="0" w:color="1F3864"/>
             </w:tcBorders>
             <w:shd w:val="clear" w:color="auto" w:fill="D9E2F3"/>
-            <w:tcMar>
-              <w:top w:w="50" w:type="dxa"/>
-              <w:left w:w="90" w:type="dxa"/>
-              <w:bottom w:w="50" w:type="dxa"/>
-              <w:right w:w="90" w:type="dxa"/>
-            </w:tcMar>
             <w:vAlign w:val="center"/>
           </w:tcPr>
           <w:p>
@@ -10105,12 +9311,6 @@
               <w:right w:val="single" w:sz="6" w:space="0" w:color="1F3864"/>
             </w:tcBorders>
             <w:shd w:val="clear" w:color="auto" w:fill="4472C4"/>
-            <w:tcMar>
-              <w:top w:w="50" w:type="dxa"/>
-              <w:left w:w="90" w:type="dxa"/>
-              <w:bottom w:w="50" w:type="dxa"/>
-              <w:right w:w="90" w:type="dxa"/>
-            </w:tcMar>
             <w:vAlign w:val="center"/>
           </w:tcPr>
           <w:p>
@@ -10155,12 +9355,6 @@
               <w:right w:val="single" w:sz="6" w:space="0" w:color="1F3864"/>
             </w:tcBorders>
             <w:shd w:val="clear" w:color="auto" w:fill="D9E2F3"/>
-            <w:tcMar>
-              <w:top w:w="50" w:type="dxa"/>
-              <w:left w:w="90" w:type="dxa"/>
-              <w:bottom w:w="50" w:type="dxa"/>
-              <w:right w:w="90" w:type="dxa"/>
-            </w:tcMar>
             <w:vAlign w:val="center"/>
           </w:tcPr>
           <w:p>
@@ -10210,12 +9404,6 @@
               <w:right w:val="single" w:sz="6" w:space="0" w:color="1F3864"/>
             </w:tcBorders>
             <w:shd w:val="clear" w:color="auto" w:fill="4472C4"/>
-            <w:tcMar>
-              <w:top w:w="50" w:type="dxa"/>
-              <w:left w:w="90" w:type="dxa"/>
-              <w:bottom w:w="50" w:type="dxa"/>
-              <w:right w:w="90" w:type="dxa"/>
-            </w:tcMar>
             <w:vAlign w:val="center"/>
           </w:tcPr>
           <w:p>
@@ -10263,12 +9451,6 @@
               <w:right w:val="single" w:sz="6" w:space="0" w:color="1F3864"/>
             </w:tcBorders>
             <w:shd w:val="clear" w:color="auto" w:fill="D9E2F3"/>
-            <w:tcMar>
-              <w:top w:w="50" w:type="dxa"/>
-              <w:left w:w="90" w:type="dxa"/>
-              <w:bottom w:w="50" w:type="dxa"/>
-              <w:right w:w="90" w:type="dxa"/>
-            </w:tcMar>
             <w:vAlign w:val="center"/>
           </w:tcPr>
           <w:p>
@@ -10298,12 +9480,6 @@
               <w:right w:val="single" w:sz="6" w:space="0" w:color="1F3864"/>
             </w:tcBorders>
             <w:shd w:val="clear" w:color="auto" w:fill="4472C4"/>
-            <w:tcMar>
-              <w:top w:w="50" w:type="dxa"/>
-              <w:left w:w="90" w:type="dxa"/>
-              <w:bottom w:w="50" w:type="dxa"/>
-              <w:right w:w="90" w:type="dxa"/>
-            </w:tcMar>
             <w:vAlign w:val="center"/>
           </w:tcPr>
           <w:p>
@@ -10421,12 +9597,6 @@
               <w:right w:val="single" w:sz="6" w:space="0" w:color="1F3864"/>
             </w:tcBorders>
             <w:shd w:val="clear" w:color="auto" w:fill="4472C4"/>
-            <w:tcMar>
-              <w:top w:w="50" w:type="dxa"/>
-              <w:left w:w="90" w:type="dxa"/>
-              <w:bottom w:w="50" w:type="dxa"/>
-              <w:right w:w="90" w:type="dxa"/>
-            </w:tcMar>
             <w:vAlign w:val="center"/>
           </w:tcPr>
           <w:p>
@@ -10474,12 +9644,6 @@
               <w:right w:val="single" w:sz="6" w:space="0" w:color="1F3864"/>
             </w:tcBorders>
             <w:shd w:val="clear" w:color="auto" w:fill="D9E2F3"/>
-            <w:tcMar>
-              <w:top w:w="50" w:type="dxa"/>
-              <w:left w:w="90" w:type="dxa"/>
-              <w:bottom w:w="50" w:type="dxa"/>
-              <w:right w:w="90" w:type="dxa"/>
-            </w:tcMar>
             <w:vAlign w:val="center"/>
           </w:tcPr>
           <w:p>
@@ -10509,12 +9673,6 @@
               <w:right w:val="single" w:sz="6" w:space="0" w:color="1F3864"/>
             </w:tcBorders>
             <w:shd w:val="clear" w:color="auto" w:fill="D9E2F3"/>
-            <w:tcMar>
-              <w:top w:w="50" w:type="dxa"/>
-              <w:left w:w="90" w:type="dxa"/>
-              <w:bottom w:w="50" w:type="dxa"/>
-              <w:right w:w="90" w:type="dxa"/>
-            </w:tcMar>
             <w:vAlign w:val="center"/>
           </w:tcPr>
           <w:p>
@@ -10612,12 +9770,6 @@
               <w:right w:val="single" w:sz="6" w:space="0" w:color="1F3864"/>
             </w:tcBorders>
             <w:shd w:val="clear" w:color="auto" w:fill="D9E2F3"/>
-            <w:tcMar>
-              <w:top w:w="50" w:type="dxa"/>
-              <w:left w:w="90" w:type="dxa"/>
-              <w:bottom w:w="50" w:type="dxa"/>
-              <w:right w:w="90" w:type="dxa"/>
-            </w:tcMar>
             <w:vAlign w:val="center"/>
           </w:tcPr>
           <w:p>
@@ -10659,12 +9811,6 @@
               <w:right w:val="single" w:sz="6" w:space="0" w:color="1F3864"/>
             </w:tcBorders>
             <w:shd w:val="clear" w:color="auto" w:fill="D9E2F3"/>
-            <w:tcMar>
-              <w:top w:w="50" w:type="dxa"/>
-              <w:left w:w="90" w:type="dxa"/>
-              <w:bottom w:w="50" w:type="dxa"/>
-              <w:right w:w="90" w:type="dxa"/>
-            </w:tcMar>
             <w:vAlign w:val="center"/>
           </w:tcPr>
           <w:p>
@@ -10694,12 +9840,6 @@
               <w:right w:val="single" w:sz="6" w:space="0" w:color="1F3864"/>
             </w:tcBorders>
             <w:shd w:val="clear" w:color="auto" w:fill="D9E2F3"/>
-            <w:tcMar>
-              <w:top w:w="50" w:type="dxa"/>
-              <w:left w:w="90" w:type="dxa"/>
-              <w:bottom w:w="50" w:type="dxa"/>
-              <w:right w:w="90" w:type="dxa"/>
-            </w:tcMar>
             <w:vAlign w:val="center"/>
           </w:tcPr>
           <w:p>
@@ -10796,12 +9936,6 @@
               <w:right w:val="single" w:sz="6" w:space="0" w:color="1F3864"/>
             </w:tcBorders>
             <w:shd w:val="clear" w:color="auto" w:fill="D9E2F3"/>
-            <w:tcMar>
-              <w:top w:w="50" w:type="dxa"/>
-              <w:left w:w="90" w:type="dxa"/>
-              <w:bottom w:w="50" w:type="dxa"/>
-              <w:right w:w="90" w:type="dxa"/>
-            </w:tcMar>
             <w:vAlign w:val="center"/>
           </w:tcPr>
           <w:p>
@@ -10843,12 +9977,6 @@
               <w:right w:val="single" w:sz="6" w:space="0" w:color="1F3864"/>
             </w:tcBorders>
             <w:shd w:val="clear" w:color="auto" w:fill="D9E2F3"/>
-            <w:tcMar>
-              <w:top w:w="50" w:type="dxa"/>
-              <w:left w:w="90" w:type="dxa"/>
-              <w:bottom w:w="50" w:type="dxa"/>
-              <w:right w:w="90" w:type="dxa"/>
-            </w:tcMar>
             <w:vAlign w:val="center"/>
           </w:tcPr>
           <w:p>
@@ -10878,12 +10006,6 @@
               <w:right w:val="single" w:sz="6" w:space="0" w:color="1F3864"/>
             </w:tcBorders>
             <w:shd w:val="clear" w:color="auto" w:fill="D9E2F3"/>
-            <w:tcMar>
-              <w:top w:w="50" w:type="dxa"/>
-              <w:left w:w="90" w:type="dxa"/>
-              <w:bottom w:w="50" w:type="dxa"/>
-              <w:right w:w="90" w:type="dxa"/>
-            </w:tcMar>
             <w:vAlign w:val="center"/>
           </w:tcPr>
           <w:p>
@@ -10980,12 +10102,6 @@
               <w:right w:val="single" w:sz="6" w:space="0" w:color="1F3864"/>
             </w:tcBorders>
             <w:shd w:val="clear" w:color="auto" w:fill="D9E2F3"/>
-            <w:tcMar>
-              <w:top w:w="50" w:type="dxa"/>
-              <w:left w:w="90" w:type="dxa"/>
-              <w:bottom w:w="50" w:type="dxa"/>
-              <w:right w:w="90" w:type="dxa"/>
-            </w:tcMar>
             <w:vAlign w:val="center"/>
           </w:tcPr>
           <w:p>
@@ -11028,12 +10144,6 @@
               <w:right w:val="single" w:sz="6" w:space="0" w:color="1F3864"/>
             </w:tcBorders>
             <w:shd w:val="clear" w:color="auto" w:fill="D9E2F3"/>
-            <w:tcMar>
-              <w:top w:w="50" w:type="dxa"/>
-              <w:left w:w="90" w:type="dxa"/>
-              <w:bottom w:w="50" w:type="dxa"/>
-              <w:right w:w="90" w:type="dxa"/>
-            </w:tcMar>
             <w:vAlign w:val="center"/>
           </w:tcPr>
           <w:p>
@@ -11059,12 +10169,6 @@
               <w:right w:val="single" w:sz="6" w:space="0" w:color="1F3864"/>
             </w:tcBorders>
             <w:shd w:val="clear" w:color="auto" w:fill="D9E2F3"/>
-            <w:tcMar>
-              <w:top w:w="50" w:type="dxa"/>
-              <w:left w:w="90" w:type="dxa"/>
-              <w:bottom w:w="50" w:type="dxa"/>
-              <w:right w:w="90" w:type="dxa"/>
-            </w:tcMar>
             <w:vAlign w:val="center"/>
           </w:tcPr>
           <w:p>
@@ -11110,12 +10214,6 @@
               <w:right w:val="single" w:sz="6" w:space="0" w:color="1F3864"/>
             </w:tcBorders>
             <w:shd w:val="clear" w:color="auto" w:fill="4472C4"/>
-            <w:tcMar>
-              <w:top w:w="50" w:type="dxa"/>
-              <w:left w:w="90" w:type="dxa"/>
-              <w:bottom w:w="50" w:type="dxa"/>
-              <w:right w:w="90" w:type="dxa"/>
-            </w:tcMar>
             <w:vAlign w:val="center"/>
           </w:tcPr>
           <w:p>
@@ -11182,12 +10280,6 @@
               <w:right w:val="single" w:sz="6" w:space="0" w:color="1F3864"/>
             </w:tcBorders>
             <w:shd w:val="clear" w:color="auto" w:fill="4472C4"/>
-            <w:tcMar>
-              <w:top w:w="50" w:type="dxa"/>
-              <w:left w:w="90" w:type="dxa"/>
-              <w:bottom w:w="50" w:type="dxa"/>
-              <w:right w:w="90" w:type="dxa"/>
-            </w:tcMar>
             <w:vAlign w:val="center"/>
           </w:tcPr>
           <w:p>
@@ -11227,12 +10319,6 @@
               <w:right w:val="single" w:sz="6" w:space="0" w:color="1F3864"/>
             </w:tcBorders>
             <w:shd w:val="clear" w:color="auto" w:fill="4472C4"/>
-            <w:tcMar>
-              <w:top w:w="50" w:type="dxa"/>
-              <w:left w:w="90" w:type="dxa"/>
-              <w:bottom w:w="50" w:type="dxa"/>
-              <w:right w:w="90" w:type="dxa"/>
-            </w:tcMar>
             <w:vAlign w:val="center"/>
           </w:tcPr>
           <w:p>
@@ -11272,12 +10358,6 @@
               <w:right w:val="single" w:sz="6" w:space="0" w:color="1F3864"/>
             </w:tcBorders>
             <w:shd w:val="clear" w:color="auto" w:fill="4472C4"/>
-            <w:tcMar>
-              <w:top w:w="50" w:type="dxa"/>
-              <w:left w:w="90" w:type="dxa"/>
-              <w:bottom w:w="50" w:type="dxa"/>
-              <w:right w:w="90" w:type="dxa"/>
-            </w:tcMar>
             <w:vAlign w:val="center"/>
           </w:tcPr>
           <w:p>
@@ -11316,12 +10396,6 @@
               <w:right w:val="single" w:sz="6" w:space="0" w:color="1F3864"/>
             </w:tcBorders>
             <w:shd w:val="clear" w:color="auto" w:fill="4472C4"/>
-            <w:tcMar>
-              <w:top w:w="50" w:type="dxa"/>
-              <w:left w:w="90" w:type="dxa"/>
-              <w:bottom w:w="50" w:type="dxa"/>
-              <w:right w:w="90" w:type="dxa"/>
-            </w:tcMar>
             <w:vAlign w:val="center"/>
           </w:tcPr>
           <w:p>
@@ -11388,12 +10462,6 @@
               <w:right w:val="single" w:sz="6" w:space="0" w:color="1F3864"/>
             </w:tcBorders>
             <w:shd w:val="clear" w:color="auto" w:fill="D9E2F3"/>
-            <w:tcMar>
-              <w:top w:w="50" w:type="dxa"/>
-              <w:left w:w="90" w:type="dxa"/>
-              <w:bottom w:w="50" w:type="dxa"/>
-              <w:right w:w="90" w:type="dxa"/>
-            </w:tcMar>
             <w:vAlign w:val="center"/>
           </w:tcPr>
           <w:p>
@@ -11426,12 +10494,6 @@
               <w:right w:val="single" w:sz="6" w:space="0" w:color="1F3864"/>
             </w:tcBorders>
             <w:shd w:val="clear" w:color="auto" w:fill="D9E2F3"/>
-            <w:tcMar>
-              <w:top w:w="50" w:type="dxa"/>
-              <w:left w:w="90" w:type="dxa"/>
-              <w:bottom w:w="50" w:type="dxa"/>
-              <w:right w:w="90" w:type="dxa"/>
-            </w:tcMar>
             <w:vAlign w:val="center"/>
           </w:tcPr>
           <w:p>
@@ -11464,12 +10526,6 @@
               <w:right w:val="single" w:sz="6" w:space="0" w:color="1F3864"/>
             </w:tcBorders>
             <w:shd w:val="clear" w:color="auto" w:fill="D9E2F3"/>
-            <w:tcMar>
-              <w:top w:w="50" w:type="dxa"/>
-              <w:left w:w="90" w:type="dxa"/>
-              <w:bottom w:w="50" w:type="dxa"/>
-              <w:right w:w="90" w:type="dxa"/>
-            </w:tcMar>
             <w:vAlign w:val="center"/>
           </w:tcPr>
           <w:p>
@@ -11501,12 +10557,6 @@
               <w:right w:val="single" w:sz="6" w:space="0" w:color="1F3864"/>
             </w:tcBorders>
             <w:shd w:val="clear" w:color="auto" w:fill="D9E2F3"/>
-            <w:tcMar>
-              <w:top w:w="50" w:type="dxa"/>
-              <w:left w:w="90" w:type="dxa"/>
-              <w:bottom w:w="50" w:type="dxa"/>
-              <w:right w:w="90" w:type="dxa"/>
-            </w:tcMar>
             <w:vAlign w:val="center"/>
           </w:tcPr>
           <w:p>
@@ -11566,12 +10616,6 @@
               <w:right w:val="single" w:sz="6" w:space="0" w:color="1F3864"/>
             </w:tcBorders>
             <w:shd w:val="clear" w:color="auto" w:fill="D9E2F3"/>
-            <w:tcMar>
-              <w:top w:w="50" w:type="dxa"/>
-              <w:left w:w="90" w:type="dxa"/>
-              <w:bottom w:w="50" w:type="dxa"/>
-              <w:right w:w="90" w:type="dxa"/>
-            </w:tcMar>
             <w:vAlign w:val="center"/>
           </w:tcPr>
           <w:p>
@@ -11604,12 +10648,6 @@
               <w:right w:val="single" w:sz="6" w:space="0" w:color="1F3864"/>
             </w:tcBorders>
             <w:shd w:val="clear" w:color="auto" w:fill="D9E2F3"/>
-            <w:tcMar>
-              <w:top w:w="50" w:type="dxa"/>
-              <w:left w:w="90" w:type="dxa"/>
-              <w:bottom w:w="50" w:type="dxa"/>
-              <w:right w:w="90" w:type="dxa"/>
-            </w:tcMar>
             <w:vAlign w:val="center"/>
           </w:tcPr>
           <w:p>
@@ -11642,12 +10680,6 @@
               <w:right w:val="single" w:sz="6" w:space="0" w:color="1F3864"/>
             </w:tcBorders>
             <w:shd w:val="clear" w:color="auto" w:fill="D9E2F3"/>
-            <w:tcMar>
-              <w:top w:w="50" w:type="dxa"/>
-              <w:left w:w="90" w:type="dxa"/>
-              <w:bottom w:w="50" w:type="dxa"/>
-              <w:right w:w="90" w:type="dxa"/>
-            </w:tcMar>
             <w:vAlign w:val="center"/>
           </w:tcPr>
           <w:p>
@@ -11679,12 +10711,6 @@
               <w:right w:val="single" w:sz="6" w:space="0" w:color="1F3864"/>
             </w:tcBorders>
             <w:shd w:val="clear" w:color="auto" w:fill="D9E2F3"/>
-            <w:tcMar>
-              <w:top w:w="50" w:type="dxa"/>
-              <w:left w:w="90" w:type="dxa"/>
-              <w:bottom w:w="50" w:type="dxa"/>
-              <w:right w:w="90" w:type="dxa"/>
-            </w:tcMar>
             <w:vAlign w:val="center"/>
           </w:tcPr>
           <w:p>
@@ -11744,12 +10770,6 @@
               <w:right w:val="single" w:sz="6" w:space="0" w:color="1F3864"/>
             </w:tcBorders>
             <w:shd w:val="clear" w:color="auto" w:fill="D9E2F3"/>
-            <w:tcMar>
-              <w:top w:w="50" w:type="dxa"/>
-              <w:left w:w="90" w:type="dxa"/>
-              <w:bottom w:w="50" w:type="dxa"/>
-              <w:right w:w="90" w:type="dxa"/>
-            </w:tcMar>
             <w:vAlign w:val="center"/>
           </w:tcPr>
           <w:p>
@@ -11782,12 +10802,6 @@
               <w:right w:val="single" w:sz="6" w:space="0" w:color="1F3864"/>
             </w:tcBorders>
             <w:shd w:val="clear" w:color="auto" w:fill="D9E2F3"/>
-            <w:tcMar>
-              <w:top w:w="50" w:type="dxa"/>
-              <w:left w:w="90" w:type="dxa"/>
-              <w:bottom w:w="50" w:type="dxa"/>
-              <w:right w:w="90" w:type="dxa"/>
-            </w:tcMar>
             <w:vAlign w:val="center"/>
           </w:tcPr>
           <w:p>
@@ -11820,12 +10834,6 @@
               <w:right w:val="single" w:sz="6" w:space="0" w:color="1F3864"/>
             </w:tcBorders>
             <w:shd w:val="clear" w:color="auto" w:fill="D9E2F3"/>
-            <w:tcMar>
-              <w:top w:w="50" w:type="dxa"/>
-              <w:left w:w="90" w:type="dxa"/>
-              <w:bottom w:w="50" w:type="dxa"/>
-              <w:right w:w="90" w:type="dxa"/>
-            </w:tcMar>
             <w:vAlign w:val="center"/>
           </w:tcPr>
           <w:p>
@@ -11857,12 +10865,6 @@
               <w:right w:val="single" w:sz="6" w:space="0" w:color="1F3864"/>
             </w:tcBorders>
             <w:shd w:val="clear" w:color="auto" w:fill="D9E2F3"/>
-            <w:tcMar>
-              <w:top w:w="50" w:type="dxa"/>
-              <w:left w:w="90" w:type="dxa"/>
-              <w:bottom w:w="50" w:type="dxa"/>
-              <w:right w:w="90" w:type="dxa"/>
-            </w:tcMar>
             <w:vAlign w:val="center"/>
           </w:tcPr>
           <w:p>
@@ -11922,12 +10924,6 @@
               <w:right w:val="single" w:sz="6" w:space="0" w:color="1F3864"/>
             </w:tcBorders>
             <w:shd w:val="clear" w:color="auto" w:fill="D9E2F3"/>
-            <w:tcMar>
-              <w:top w:w="50" w:type="dxa"/>
-              <w:left w:w="90" w:type="dxa"/>
-              <w:bottom w:w="50" w:type="dxa"/>
-              <w:right w:w="90" w:type="dxa"/>
-            </w:tcMar>
             <w:vAlign w:val="center"/>
           </w:tcPr>
           <w:p>
@@ -11973,12 +10969,6 @@
               <w:right w:val="single" w:sz="6" w:space="0" w:color="1F3864"/>
             </w:tcBorders>
             <w:shd w:val="clear" w:color="auto" w:fill="4472C4"/>
-            <w:tcMar>
-              <w:top w:w="50" w:type="dxa"/>
-              <w:left w:w="90" w:type="dxa"/>
-              <w:bottom w:w="50" w:type="dxa"/>
-              <w:right w:w="90" w:type="dxa"/>
-            </w:tcMar>
             <w:vAlign w:val="center"/>
           </w:tcPr>
           <w:p>
@@ -12045,12 +11035,6 @@
               <w:right w:val="single" w:sz="6" w:space="0" w:color="1F3864"/>
             </w:tcBorders>
             <w:shd w:val="clear" w:color="auto" w:fill="4472C4"/>
-            <w:tcMar>
-              <w:top w:w="50" w:type="dxa"/>
-              <w:left w:w="90" w:type="dxa"/>
-              <w:bottom w:w="50" w:type="dxa"/>
-              <w:right w:w="90" w:type="dxa"/>
-            </w:tcMar>
             <w:vAlign w:val="center"/>
           </w:tcPr>
           <w:p>
@@ -12090,12 +11074,6 @@
               <w:right w:val="single" w:sz="6" w:space="0" w:color="1F3864"/>
             </w:tcBorders>
             <w:shd w:val="clear" w:color="auto" w:fill="4472C4"/>
-            <w:tcMar>
-              <w:top w:w="50" w:type="dxa"/>
-              <w:left w:w="90" w:type="dxa"/>
-              <w:bottom w:w="50" w:type="dxa"/>
-              <w:right w:w="90" w:type="dxa"/>
-            </w:tcMar>
             <w:vAlign w:val="center"/>
           </w:tcPr>
           <w:p>
@@ -12135,12 +11113,6 @@
               <w:right w:val="single" w:sz="6" w:space="0" w:color="1F3864"/>
             </w:tcBorders>
             <w:shd w:val="clear" w:color="auto" w:fill="4472C4"/>
-            <w:tcMar>
-              <w:top w:w="50" w:type="dxa"/>
-              <w:left w:w="90" w:type="dxa"/>
-              <w:bottom w:w="50" w:type="dxa"/>
-              <w:right w:w="90" w:type="dxa"/>
-            </w:tcMar>
             <w:vAlign w:val="center"/>
           </w:tcPr>
           <w:p>
@@ -12179,12 +11151,6 @@
               <w:right w:val="single" w:sz="6" w:space="0" w:color="1F3864"/>
             </w:tcBorders>
             <w:shd w:val="clear" w:color="auto" w:fill="4472C4"/>
-            <w:tcMar>
-              <w:top w:w="50" w:type="dxa"/>
-              <w:left w:w="90" w:type="dxa"/>
-              <w:bottom w:w="50" w:type="dxa"/>
-              <w:right w:w="90" w:type="dxa"/>
-            </w:tcMar>
             <w:vAlign w:val="center"/>
           </w:tcPr>
           <w:p>
@@ -12251,12 +11217,6 @@
               <w:right w:val="single" w:sz="6" w:space="0" w:color="1F3864"/>
             </w:tcBorders>
             <w:shd w:val="clear" w:color="auto" w:fill="D9E2F3"/>
-            <w:tcMar>
-              <w:top w:w="50" w:type="dxa"/>
-              <w:left w:w="90" w:type="dxa"/>
-              <w:bottom w:w="50" w:type="dxa"/>
-              <w:right w:w="90" w:type="dxa"/>
-            </w:tcMar>
             <w:vAlign w:val="center"/>
           </w:tcPr>
           <w:p>
@@ -12289,12 +11249,6 @@
               <w:right w:val="single" w:sz="6" w:space="0" w:color="1F3864"/>
             </w:tcBorders>
             <w:shd w:val="clear" w:color="auto" w:fill="D9E2F3"/>
-            <w:tcMar>
-              <w:top w:w="50" w:type="dxa"/>
-              <w:left w:w="90" w:type="dxa"/>
-              <w:bottom w:w="50" w:type="dxa"/>
-              <w:right w:w="90" w:type="dxa"/>
-            </w:tcMar>
             <w:vAlign w:val="center"/>
           </w:tcPr>
           <w:p>
@@ -12327,12 +11281,6 @@
               <w:right w:val="single" w:sz="6" w:space="0" w:color="1F3864"/>
             </w:tcBorders>
             <w:shd w:val="clear" w:color="auto" w:fill="D9E2F3"/>
-            <w:tcMar>
-              <w:top w:w="50" w:type="dxa"/>
-              <w:left w:w="90" w:type="dxa"/>
-              <w:bottom w:w="50" w:type="dxa"/>
-              <w:right w:w="90" w:type="dxa"/>
-            </w:tcMar>
             <w:vAlign w:val="center"/>
           </w:tcPr>
           <w:p>
@@ -12364,12 +11312,6 @@
               <w:right w:val="single" w:sz="6" w:space="0" w:color="1F3864"/>
             </w:tcBorders>
             <w:shd w:val="clear" w:color="auto" w:fill="D9E2F3"/>
-            <w:tcMar>
-              <w:top w:w="50" w:type="dxa"/>
-              <w:left w:w="90" w:type="dxa"/>
-              <w:bottom w:w="50" w:type="dxa"/>
-              <w:right w:w="90" w:type="dxa"/>
-            </w:tcMar>
             <w:vAlign w:val="center"/>
           </w:tcPr>
           <w:p>
@@ -12429,12 +11371,6 @@
               <w:right w:val="single" w:sz="6" w:space="0" w:color="1F3864"/>
             </w:tcBorders>
             <w:shd w:val="clear" w:color="auto" w:fill="D9E2F3"/>
-            <w:tcMar>
-              <w:top w:w="50" w:type="dxa"/>
-              <w:left w:w="90" w:type="dxa"/>
-              <w:bottom w:w="50" w:type="dxa"/>
-              <w:right w:w="90" w:type="dxa"/>
-            </w:tcMar>
             <w:vAlign w:val="center"/>
           </w:tcPr>
           <w:p>
@@ -12467,12 +11403,6 @@
               <w:right w:val="single" w:sz="6" w:space="0" w:color="1F3864"/>
             </w:tcBorders>
             <w:shd w:val="clear" w:color="auto" w:fill="D9E2F3"/>
-            <w:tcMar>
-              <w:top w:w="50" w:type="dxa"/>
-              <w:left w:w="90" w:type="dxa"/>
-              <w:bottom w:w="50" w:type="dxa"/>
-              <w:right w:w="90" w:type="dxa"/>
-            </w:tcMar>
             <w:vAlign w:val="center"/>
           </w:tcPr>
           <w:p>
@@ -12505,12 +11435,6 @@
               <w:right w:val="single" w:sz="6" w:space="0" w:color="1F3864"/>
             </w:tcBorders>
             <w:shd w:val="clear" w:color="auto" w:fill="D9E2F3"/>
-            <w:tcMar>
-              <w:top w:w="50" w:type="dxa"/>
-              <w:left w:w="90" w:type="dxa"/>
-              <w:bottom w:w="50" w:type="dxa"/>
-              <w:right w:w="90" w:type="dxa"/>
-            </w:tcMar>
             <w:vAlign w:val="center"/>
           </w:tcPr>
           <w:p>
@@ -12542,12 +11466,6 @@
               <w:right w:val="single" w:sz="6" w:space="0" w:color="1F3864"/>
             </w:tcBorders>
             <w:shd w:val="clear" w:color="auto" w:fill="D9E2F3"/>
-            <w:tcMar>
-              <w:top w:w="50" w:type="dxa"/>
-              <w:left w:w="90" w:type="dxa"/>
-              <w:bottom w:w="50" w:type="dxa"/>
-              <w:right w:w="90" w:type="dxa"/>
-            </w:tcMar>
             <w:vAlign w:val="center"/>
           </w:tcPr>
           <w:p>
@@ -12607,12 +11525,6 @@
               <w:right w:val="single" w:sz="6" w:space="0" w:color="1F3864"/>
             </w:tcBorders>
             <w:shd w:val="clear" w:color="auto" w:fill="D9E2F3"/>
-            <w:tcMar>
-              <w:top w:w="50" w:type="dxa"/>
-              <w:left w:w="90" w:type="dxa"/>
-              <w:bottom w:w="50" w:type="dxa"/>
-              <w:right w:w="90" w:type="dxa"/>
-            </w:tcMar>
             <w:vAlign w:val="center"/>
           </w:tcPr>
           <w:p>
@@ -12645,12 +11557,6 @@
               <w:right w:val="single" w:sz="6" w:space="0" w:color="1F3864"/>
             </w:tcBorders>
             <w:shd w:val="clear" w:color="auto" w:fill="D9E2F3"/>
-            <w:tcMar>
-              <w:top w:w="50" w:type="dxa"/>
-              <w:left w:w="90" w:type="dxa"/>
-              <w:bottom w:w="50" w:type="dxa"/>
-              <w:right w:w="90" w:type="dxa"/>
-            </w:tcMar>
             <w:vAlign w:val="center"/>
           </w:tcPr>
           <w:p>
@@ -12683,12 +11589,6 @@
               <w:right w:val="single" w:sz="6" w:space="0" w:color="1F3864"/>
             </w:tcBorders>
             <w:shd w:val="clear" w:color="auto" w:fill="D9E2F3"/>
-            <w:tcMar>
-              <w:top w:w="50" w:type="dxa"/>
-              <w:left w:w="90" w:type="dxa"/>
-              <w:bottom w:w="50" w:type="dxa"/>
-              <w:right w:w="90" w:type="dxa"/>
-            </w:tcMar>
             <w:vAlign w:val="center"/>
           </w:tcPr>
           <w:p>
@@ -12720,12 +11620,6 @@
               <w:right w:val="single" w:sz="6" w:space="0" w:color="1F3864"/>
             </w:tcBorders>
             <w:shd w:val="clear" w:color="auto" w:fill="D9E2F3"/>
-            <w:tcMar>
-              <w:top w:w="50" w:type="dxa"/>
-              <w:left w:w="90" w:type="dxa"/>
-              <w:bottom w:w="50" w:type="dxa"/>
-              <w:right w:w="90" w:type="dxa"/>
-            </w:tcMar>
             <w:vAlign w:val="center"/>
           </w:tcPr>
           <w:p>
@@ -12785,12 +11679,6 @@
               <w:right w:val="single" w:sz="6" w:space="0" w:color="1F3864"/>
             </w:tcBorders>
             <w:shd w:val="clear" w:color="auto" w:fill="D9E2F3"/>
-            <w:tcMar>
-              <w:top w:w="50" w:type="dxa"/>
-              <w:left w:w="90" w:type="dxa"/>
-              <w:bottom w:w="50" w:type="dxa"/>
-              <w:right w:w="90" w:type="dxa"/>
-            </w:tcMar>
             <w:vAlign w:val="center"/>
           </w:tcPr>
           <w:p>
@@ -12836,12 +11724,6 @@
               <w:right w:val="single" w:sz="6" w:space="0" w:color="1F3864"/>
             </w:tcBorders>
             <w:shd w:val="clear" w:color="auto" w:fill="4472C4"/>
-            <w:tcMar>
-              <w:top w:w="50" w:type="dxa"/>
-              <w:left w:w="90" w:type="dxa"/>
-              <w:bottom w:w="50" w:type="dxa"/>
-              <w:right w:w="90" w:type="dxa"/>
-            </w:tcMar>
             <w:vAlign w:val="center"/>
           </w:tcPr>
           <w:p>
@@ -12908,12 +11790,6 @@
               <w:right w:val="single" w:sz="6" w:space="0" w:color="1F3864"/>
             </w:tcBorders>
             <w:shd w:val="clear" w:color="auto" w:fill="4472C4"/>
-            <w:tcMar>
-              <w:top w:w="50" w:type="dxa"/>
-              <w:left w:w="90" w:type="dxa"/>
-              <w:bottom w:w="50" w:type="dxa"/>
-              <w:right w:w="90" w:type="dxa"/>
-            </w:tcMar>
             <w:vAlign w:val="center"/>
           </w:tcPr>
           <w:p>
@@ -12953,12 +11829,6 @@
               <w:right w:val="single" w:sz="6" w:space="0" w:color="1F3864"/>
             </w:tcBorders>
             <w:shd w:val="clear" w:color="auto" w:fill="4472C4"/>
-            <w:tcMar>
-              <w:top w:w="50" w:type="dxa"/>
-              <w:left w:w="90" w:type="dxa"/>
-              <w:bottom w:w="50" w:type="dxa"/>
-              <w:right w:w="90" w:type="dxa"/>
-            </w:tcMar>
             <w:vAlign w:val="center"/>
           </w:tcPr>
           <w:p>
@@ -12998,12 +11868,6 @@
               <w:right w:val="single" w:sz="6" w:space="0" w:color="1F3864"/>
             </w:tcBorders>
             <w:shd w:val="clear" w:color="auto" w:fill="4472C4"/>
-            <w:tcMar>
-              <w:top w:w="50" w:type="dxa"/>
-              <w:left w:w="90" w:type="dxa"/>
-              <w:bottom w:w="50" w:type="dxa"/>
-              <w:right w:w="90" w:type="dxa"/>
-            </w:tcMar>
             <w:vAlign w:val="center"/>
           </w:tcPr>
           <w:p>
@@ -13042,12 +11906,6 @@
               <w:right w:val="single" w:sz="6" w:space="0" w:color="1F3864"/>
             </w:tcBorders>
             <w:shd w:val="clear" w:color="auto" w:fill="4472C4"/>
-            <w:tcMar>
-              <w:top w:w="50" w:type="dxa"/>
-              <w:left w:w="90" w:type="dxa"/>
-              <w:bottom w:w="50" w:type="dxa"/>
-              <w:right w:w="90" w:type="dxa"/>
-            </w:tcMar>
             <w:vAlign w:val="center"/>
           </w:tcPr>
           <w:p>
@@ -13114,12 +11972,6 @@
               <w:right w:val="single" w:sz="6" w:space="0" w:color="1F3864"/>
             </w:tcBorders>
             <w:shd w:val="clear" w:color="auto" w:fill="D9E2F3"/>
-            <w:tcMar>
-              <w:top w:w="50" w:type="dxa"/>
-              <w:left w:w="90" w:type="dxa"/>
-              <w:bottom w:w="50" w:type="dxa"/>
-              <w:right w:w="90" w:type="dxa"/>
-            </w:tcMar>
             <w:vAlign w:val="center"/>
           </w:tcPr>
           <w:p>
@@ -13152,12 +12004,6 @@
               <w:right w:val="single" w:sz="6" w:space="0" w:color="1F3864"/>
             </w:tcBorders>
             <w:shd w:val="clear" w:color="auto" w:fill="D9E2F3"/>
-            <w:tcMar>
-              <w:top w:w="50" w:type="dxa"/>
-              <w:left w:w="90" w:type="dxa"/>
-              <w:bottom w:w="50" w:type="dxa"/>
-              <w:right w:w="90" w:type="dxa"/>
-            </w:tcMar>
             <w:vAlign w:val="center"/>
           </w:tcPr>
           <w:p>
@@ -13190,12 +12036,6 @@
               <w:right w:val="single" w:sz="6" w:space="0" w:color="1F3864"/>
             </w:tcBorders>
             <w:shd w:val="clear" w:color="auto" w:fill="D9E2F3"/>
-            <w:tcMar>
-              <w:top w:w="50" w:type="dxa"/>
-              <w:left w:w="90" w:type="dxa"/>
-              <w:bottom w:w="50" w:type="dxa"/>
-              <w:right w:w="90" w:type="dxa"/>
-            </w:tcMar>
             <w:vAlign w:val="center"/>
           </w:tcPr>
           <w:p>
@@ -13227,12 +12067,6 @@
               <w:right w:val="single" w:sz="6" w:space="0" w:color="1F3864"/>
             </w:tcBorders>
             <w:shd w:val="clear" w:color="auto" w:fill="D9E2F3"/>
-            <w:tcMar>
-              <w:top w:w="50" w:type="dxa"/>
-              <w:left w:w="90" w:type="dxa"/>
-              <w:bottom w:w="50" w:type="dxa"/>
-              <w:right w:w="90" w:type="dxa"/>
-            </w:tcMar>
             <w:vAlign w:val="center"/>
           </w:tcPr>
           <w:p>
@@ -13292,12 +12126,6 @@
               <w:right w:val="single" w:sz="6" w:space="0" w:color="1F3864"/>
             </w:tcBorders>
             <w:shd w:val="clear" w:color="auto" w:fill="D9E2F3"/>
-            <w:tcMar>
-              <w:top w:w="50" w:type="dxa"/>
-              <w:left w:w="90" w:type="dxa"/>
-              <w:bottom w:w="50" w:type="dxa"/>
-              <w:right w:w="90" w:type="dxa"/>
-            </w:tcMar>
             <w:vAlign w:val="center"/>
           </w:tcPr>
           <w:p>
@@ -13330,12 +12158,6 @@
               <w:right w:val="single" w:sz="6" w:space="0" w:color="1F3864"/>
             </w:tcBorders>
             <w:shd w:val="clear" w:color="auto" w:fill="D9E2F3"/>
-            <w:tcMar>
-              <w:top w:w="50" w:type="dxa"/>
-              <w:left w:w="90" w:type="dxa"/>
-              <w:bottom w:w="50" w:type="dxa"/>
-              <w:right w:w="90" w:type="dxa"/>
-            </w:tcMar>
             <w:vAlign w:val="center"/>
           </w:tcPr>
           <w:p>
@@ -13368,12 +12190,6 @@
               <w:right w:val="single" w:sz="6" w:space="0" w:color="1F3864"/>
             </w:tcBorders>
             <w:shd w:val="clear" w:color="auto" w:fill="D9E2F3"/>
-            <w:tcMar>
-              <w:top w:w="50" w:type="dxa"/>
-              <w:left w:w="90" w:type="dxa"/>
-              <w:bottom w:w="50" w:type="dxa"/>
-              <w:right w:w="90" w:type="dxa"/>
-            </w:tcMar>
             <w:vAlign w:val="center"/>
           </w:tcPr>
           <w:p>
@@ -13405,12 +12221,6 @@
               <w:right w:val="single" w:sz="6" w:space="0" w:color="1F3864"/>
             </w:tcBorders>
             <w:shd w:val="clear" w:color="auto" w:fill="D9E2F3"/>
-            <w:tcMar>
-              <w:top w:w="50" w:type="dxa"/>
-              <w:left w:w="90" w:type="dxa"/>
-              <w:bottom w:w="50" w:type="dxa"/>
-              <w:right w:w="90" w:type="dxa"/>
-            </w:tcMar>
             <w:vAlign w:val="center"/>
           </w:tcPr>
           <w:p>
@@ -13470,12 +12280,6 @@
               <w:right w:val="single" w:sz="6" w:space="0" w:color="1F3864"/>
             </w:tcBorders>
             <w:shd w:val="clear" w:color="auto" w:fill="D9E2F3"/>
-            <w:tcMar>
-              <w:top w:w="50" w:type="dxa"/>
-              <w:left w:w="90" w:type="dxa"/>
-              <w:bottom w:w="50" w:type="dxa"/>
-              <w:right w:w="90" w:type="dxa"/>
-            </w:tcMar>
             <w:vAlign w:val="center"/>
           </w:tcPr>
           <w:p>
@@ -13508,12 +12312,6 @@
               <w:right w:val="single" w:sz="6" w:space="0" w:color="1F3864"/>
             </w:tcBorders>
             <w:shd w:val="clear" w:color="auto" w:fill="D9E2F3"/>
-            <w:tcMar>
-              <w:top w:w="50" w:type="dxa"/>
-              <w:left w:w="90" w:type="dxa"/>
-              <w:bottom w:w="50" w:type="dxa"/>
-              <w:right w:w="90" w:type="dxa"/>
-            </w:tcMar>
             <w:vAlign w:val="center"/>
           </w:tcPr>
           <w:p>
@@ -13546,12 +12344,6 @@
               <w:right w:val="single" w:sz="6" w:space="0" w:color="1F3864"/>
             </w:tcBorders>
             <w:shd w:val="clear" w:color="auto" w:fill="D9E2F3"/>
-            <w:tcMar>
-              <w:top w:w="50" w:type="dxa"/>
-              <w:left w:w="90" w:type="dxa"/>
-              <w:bottom w:w="50" w:type="dxa"/>
-              <w:right w:w="90" w:type="dxa"/>
-            </w:tcMar>
             <w:vAlign w:val="center"/>
           </w:tcPr>
           <w:p>
@@ -13583,12 +12375,6 @@
               <w:right w:val="single" w:sz="6" w:space="0" w:color="1F3864"/>
             </w:tcBorders>
             <w:shd w:val="clear" w:color="auto" w:fill="D9E2F3"/>
-            <w:tcMar>
-              <w:top w:w="50" w:type="dxa"/>
-              <w:left w:w="90" w:type="dxa"/>
-              <w:bottom w:w="50" w:type="dxa"/>
-              <w:right w:w="90" w:type="dxa"/>
-            </w:tcMar>
             <w:vAlign w:val="center"/>
           </w:tcPr>
           <w:p>
@@ -13648,12 +12434,6 @@
               <w:right w:val="single" w:sz="6" w:space="0" w:color="1F3864"/>
             </w:tcBorders>
             <w:shd w:val="clear" w:color="auto" w:fill="D9E2F3"/>
-            <w:tcMar>
-              <w:top w:w="50" w:type="dxa"/>
-              <w:left w:w="90" w:type="dxa"/>
-              <w:bottom w:w="50" w:type="dxa"/>
-              <w:right w:w="90" w:type="dxa"/>
-            </w:tcMar>
             <w:vAlign w:val="center"/>
           </w:tcPr>
           <w:p>
@@ -13699,12 +12479,6 @@
               <w:right w:val="single" w:sz="6" w:space="0" w:color="1F3864"/>
             </w:tcBorders>
             <w:shd w:val="clear" w:color="auto" w:fill="4472C4"/>
-            <w:tcMar>
-              <w:top w:w="50" w:type="dxa"/>
-              <w:left w:w="90" w:type="dxa"/>
-              <w:bottom w:w="50" w:type="dxa"/>
-              <w:right w:w="90" w:type="dxa"/>
-            </w:tcMar>
             <w:vAlign w:val="center"/>
           </w:tcPr>
           <w:p>
@@ -13771,12 +12545,6 @@
               <w:right w:val="single" w:sz="6" w:space="0" w:color="1F3864"/>
             </w:tcBorders>
             <w:shd w:val="clear" w:color="auto" w:fill="4472C4"/>
-            <w:tcMar>
-              <w:top w:w="50" w:type="dxa"/>
-              <w:left w:w="90" w:type="dxa"/>
-              <w:bottom w:w="50" w:type="dxa"/>
-              <w:right w:w="90" w:type="dxa"/>
-            </w:tcMar>
             <w:vAlign w:val="center"/>
           </w:tcPr>
           <w:p>
@@ -13816,12 +12584,6 @@
               <w:right w:val="single" w:sz="6" w:space="0" w:color="1F3864"/>
             </w:tcBorders>
             <w:shd w:val="clear" w:color="auto" w:fill="4472C4"/>
-            <w:tcMar>
-              <w:top w:w="50" w:type="dxa"/>
-              <w:left w:w="90" w:type="dxa"/>
-              <w:bottom w:w="50" w:type="dxa"/>
-              <w:right w:w="90" w:type="dxa"/>
-            </w:tcMar>
             <w:vAlign w:val="center"/>
           </w:tcPr>
           <w:p>
@@ -13861,12 +12623,6 @@
               <w:right w:val="single" w:sz="6" w:space="0" w:color="1F3864"/>
             </w:tcBorders>
             <w:shd w:val="clear" w:color="auto" w:fill="4472C4"/>
-            <w:tcMar>
-              <w:top w:w="50" w:type="dxa"/>
-              <w:left w:w="90" w:type="dxa"/>
-              <w:bottom w:w="50" w:type="dxa"/>
-              <w:right w:w="90" w:type="dxa"/>
-            </w:tcMar>
             <w:vAlign w:val="center"/>
           </w:tcPr>
           <w:p>
@@ -13905,12 +12661,6 @@
               <w:right w:val="single" w:sz="6" w:space="0" w:color="1F3864"/>
             </w:tcBorders>
             <w:shd w:val="clear" w:color="auto" w:fill="4472C4"/>
-            <w:tcMar>
-              <w:top w:w="50" w:type="dxa"/>
-              <w:left w:w="90" w:type="dxa"/>
-              <w:bottom w:w="50" w:type="dxa"/>
-              <w:right w:w="90" w:type="dxa"/>
-            </w:tcMar>
             <w:vAlign w:val="center"/>
           </w:tcPr>
           <w:p>
@@ -13977,12 +12727,6 @@
               <w:right w:val="single" w:sz="6" w:space="0" w:color="1F3864"/>
             </w:tcBorders>
             <w:shd w:val="clear" w:color="auto" w:fill="D9E2F3"/>
-            <w:tcMar>
-              <w:top w:w="50" w:type="dxa"/>
-              <w:left w:w="90" w:type="dxa"/>
-              <w:bottom w:w="50" w:type="dxa"/>
-              <w:right w:w="90" w:type="dxa"/>
-            </w:tcMar>
             <w:vAlign w:val="center"/>
           </w:tcPr>
           <w:p>
@@ -14015,12 +12759,6 @@
               <w:right w:val="single" w:sz="6" w:space="0" w:color="1F3864"/>
             </w:tcBorders>
             <w:shd w:val="clear" w:color="auto" w:fill="D9E2F3"/>
-            <w:tcMar>
-              <w:top w:w="50" w:type="dxa"/>
-              <w:left w:w="90" w:type="dxa"/>
-              <w:bottom w:w="50" w:type="dxa"/>
-              <w:right w:w="90" w:type="dxa"/>
-            </w:tcMar>
             <w:vAlign w:val="center"/>
           </w:tcPr>
           <w:p>
@@ -14053,12 +12791,6 @@
               <w:right w:val="single" w:sz="6" w:space="0" w:color="1F3864"/>
             </w:tcBorders>
             <w:shd w:val="clear" w:color="auto" w:fill="D9E2F3"/>
-            <w:tcMar>
-              <w:top w:w="50" w:type="dxa"/>
-              <w:left w:w="90" w:type="dxa"/>
-              <w:bottom w:w="50" w:type="dxa"/>
-              <w:right w:w="90" w:type="dxa"/>
-            </w:tcMar>
             <w:vAlign w:val="center"/>
           </w:tcPr>
           <w:p>
@@ -14090,12 +12822,6 @@
               <w:right w:val="single" w:sz="6" w:space="0" w:color="1F3864"/>
             </w:tcBorders>
             <w:shd w:val="clear" w:color="auto" w:fill="D9E2F3"/>
-            <w:tcMar>
-              <w:top w:w="50" w:type="dxa"/>
-              <w:left w:w="90" w:type="dxa"/>
-              <w:bottom w:w="50" w:type="dxa"/>
-              <w:right w:w="90" w:type="dxa"/>
-            </w:tcMar>
             <w:vAlign w:val="center"/>
           </w:tcPr>
           <w:p>
@@ -14155,12 +12881,6 @@
               <w:right w:val="single" w:sz="6" w:space="0" w:color="1F3864"/>
             </w:tcBorders>
             <w:shd w:val="clear" w:color="auto" w:fill="D9E2F3"/>
-            <w:tcMar>
-              <w:top w:w="50" w:type="dxa"/>
-              <w:left w:w="90" w:type="dxa"/>
-              <w:bottom w:w="50" w:type="dxa"/>
-              <w:right w:w="90" w:type="dxa"/>
-            </w:tcMar>
             <w:vAlign w:val="center"/>
           </w:tcPr>
           <w:p>
@@ -14193,12 +12913,6 @@
               <w:right w:val="single" w:sz="6" w:space="0" w:color="1F3864"/>
             </w:tcBorders>
             <w:shd w:val="clear" w:color="auto" w:fill="D9E2F3"/>
-            <w:tcMar>
-              <w:top w:w="50" w:type="dxa"/>
-              <w:left w:w="90" w:type="dxa"/>
-              <w:bottom w:w="50" w:type="dxa"/>
-              <w:right w:w="90" w:type="dxa"/>
-            </w:tcMar>
             <w:vAlign w:val="center"/>
           </w:tcPr>
           <w:p>
@@ -14231,12 +12945,6 @@
               <w:right w:val="single" w:sz="6" w:space="0" w:color="1F3864"/>
             </w:tcBorders>
             <w:shd w:val="clear" w:color="auto" w:fill="D9E2F3"/>
-            <w:tcMar>
-              <w:top w:w="50" w:type="dxa"/>
-              <w:left w:w="90" w:type="dxa"/>
-              <w:bottom w:w="50" w:type="dxa"/>
-              <w:right w:w="90" w:type="dxa"/>
-            </w:tcMar>
             <w:vAlign w:val="center"/>
           </w:tcPr>
           <w:p>
@@ -14268,12 +12976,6 @@
               <w:right w:val="single" w:sz="6" w:space="0" w:color="1F3864"/>
             </w:tcBorders>
             <w:shd w:val="clear" w:color="auto" w:fill="D9E2F3"/>
-            <w:tcMar>
-              <w:top w:w="50" w:type="dxa"/>
-              <w:left w:w="90" w:type="dxa"/>
-              <w:bottom w:w="50" w:type="dxa"/>
-              <w:right w:w="90" w:type="dxa"/>
-            </w:tcMar>
             <w:vAlign w:val="center"/>
           </w:tcPr>
           <w:p>
@@ -14333,12 +13035,6 @@
               <w:right w:val="single" w:sz="6" w:space="0" w:color="1F3864"/>
             </w:tcBorders>
             <w:shd w:val="clear" w:color="auto" w:fill="D9E2F3"/>
-            <w:tcMar>
-              <w:top w:w="50" w:type="dxa"/>
-              <w:left w:w="90" w:type="dxa"/>
-              <w:bottom w:w="50" w:type="dxa"/>
-              <w:right w:w="90" w:type="dxa"/>
-            </w:tcMar>
             <w:vAlign w:val="center"/>
           </w:tcPr>
           <w:p>
@@ -14371,12 +13067,6 @@
               <w:right w:val="single" w:sz="6" w:space="0" w:color="1F3864"/>
             </w:tcBorders>
             <w:shd w:val="clear" w:color="auto" w:fill="D9E2F3"/>
-            <w:tcMar>
-              <w:top w:w="50" w:type="dxa"/>
-              <w:left w:w="90" w:type="dxa"/>
-              <w:bottom w:w="50" w:type="dxa"/>
-              <w:right w:w="90" w:type="dxa"/>
-            </w:tcMar>
             <w:vAlign w:val="center"/>
           </w:tcPr>
           <w:p>
@@ -14409,12 +13099,6 @@
               <w:right w:val="single" w:sz="6" w:space="0" w:color="1F3864"/>
             </w:tcBorders>
             <w:shd w:val="clear" w:color="auto" w:fill="D9E2F3"/>
-            <w:tcMar>
-              <w:top w:w="50" w:type="dxa"/>
-              <w:left w:w="90" w:type="dxa"/>
-              <w:bottom w:w="50" w:type="dxa"/>
-              <w:right w:w="90" w:type="dxa"/>
-            </w:tcMar>
             <w:vAlign w:val="center"/>
           </w:tcPr>
           <w:p>
@@ -14446,12 +13130,6 @@
               <w:right w:val="single" w:sz="6" w:space="0" w:color="1F3864"/>
             </w:tcBorders>
             <w:shd w:val="clear" w:color="auto" w:fill="D9E2F3"/>
-            <w:tcMar>
-              <w:top w:w="50" w:type="dxa"/>
-              <w:left w:w="90" w:type="dxa"/>
-              <w:bottom w:w="50" w:type="dxa"/>
-              <w:right w:w="90" w:type="dxa"/>
-            </w:tcMar>
             <w:vAlign w:val="center"/>
           </w:tcPr>
           <w:p>
@@ -14511,12 +13189,6 @@
               <w:right w:val="single" w:sz="6" w:space="0" w:color="1F3864"/>
             </w:tcBorders>
             <w:shd w:val="clear" w:color="auto" w:fill="D9E2F3"/>
-            <w:tcMar>
-              <w:top w:w="50" w:type="dxa"/>
-              <w:left w:w="90" w:type="dxa"/>
-              <w:bottom w:w="50" w:type="dxa"/>
-              <w:right w:w="90" w:type="dxa"/>
-            </w:tcMar>
             <w:vAlign w:val="center"/>
           </w:tcPr>
           <w:p>
@@ -14562,12 +13234,6 @@
               <w:right w:val="single" w:sz="6" w:space="0" w:color="1F3864"/>
             </w:tcBorders>
             <w:shd w:val="clear" w:color="auto" w:fill="4472C4"/>
-            <w:tcMar>
-              <w:top w:w="50" w:type="dxa"/>
-              <w:left w:w="90" w:type="dxa"/>
-              <w:bottom w:w="50" w:type="dxa"/>
-              <w:right w:w="90" w:type="dxa"/>
-            </w:tcMar>
             <w:vAlign w:val="center"/>
           </w:tcPr>
           <w:p>
@@ -14634,12 +13300,6 @@
               <w:right w:val="single" w:sz="6" w:space="0" w:color="1F3864"/>
             </w:tcBorders>
             <w:shd w:val="clear" w:color="auto" w:fill="4472C4"/>
-            <w:tcMar>
-              <w:top w:w="50" w:type="dxa"/>
-              <w:left w:w="90" w:type="dxa"/>
-              <w:bottom w:w="50" w:type="dxa"/>
-              <w:right w:w="90" w:type="dxa"/>
-            </w:tcMar>
             <w:vAlign w:val="center"/>
           </w:tcPr>
           <w:p>
@@ -14679,12 +13339,6 @@
               <w:right w:val="single" w:sz="6" w:space="0" w:color="1F3864"/>
             </w:tcBorders>
             <w:shd w:val="clear" w:color="auto" w:fill="4472C4"/>
-            <w:tcMar>
-              <w:top w:w="50" w:type="dxa"/>
-              <w:left w:w="90" w:type="dxa"/>
-              <w:bottom w:w="50" w:type="dxa"/>
-              <w:right w:w="90" w:type="dxa"/>
-            </w:tcMar>
             <w:vAlign w:val="center"/>
           </w:tcPr>
           <w:p>
@@ -14724,12 +13378,6 @@
               <w:right w:val="single" w:sz="6" w:space="0" w:color="1F3864"/>
             </w:tcBorders>
             <w:shd w:val="clear" w:color="auto" w:fill="4472C4"/>
-            <w:tcMar>
-              <w:top w:w="50" w:type="dxa"/>
-              <w:left w:w="90" w:type="dxa"/>
-              <w:bottom w:w="50" w:type="dxa"/>
-              <w:right w:w="90" w:type="dxa"/>
-            </w:tcMar>
             <w:vAlign w:val="center"/>
           </w:tcPr>
           <w:p>
@@ -14768,12 +13416,6 @@
               <w:right w:val="single" w:sz="6" w:space="0" w:color="1F3864"/>
             </w:tcBorders>
             <w:shd w:val="clear" w:color="auto" w:fill="4472C4"/>
-            <w:tcMar>
-              <w:top w:w="50" w:type="dxa"/>
-              <w:left w:w="90" w:type="dxa"/>
-              <w:bottom w:w="50" w:type="dxa"/>
-              <w:right w:w="90" w:type="dxa"/>
-            </w:tcMar>
             <w:vAlign w:val="center"/>
           </w:tcPr>
           <w:p>
@@ -14840,12 +13482,6 @@
               <w:right w:val="single" w:sz="6" w:space="0" w:color="1F3864"/>
             </w:tcBorders>
             <w:shd w:val="clear" w:color="auto" w:fill="D9E2F3"/>
-            <w:tcMar>
-              <w:top w:w="50" w:type="dxa"/>
-              <w:left w:w="90" w:type="dxa"/>
-              <w:bottom w:w="50" w:type="dxa"/>
-              <w:right w:w="90" w:type="dxa"/>
-            </w:tcMar>
             <w:vAlign w:val="center"/>
           </w:tcPr>
           <w:p>
@@ -14878,12 +13514,6 @@
               <w:right w:val="single" w:sz="6" w:space="0" w:color="1F3864"/>
             </w:tcBorders>
             <w:shd w:val="clear" w:color="auto" w:fill="D9E2F3"/>
-            <w:tcMar>
-              <w:top w:w="50" w:type="dxa"/>
-              <w:left w:w="90" w:type="dxa"/>
-              <w:bottom w:w="50" w:type="dxa"/>
-              <w:right w:w="90" w:type="dxa"/>
-            </w:tcMar>
             <w:vAlign w:val="center"/>
           </w:tcPr>
           <w:p>
@@ -14916,12 +13546,6 @@
               <w:right w:val="single" w:sz="6" w:space="0" w:color="1F3864"/>
             </w:tcBorders>
             <w:shd w:val="clear" w:color="auto" w:fill="D9E2F3"/>
-            <w:tcMar>
-              <w:top w:w="50" w:type="dxa"/>
-              <w:left w:w="90" w:type="dxa"/>
-              <w:bottom w:w="50" w:type="dxa"/>
-              <w:right w:w="90" w:type="dxa"/>
-            </w:tcMar>
             <w:vAlign w:val="center"/>
           </w:tcPr>
           <w:p>
@@ -14953,12 +13577,6 @@
               <w:right w:val="single" w:sz="6" w:space="0" w:color="1F3864"/>
             </w:tcBorders>
             <w:shd w:val="clear" w:color="auto" w:fill="D9E2F3"/>
-            <w:tcMar>
-              <w:top w:w="50" w:type="dxa"/>
-              <w:left w:w="90" w:type="dxa"/>
-              <w:bottom w:w="50" w:type="dxa"/>
-              <w:right w:w="90" w:type="dxa"/>
-            </w:tcMar>
             <w:vAlign w:val="center"/>
           </w:tcPr>
           <w:p>
@@ -15018,12 +13636,6 @@
               <w:right w:val="single" w:sz="6" w:space="0" w:color="1F3864"/>
             </w:tcBorders>
             <w:shd w:val="clear" w:color="auto" w:fill="D9E2F3"/>
-            <w:tcMar>
-              <w:top w:w="50" w:type="dxa"/>
-              <w:left w:w="90" w:type="dxa"/>
-              <w:bottom w:w="50" w:type="dxa"/>
-              <w:right w:w="90" w:type="dxa"/>
-            </w:tcMar>
             <w:vAlign w:val="center"/>
           </w:tcPr>
           <w:p>
@@ -15056,12 +13668,6 @@
               <w:right w:val="single" w:sz="6" w:space="0" w:color="1F3864"/>
             </w:tcBorders>
             <w:shd w:val="clear" w:color="auto" w:fill="D9E2F3"/>
-            <w:tcMar>
-              <w:top w:w="50" w:type="dxa"/>
-              <w:left w:w="90" w:type="dxa"/>
-              <w:bottom w:w="50" w:type="dxa"/>
-              <w:right w:w="90" w:type="dxa"/>
-            </w:tcMar>
             <w:vAlign w:val="center"/>
           </w:tcPr>
           <w:p>
@@ -15094,12 +13700,6 @@
               <w:right w:val="single" w:sz="6" w:space="0" w:color="1F3864"/>
             </w:tcBorders>
             <w:shd w:val="clear" w:color="auto" w:fill="D9E2F3"/>
-            <w:tcMar>
-              <w:top w:w="50" w:type="dxa"/>
-              <w:left w:w="90" w:type="dxa"/>
-              <w:bottom w:w="50" w:type="dxa"/>
-              <w:right w:w="90" w:type="dxa"/>
-            </w:tcMar>
             <w:vAlign w:val="center"/>
           </w:tcPr>
           <w:p>
@@ -15131,12 +13731,6 @@
               <w:right w:val="single" w:sz="6" w:space="0" w:color="1F3864"/>
             </w:tcBorders>
             <w:shd w:val="clear" w:color="auto" w:fill="D9E2F3"/>
-            <w:tcMar>
-              <w:top w:w="50" w:type="dxa"/>
-              <w:left w:w="90" w:type="dxa"/>
-              <w:bottom w:w="50" w:type="dxa"/>
-              <w:right w:w="90" w:type="dxa"/>
-            </w:tcMar>
             <w:vAlign w:val="center"/>
           </w:tcPr>
           <w:p>
@@ -15196,12 +13790,6 @@
               <w:right w:val="single" w:sz="6" w:space="0" w:color="1F3864"/>
             </w:tcBorders>
             <w:shd w:val="clear" w:color="auto" w:fill="D9E2F3"/>
-            <w:tcMar>
-              <w:top w:w="50" w:type="dxa"/>
-              <w:left w:w="90" w:type="dxa"/>
-              <w:bottom w:w="50" w:type="dxa"/>
-              <w:right w:w="90" w:type="dxa"/>
-            </w:tcMar>
             <w:vAlign w:val="center"/>
           </w:tcPr>
           <w:p>
@@ -15234,12 +13822,6 @@
               <w:right w:val="single" w:sz="6" w:space="0" w:color="1F3864"/>
             </w:tcBorders>
             <w:shd w:val="clear" w:color="auto" w:fill="D9E2F3"/>
-            <w:tcMar>
-              <w:top w:w="50" w:type="dxa"/>
-              <w:left w:w="90" w:type="dxa"/>
-              <w:bottom w:w="50" w:type="dxa"/>
-              <w:right w:w="90" w:type="dxa"/>
-            </w:tcMar>
             <w:vAlign w:val="center"/>
           </w:tcPr>
           <w:p>
@@ -15272,12 +13854,6 @@
               <w:right w:val="single" w:sz="6" w:space="0" w:color="1F3864"/>
             </w:tcBorders>
             <w:shd w:val="clear" w:color="auto" w:fill="D9E2F3"/>
-            <w:tcMar>
-              <w:top w:w="50" w:type="dxa"/>
-              <w:left w:w="90" w:type="dxa"/>
-              <w:bottom w:w="50" w:type="dxa"/>
-              <w:right w:w="90" w:type="dxa"/>
-            </w:tcMar>
             <w:vAlign w:val="center"/>
           </w:tcPr>
           <w:p>
@@ -15309,12 +13885,6 @@
               <w:right w:val="single" w:sz="6" w:space="0" w:color="1F3864"/>
             </w:tcBorders>
             <w:shd w:val="clear" w:color="auto" w:fill="D9E2F3"/>
-            <w:tcMar>
-              <w:top w:w="50" w:type="dxa"/>
-              <w:left w:w="90" w:type="dxa"/>
-              <w:bottom w:w="50" w:type="dxa"/>
-              <w:right w:w="90" w:type="dxa"/>
-            </w:tcMar>
             <w:vAlign w:val="center"/>
           </w:tcPr>
           <w:p>
@@ -15374,12 +13944,6 @@
               <w:right w:val="single" w:sz="6" w:space="0" w:color="1F3864"/>
             </w:tcBorders>
             <w:shd w:val="clear" w:color="auto" w:fill="D9E2F3"/>
-            <w:tcMar>
-              <w:top w:w="50" w:type="dxa"/>
-              <w:left w:w="90" w:type="dxa"/>
-              <w:bottom w:w="50" w:type="dxa"/>
-              <w:right w:w="90" w:type="dxa"/>
-            </w:tcMar>
             <w:vAlign w:val="center"/>
           </w:tcPr>
           <w:p>
@@ -15425,12 +13989,6 @@
               <w:right w:val="single" w:sz="6" w:space="0" w:color="1F3864"/>
             </w:tcBorders>
             <w:shd w:val="clear" w:color="auto" w:fill="4472C4"/>
-            <w:tcMar>
-              <w:top w:w="50" w:type="dxa"/>
-              <w:left w:w="90" w:type="dxa"/>
-              <w:bottom w:w="50" w:type="dxa"/>
-              <w:right w:w="90" w:type="dxa"/>
-            </w:tcMar>
             <w:vAlign w:val="center"/>
           </w:tcPr>
           <w:p>
@@ -15497,12 +14055,6 @@
               <w:right w:val="single" w:sz="6" w:space="0" w:color="1F3864"/>
             </w:tcBorders>
             <w:shd w:val="clear" w:color="auto" w:fill="4472C4"/>
-            <w:tcMar>
-              <w:top w:w="50" w:type="dxa"/>
-              <w:left w:w="90" w:type="dxa"/>
-              <w:bottom w:w="50" w:type="dxa"/>
-              <w:right w:w="90" w:type="dxa"/>
-            </w:tcMar>
             <w:vAlign w:val="center"/>
           </w:tcPr>
           <w:p>
@@ -15542,12 +14094,6 @@
               <w:right w:val="single" w:sz="6" w:space="0" w:color="1F3864"/>
             </w:tcBorders>
             <w:shd w:val="clear" w:color="auto" w:fill="4472C4"/>
-            <w:tcMar>
-              <w:top w:w="50" w:type="dxa"/>
-              <w:left w:w="90" w:type="dxa"/>
-              <w:bottom w:w="50" w:type="dxa"/>
-              <w:right w:w="90" w:type="dxa"/>
-            </w:tcMar>
             <w:vAlign w:val="center"/>
           </w:tcPr>
           <w:p>
@@ -15587,12 +14133,6 @@
               <w:right w:val="single" w:sz="6" w:space="0" w:color="1F3864"/>
             </w:tcBorders>
             <w:shd w:val="clear" w:color="auto" w:fill="4472C4"/>
-            <w:tcMar>
-              <w:top w:w="50" w:type="dxa"/>
-              <w:left w:w="90" w:type="dxa"/>
-              <w:bottom w:w="50" w:type="dxa"/>
-              <w:right w:w="90" w:type="dxa"/>
-            </w:tcMar>
             <w:vAlign w:val="center"/>
           </w:tcPr>
           <w:p>
@@ -15631,12 +14171,6 @@
               <w:right w:val="single" w:sz="6" w:space="0" w:color="1F3864"/>
             </w:tcBorders>
             <w:shd w:val="clear" w:color="auto" w:fill="4472C4"/>
-            <w:tcMar>
-              <w:top w:w="50" w:type="dxa"/>
-              <w:left w:w="90" w:type="dxa"/>
-              <w:bottom w:w="50" w:type="dxa"/>
-              <w:right w:w="90" w:type="dxa"/>
-            </w:tcMar>
             <w:vAlign w:val="center"/>
           </w:tcPr>
           <w:p>
@@ -15703,12 +14237,6 @@
               <w:right w:val="single" w:sz="6" w:space="0" w:color="1F3864"/>
             </w:tcBorders>
             <w:shd w:val="clear" w:color="auto" w:fill="D9E2F3"/>
-            <w:tcMar>
-              <w:top w:w="50" w:type="dxa"/>
-              <w:left w:w="90" w:type="dxa"/>
-              <w:bottom w:w="50" w:type="dxa"/>
-              <w:right w:w="90" w:type="dxa"/>
-            </w:tcMar>
             <w:vAlign w:val="center"/>
           </w:tcPr>
           <w:p>
@@ -15741,12 +14269,6 @@
               <w:right w:val="single" w:sz="6" w:space="0" w:color="1F3864"/>
             </w:tcBorders>
             <w:shd w:val="clear" w:color="auto" w:fill="D9E2F3"/>
-            <w:tcMar>
-              <w:top w:w="50" w:type="dxa"/>
-              <w:left w:w="90" w:type="dxa"/>
-              <w:bottom w:w="50" w:type="dxa"/>
-              <w:right w:w="90" w:type="dxa"/>
-            </w:tcMar>
             <w:vAlign w:val="center"/>
           </w:tcPr>
           <w:p>
@@ -15779,12 +14301,6 @@
               <w:right w:val="single" w:sz="6" w:space="0" w:color="1F3864"/>
             </w:tcBorders>
             <w:shd w:val="clear" w:color="auto" w:fill="D9E2F3"/>
-            <w:tcMar>
-              <w:top w:w="50" w:type="dxa"/>
-              <w:left w:w="90" w:type="dxa"/>
-              <w:bottom w:w="50" w:type="dxa"/>
-              <w:right w:w="90" w:type="dxa"/>
-            </w:tcMar>
             <w:vAlign w:val="center"/>
           </w:tcPr>
           <w:p>
@@ -15816,12 +14332,6 @@
               <w:right w:val="single" w:sz="6" w:space="0" w:color="1F3864"/>
             </w:tcBorders>
             <w:shd w:val="clear" w:color="auto" w:fill="D9E2F3"/>
-            <w:tcMar>
-              <w:top w:w="50" w:type="dxa"/>
-              <w:left w:w="90" w:type="dxa"/>
-              <w:bottom w:w="50" w:type="dxa"/>
-              <w:right w:w="90" w:type="dxa"/>
-            </w:tcMar>
             <w:vAlign w:val="center"/>
           </w:tcPr>
           <w:p>
@@ -15881,12 +14391,6 @@
               <w:right w:val="single" w:sz="6" w:space="0" w:color="1F3864"/>
             </w:tcBorders>
             <w:shd w:val="clear" w:color="auto" w:fill="D9E2F3"/>
-            <w:tcMar>
-              <w:top w:w="50" w:type="dxa"/>
-              <w:left w:w="90" w:type="dxa"/>
-              <w:bottom w:w="50" w:type="dxa"/>
-              <w:right w:w="90" w:type="dxa"/>
-            </w:tcMar>
             <w:vAlign w:val="center"/>
           </w:tcPr>
           <w:p>
@@ -15919,12 +14423,6 @@
               <w:right w:val="single" w:sz="6" w:space="0" w:color="1F3864"/>
             </w:tcBorders>
             <w:shd w:val="clear" w:color="auto" w:fill="D9E2F3"/>
-            <w:tcMar>
-              <w:top w:w="50" w:type="dxa"/>
-              <w:left w:w="90" w:type="dxa"/>
-              <w:bottom w:w="50" w:type="dxa"/>
-              <w:right w:w="90" w:type="dxa"/>
-            </w:tcMar>
             <w:vAlign w:val="center"/>
           </w:tcPr>
           <w:p>
@@ -15957,12 +14455,6 @@
               <w:right w:val="single" w:sz="6" w:space="0" w:color="1F3864"/>
             </w:tcBorders>
             <w:shd w:val="clear" w:color="auto" w:fill="D9E2F3"/>
-            <w:tcMar>
-              <w:top w:w="50" w:type="dxa"/>
-              <w:left w:w="90" w:type="dxa"/>
-              <w:bottom w:w="50" w:type="dxa"/>
-              <w:right w:w="90" w:type="dxa"/>
-            </w:tcMar>
             <w:vAlign w:val="center"/>
           </w:tcPr>
           <w:p>
@@ -15994,12 +14486,6 @@
               <w:right w:val="single" w:sz="6" w:space="0" w:color="1F3864"/>
             </w:tcBorders>
             <w:shd w:val="clear" w:color="auto" w:fill="D9E2F3"/>
-            <w:tcMar>
-              <w:top w:w="50" w:type="dxa"/>
-              <w:left w:w="90" w:type="dxa"/>
-              <w:bottom w:w="50" w:type="dxa"/>
-              <w:right w:w="90" w:type="dxa"/>
-            </w:tcMar>
             <w:vAlign w:val="center"/>
           </w:tcPr>
           <w:p>
@@ -16059,12 +14545,6 @@
               <w:right w:val="single" w:sz="6" w:space="0" w:color="1F3864"/>
             </w:tcBorders>
             <w:shd w:val="clear" w:color="auto" w:fill="D9E2F3"/>
-            <w:tcMar>
-              <w:top w:w="50" w:type="dxa"/>
-              <w:left w:w="90" w:type="dxa"/>
-              <w:bottom w:w="50" w:type="dxa"/>
-              <w:right w:w="90" w:type="dxa"/>
-            </w:tcMar>
             <w:vAlign w:val="center"/>
           </w:tcPr>
           <w:p>
@@ -16097,12 +14577,6 @@
               <w:right w:val="single" w:sz="6" w:space="0" w:color="1F3864"/>
             </w:tcBorders>
             <w:shd w:val="clear" w:color="auto" w:fill="D9E2F3"/>
-            <w:tcMar>
-              <w:top w:w="50" w:type="dxa"/>
-              <w:left w:w="90" w:type="dxa"/>
-              <w:bottom w:w="50" w:type="dxa"/>
-              <w:right w:w="90" w:type="dxa"/>
-            </w:tcMar>
             <w:vAlign w:val="center"/>
           </w:tcPr>
           <w:p>
@@ -16135,12 +14609,6 @@
               <w:right w:val="single" w:sz="6" w:space="0" w:color="1F3864"/>
             </w:tcBorders>
             <w:shd w:val="clear" w:color="auto" w:fill="D9E2F3"/>
-            <w:tcMar>
-              <w:top w:w="50" w:type="dxa"/>
-              <w:left w:w="90" w:type="dxa"/>
-              <w:bottom w:w="50" w:type="dxa"/>
-              <w:right w:w="90" w:type="dxa"/>
-            </w:tcMar>
             <w:vAlign w:val="center"/>
           </w:tcPr>
           <w:p>
@@ -16172,12 +14640,6 @@
               <w:right w:val="single" w:sz="6" w:space="0" w:color="1F3864"/>
             </w:tcBorders>
             <w:shd w:val="clear" w:color="auto" w:fill="D9E2F3"/>
-            <w:tcMar>
-              <w:top w:w="50" w:type="dxa"/>
-              <w:left w:w="90" w:type="dxa"/>
-              <w:bottom w:w="50" w:type="dxa"/>
-              <w:right w:w="90" w:type="dxa"/>
-            </w:tcMar>
             <w:vAlign w:val="center"/>
           </w:tcPr>
           <w:p>
@@ -16237,12 +14699,6 @@
               <w:right w:val="single" w:sz="6" w:space="0" w:color="1F3864"/>
             </w:tcBorders>
             <w:shd w:val="clear" w:color="auto" w:fill="D9E2F3"/>
-            <w:tcMar>
-              <w:top w:w="50" w:type="dxa"/>
-              <w:left w:w="90" w:type="dxa"/>
-              <w:bottom w:w="50" w:type="dxa"/>
-              <w:right w:w="90" w:type="dxa"/>
-            </w:tcMar>
             <w:vAlign w:val="center"/>
           </w:tcPr>
           <w:p>
@@ -16288,12 +14744,6 @@
               <w:right w:val="single" w:sz="6" w:space="0" w:color="1F3864"/>
             </w:tcBorders>
             <w:shd w:val="clear" w:color="auto" w:fill="4472C4"/>
-            <w:tcMar>
-              <w:top w:w="50" w:type="dxa"/>
-              <w:left w:w="90" w:type="dxa"/>
-              <w:bottom w:w="50" w:type="dxa"/>
-              <w:right w:w="90" w:type="dxa"/>
-            </w:tcMar>
             <w:vAlign w:val="center"/>
           </w:tcPr>
           <w:p>
@@ -16360,12 +14810,6 @@
               <w:right w:val="single" w:sz="6" w:space="0" w:color="1F3864"/>
             </w:tcBorders>
             <w:shd w:val="clear" w:color="auto" w:fill="4472C4"/>
-            <w:tcMar>
-              <w:top w:w="50" w:type="dxa"/>
-              <w:left w:w="90" w:type="dxa"/>
-              <w:bottom w:w="50" w:type="dxa"/>
-              <w:right w:w="90" w:type="dxa"/>
-            </w:tcMar>
             <w:vAlign w:val="center"/>
           </w:tcPr>
           <w:p>
@@ -16405,12 +14849,6 @@
               <w:right w:val="single" w:sz="6" w:space="0" w:color="1F3864"/>
             </w:tcBorders>
             <w:shd w:val="clear" w:color="auto" w:fill="4472C4"/>
-            <w:tcMar>
-              <w:top w:w="50" w:type="dxa"/>
-              <w:left w:w="90" w:type="dxa"/>
-              <w:bottom w:w="50" w:type="dxa"/>
-              <w:right w:w="90" w:type="dxa"/>
-            </w:tcMar>
             <w:vAlign w:val="center"/>
           </w:tcPr>
           <w:p>
@@ -16450,12 +14888,6 @@
               <w:right w:val="single" w:sz="6" w:space="0" w:color="1F3864"/>
             </w:tcBorders>
             <w:shd w:val="clear" w:color="auto" w:fill="4472C4"/>
-            <w:tcMar>
-              <w:top w:w="50" w:type="dxa"/>
-              <w:left w:w="90" w:type="dxa"/>
-              <w:bottom w:w="50" w:type="dxa"/>
-              <w:right w:w="90" w:type="dxa"/>
-            </w:tcMar>
             <w:vAlign w:val="center"/>
           </w:tcPr>
           <w:p>
@@ -16494,12 +14926,6 @@
               <w:right w:val="single" w:sz="6" w:space="0" w:color="1F3864"/>
             </w:tcBorders>
             <w:shd w:val="clear" w:color="auto" w:fill="4472C4"/>
-            <w:tcMar>
-              <w:top w:w="50" w:type="dxa"/>
-              <w:left w:w="90" w:type="dxa"/>
-              <w:bottom w:w="50" w:type="dxa"/>
-              <w:right w:w="90" w:type="dxa"/>
-            </w:tcMar>
             <w:vAlign w:val="center"/>
           </w:tcPr>
           <w:p>
@@ -16566,12 +14992,6 @@
               <w:right w:val="single" w:sz="6" w:space="0" w:color="1F3864"/>
             </w:tcBorders>
             <w:shd w:val="clear" w:color="auto" w:fill="D9E2F3"/>
-            <w:tcMar>
-              <w:top w:w="50" w:type="dxa"/>
-              <w:left w:w="90" w:type="dxa"/>
-              <w:bottom w:w="50" w:type="dxa"/>
-              <w:right w:w="90" w:type="dxa"/>
-            </w:tcMar>
             <w:vAlign w:val="center"/>
           </w:tcPr>
           <w:p>
@@ -16604,12 +15024,6 @@
               <w:right w:val="single" w:sz="6" w:space="0" w:color="1F3864"/>
             </w:tcBorders>
             <w:shd w:val="clear" w:color="auto" w:fill="D9E2F3"/>
-            <w:tcMar>
-              <w:top w:w="50" w:type="dxa"/>
-              <w:left w:w="90" w:type="dxa"/>
-              <w:bottom w:w="50" w:type="dxa"/>
-              <w:right w:w="90" w:type="dxa"/>
-            </w:tcMar>
             <w:vAlign w:val="center"/>
           </w:tcPr>
           <w:p>
@@ -16642,12 +15056,6 @@
               <w:right w:val="single" w:sz="6" w:space="0" w:color="1F3864"/>
             </w:tcBorders>
             <w:shd w:val="clear" w:color="auto" w:fill="D9E2F3"/>
-            <w:tcMar>
-              <w:top w:w="50" w:type="dxa"/>
-              <w:left w:w="90" w:type="dxa"/>
-              <w:bottom w:w="50" w:type="dxa"/>
-              <w:right w:w="90" w:type="dxa"/>
-            </w:tcMar>
             <w:vAlign w:val="center"/>
           </w:tcPr>
           <w:p>
@@ -16679,12 +15087,6 @@
               <w:right w:val="single" w:sz="6" w:space="0" w:color="1F3864"/>
             </w:tcBorders>
             <w:shd w:val="clear" w:color="auto" w:fill="D9E2F3"/>
-            <w:tcMar>
-              <w:top w:w="50" w:type="dxa"/>
-              <w:left w:w="90" w:type="dxa"/>
-              <w:bottom w:w="50" w:type="dxa"/>
-              <w:right w:w="90" w:type="dxa"/>
-            </w:tcMar>
             <w:vAlign w:val="center"/>
           </w:tcPr>
           <w:p>
@@ -16744,12 +15146,6 @@
               <w:right w:val="single" w:sz="6" w:space="0" w:color="1F3864"/>
             </w:tcBorders>
             <w:shd w:val="clear" w:color="auto" w:fill="D9E2F3"/>
-            <w:tcMar>
-              <w:top w:w="50" w:type="dxa"/>
-              <w:left w:w="90" w:type="dxa"/>
-              <w:bottom w:w="50" w:type="dxa"/>
-              <w:right w:w="90" w:type="dxa"/>
-            </w:tcMar>
             <w:vAlign w:val="center"/>
           </w:tcPr>
           <w:p>
@@ -16782,12 +15178,6 @@
               <w:right w:val="single" w:sz="6" w:space="0" w:color="1F3864"/>
             </w:tcBorders>
             <w:shd w:val="clear" w:color="auto" w:fill="D9E2F3"/>
-            <w:tcMar>
-              <w:top w:w="50" w:type="dxa"/>
-              <w:left w:w="90" w:type="dxa"/>
-              <w:bottom w:w="50" w:type="dxa"/>
-              <w:right w:w="90" w:type="dxa"/>
-            </w:tcMar>
             <w:vAlign w:val="center"/>
           </w:tcPr>
           <w:p>
@@ -16820,12 +15210,6 @@
               <w:right w:val="single" w:sz="6" w:space="0" w:color="1F3864"/>
             </w:tcBorders>
             <w:shd w:val="clear" w:color="auto" w:fill="D9E2F3"/>
-            <w:tcMar>
-              <w:top w:w="50" w:type="dxa"/>
-              <w:left w:w="90" w:type="dxa"/>
-              <w:bottom w:w="50" w:type="dxa"/>
-              <w:right w:w="90" w:type="dxa"/>
-            </w:tcMar>
             <w:vAlign w:val="center"/>
           </w:tcPr>
           <w:p>
@@ -16857,12 +15241,6 @@
               <w:right w:val="single" w:sz="6" w:space="0" w:color="1F3864"/>
             </w:tcBorders>
             <w:shd w:val="clear" w:color="auto" w:fill="D9E2F3"/>
-            <w:tcMar>
-              <w:top w:w="50" w:type="dxa"/>
-              <w:left w:w="90" w:type="dxa"/>
-              <w:bottom w:w="50" w:type="dxa"/>
-              <w:right w:w="90" w:type="dxa"/>
-            </w:tcMar>
             <w:vAlign w:val="center"/>
           </w:tcPr>
           <w:p>
@@ -16922,12 +15300,6 @@
               <w:right w:val="single" w:sz="6" w:space="0" w:color="1F3864"/>
             </w:tcBorders>
             <w:shd w:val="clear" w:color="auto" w:fill="D9E2F3"/>
-            <w:tcMar>
-              <w:top w:w="50" w:type="dxa"/>
-              <w:left w:w="90" w:type="dxa"/>
-              <w:bottom w:w="50" w:type="dxa"/>
-              <w:right w:w="90" w:type="dxa"/>
-            </w:tcMar>
             <w:vAlign w:val="center"/>
           </w:tcPr>
           <w:p>
@@ -16960,12 +15332,6 @@
               <w:right w:val="single" w:sz="6" w:space="0" w:color="1F3864"/>
             </w:tcBorders>
             <w:shd w:val="clear" w:color="auto" w:fill="D9E2F3"/>
-            <w:tcMar>
-              <w:top w:w="50" w:type="dxa"/>
-              <w:left w:w="90" w:type="dxa"/>
-              <w:bottom w:w="50" w:type="dxa"/>
-              <w:right w:w="90" w:type="dxa"/>
-            </w:tcMar>
             <w:vAlign w:val="center"/>
           </w:tcPr>
           <w:p>
@@ -16998,12 +15364,6 @@
               <w:right w:val="single" w:sz="6" w:space="0" w:color="1F3864"/>
             </w:tcBorders>
             <w:shd w:val="clear" w:color="auto" w:fill="D9E2F3"/>
-            <w:tcMar>
-              <w:top w:w="50" w:type="dxa"/>
-              <w:left w:w="90" w:type="dxa"/>
-              <w:bottom w:w="50" w:type="dxa"/>
-              <w:right w:w="90" w:type="dxa"/>
-            </w:tcMar>
             <w:vAlign w:val="center"/>
           </w:tcPr>
           <w:p>
@@ -17035,12 +15395,6 @@
               <w:right w:val="single" w:sz="6" w:space="0" w:color="1F3864"/>
             </w:tcBorders>
             <w:shd w:val="clear" w:color="auto" w:fill="D9E2F3"/>
-            <w:tcMar>
-              <w:top w:w="50" w:type="dxa"/>
-              <w:left w:w="90" w:type="dxa"/>
-              <w:bottom w:w="50" w:type="dxa"/>
-              <w:right w:w="90" w:type="dxa"/>
-            </w:tcMar>
             <w:vAlign w:val="center"/>
           </w:tcPr>
           <w:p>
@@ -17100,12 +15454,6 @@
               <w:right w:val="single" w:sz="6" w:space="0" w:color="1F3864"/>
             </w:tcBorders>
             <w:shd w:val="clear" w:color="auto" w:fill="D9E2F3"/>
-            <w:tcMar>
-              <w:top w:w="50" w:type="dxa"/>
-              <w:left w:w="90" w:type="dxa"/>
-              <w:bottom w:w="50" w:type="dxa"/>
-              <w:right w:w="90" w:type="dxa"/>
-            </w:tcMar>
             <w:vAlign w:val="center"/>
           </w:tcPr>
           <w:p>
@@ -17151,12 +15499,6 @@
               <w:right w:val="single" w:sz="6" w:space="0" w:color="1F3864"/>
             </w:tcBorders>
             <w:shd w:val="clear" w:color="auto" w:fill="4472C4"/>
-            <w:tcMar>
-              <w:top w:w="50" w:type="dxa"/>
-              <w:left w:w="90" w:type="dxa"/>
-              <w:bottom w:w="50" w:type="dxa"/>
-              <w:right w:w="90" w:type="dxa"/>
-            </w:tcMar>
             <w:vAlign w:val="center"/>
           </w:tcPr>
           <w:p>
@@ -17223,12 +15565,6 @@
               <w:right w:val="single" w:sz="6" w:space="0" w:color="1F3864"/>
             </w:tcBorders>
             <w:shd w:val="clear" w:color="auto" w:fill="4472C4"/>
-            <w:tcMar>
-              <w:top w:w="50" w:type="dxa"/>
-              <w:left w:w="90" w:type="dxa"/>
-              <w:bottom w:w="50" w:type="dxa"/>
-              <w:right w:w="90" w:type="dxa"/>
-            </w:tcMar>
             <w:vAlign w:val="center"/>
           </w:tcPr>
           <w:p>
@@ -17268,12 +15604,6 @@
               <w:right w:val="single" w:sz="6" w:space="0" w:color="1F3864"/>
             </w:tcBorders>
             <w:shd w:val="clear" w:color="auto" w:fill="4472C4"/>
-            <w:tcMar>
-              <w:top w:w="50" w:type="dxa"/>
-              <w:left w:w="90" w:type="dxa"/>
-              <w:bottom w:w="50" w:type="dxa"/>
-              <w:right w:w="90" w:type="dxa"/>
-            </w:tcMar>
             <w:vAlign w:val="center"/>
           </w:tcPr>
           <w:p>
@@ -17313,12 +15643,6 @@
               <w:right w:val="single" w:sz="6" w:space="0" w:color="1F3864"/>
             </w:tcBorders>
             <w:shd w:val="clear" w:color="auto" w:fill="4472C4"/>
-            <w:tcMar>
-              <w:top w:w="50" w:type="dxa"/>
-              <w:left w:w="90" w:type="dxa"/>
-              <w:bottom w:w="50" w:type="dxa"/>
-              <w:right w:w="90" w:type="dxa"/>
-            </w:tcMar>
             <w:vAlign w:val="center"/>
           </w:tcPr>
           <w:p>
@@ -17357,12 +15681,6 @@
               <w:right w:val="single" w:sz="6" w:space="0" w:color="1F3864"/>
             </w:tcBorders>
             <w:shd w:val="clear" w:color="auto" w:fill="4472C4"/>
-            <w:tcMar>
-              <w:top w:w="50" w:type="dxa"/>
-              <w:left w:w="90" w:type="dxa"/>
-              <w:bottom w:w="50" w:type="dxa"/>
-              <w:right w:w="90" w:type="dxa"/>
-            </w:tcMar>
             <w:vAlign w:val="center"/>
           </w:tcPr>
           <w:p>
@@ -17429,12 +15747,6 @@
               <w:right w:val="single" w:sz="6" w:space="0" w:color="1F3864"/>
             </w:tcBorders>
             <w:shd w:val="clear" w:color="auto" w:fill="D9E2F3"/>
-            <w:tcMar>
-              <w:top w:w="50" w:type="dxa"/>
-              <w:left w:w="90" w:type="dxa"/>
-              <w:bottom w:w="50" w:type="dxa"/>
-              <w:right w:w="90" w:type="dxa"/>
-            </w:tcMar>
             <w:vAlign w:val="center"/>
           </w:tcPr>
           <w:p>
@@ -17467,12 +15779,6 @@
               <w:right w:val="single" w:sz="6" w:space="0" w:color="1F3864"/>
             </w:tcBorders>
             <w:shd w:val="clear" w:color="auto" w:fill="D9E2F3"/>
-            <w:tcMar>
-              <w:top w:w="50" w:type="dxa"/>
-              <w:left w:w="90" w:type="dxa"/>
-              <w:bottom w:w="50" w:type="dxa"/>
-              <w:right w:w="90" w:type="dxa"/>
-            </w:tcMar>
             <w:vAlign w:val="center"/>
           </w:tcPr>
           <w:p>
@@ -17505,12 +15811,6 @@
               <w:right w:val="single" w:sz="6" w:space="0" w:color="1F3864"/>
             </w:tcBorders>
             <w:shd w:val="clear" w:color="auto" w:fill="D9E2F3"/>
-            <w:tcMar>
-              <w:top w:w="50" w:type="dxa"/>
-              <w:left w:w="90" w:type="dxa"/>
-              <w:bottom w:w="50" w:type="dxa"/>
-              <w:right w:w="90" w:type="dxa"/>
-            </w:tcMar>
             <w:vAlign w:val="center"/>
           </w:tcPr>
           <w:p>
@@ -17542,12 +15842,6 @@
               <w:right w:val="single" w:sz="6" w:space="0" w:color="1F3864"/>
             </w:tcBorders>
             <w:shd w:val="clear" w:color="auto" w:fill="D9E2F3"/>
-            <w:tcMar>
-              <w:top w:w="50" w:type="dxa"/>
-              <w:left w:w="90" w:type="dxa"/>
-              <w:bottom w:w="50" w:type="dxa"/>
-              <w:right w:w="90" w:type="dxa"/>
-            </w:tcMar>
             <w:vAlign w:val="center"/>
           </w:tcPr>
           <w:p>
@@ -17607,12 +15901,6 @@
               <w:right w:val="single" w:sz="6" w:space="0" w:color="1F3864"/>
             </w:tcBorders>
             <w:shd w:val="clear" w:color="auto" w:fill="D9E2F3"/>
-            <w:tcMar>
-              <w:top w:w="50" w:type="dxa"/>
-              <w:left w:w="90" w:type="dxa"/>
-              <w:bottom w:w="50" w:type="dxa"/>
-              <w:right w:w="90" w:type="dxa"/>
-            </w:tcMar>
             <w:vAlign w:val="center"/>
           </w:tcPr>
           <w:p>
@@ -17645,12 +15933,6 @@
               <w:right w:val="single" w:sz="6" w:space="0" w:color="1F3864"/>
             </w:tcBorders>
             <w:shd w:val="clear" w:color="auto" w:fill="D9E2F3"/>
-            <w:tcMar>
-              <w:top w:w="50" w:type="dxa"/>
-              <w:left w:w="90" w:type="dxa"/>
-              <w:bottom w:w="50" w:type="dxa"/>
-              <w:right w:w="90" w:type="dxa"/>
-            </w:tcMar>
             <w:vAlign w:val="center"/>
           </w:tcPr>
           <w:p>
@@ -17683,12 +15965,6 @@
               <w:right w:val="single" w:sz="6" w:space="0" w:color="1F3864"/>
             </w:tcBorders>
             <w:shd w:val="clear" w:color="auto" w:fill="D9E2F3"/>
-            <w:tcMar>
-              <w:top w:w="50" w:type="dxa"/>
-              <w:left w:w="90" w:type="dxa"/>
-              <w:bottom w:w="50" w:type="dxa"/>
-              <w:right w:w="90" w:type="dxa"/>
-            </w:tcMar>
             <w:vAlign w:val="center"/>
           </w:tcPr>
           <w:p>
@@ -17720,12 +15996,6 @@
               <w:right w:val="single" w:sz="6" w:space="0" w:color="1F3864"/>
             </w:tcBorders>
             <w:shd w:val="clear" w:color="auto" w:fill="D9E2F3"/>
-            <w:tcMar>
-              <w:top w:w="50" w:type="dxa"/>
-              <w:left w:w="90" w:type="dxa"/>
-              <w:bottom w:w="50" w:type="dxa"/>
-              <w:right w:w="90" w:type="dxa"/>
-            </w:tcMar>
             <w:vAlign w:val="center"/>
           </w:tcPr>
           <w:p>
@@ -17785,12 +16055,6 @@
               <w:right w:val="single" w:sz="6" w:space="0" w:color="1F3864"/>
             </w:tcBorders>
             <w:shd w:val="clear" w:color="auto" w:fill="D9E2F3"/>
-            <w:tcMar>
-              <w:top w:w="50" w:type="dxa"/>
-              <w:left w:w="90" w:type="dxa"/>
-              <w:bottom w:w="50" w:type="dxa"/>
-              <w:right w:w="90" w:type="dxa"/>
-            </w:tcMar>
             <w:vAlign w:val="center"/>
           </w:tcPr>
           <w:p>
@@ -17823,12 +16087,6 @@
               <w:right w:val="single" w:sz="6" w:space="0" w:color="1F3864"/>
             </w:tcBorders>
             <w:shd w:val="clear" w:color="auto" w:fill="D9E2F3"/>
-            <w:tcMar>
-              <w:top w:w="50" w:type="dxa"/>
-              <w:left w:w="90" w:type="dxa"/>
-              <w:bottom w:w="50" w:type="dxa"/>
-              <w:right w:w="90" w:type="dxa"/>
-            </w:tcMar>
             <w:vAlign w:val="center"/>
           </w:tcPr>
           <w:p>
@@ -17861,12 +16119,6 @@
               <w:right w:val="single" w:sz="6" w:space="0" w:color="1F3864"/>
             </w:tcBorders>
             <w:shd w:val="clear" w:color="auto" w:fill="D9E2F3"/>
-            <w:tcMar>
-              <w:top w:w="50" w:type="dxa"/>
-              <w:left w:w="90" w:type="dxa"/>
-              <w:bottom w:w="50" w:type="dxa"/>
-              <w:right w:w="90" w:type="dxa"/>
-            </w:tcMar>
             <w:vAlign w:val="center"/>
           </w:tcPr>
           <w:p>
@@ -17898,12 +16150,6 @@
               <w:right w:val="single" w:sz="6" w:space="0" w:color="1F3864"/>
             </w:tcBorders>
             <w:shd w:val="clear" w:color="auto" w:fill="D9E2F3"/>
-            <w:tcMar>
-              <w:top w:w="50" w:type="dxa"/>
-              <w:left w:w="90" w:type="dxa"/>
-              <w:bottom w:w="50" w:type="dxa"/>
-              <w:right w:w="90" w:type="dxa"/>
-            </w:tcMar>
             <w:vAlign w:val="center"/>
           </w:tcPr>
           <w:p>
@@ -17963,12 +16209,6 @@
               <w:right w:val="single" w:sz="6" w:space="0" w:color="1F3864"/>
             </w:tcBorders>
             <w:shd w:val="clear" w:color="auto" w:fill="D9E2F3"/>
-            <w:tcMar>
-              <w:top w:w="50" w:type="dxa"/>
-              <w:left w:w="90" w:type="dxa"/>
-              <w:bottom w:w="50" w:type="dxa"/>
-              <w:right w:w="90" w:type="dxa"/>
-            </w:tcMar>
             <w:vAlign w:val="center"/>
           </w:tcPr>
           <w:p>
@@ -18014,12 +16254,6 @@
               <w:right w:val="single" w:sz="6" w:space="0" w:color="1F3864"/>
             </w:tcBorders>
             <w:shd w:val="clear" w:color="auto" w:fill="4472C4"/>
-            <w:tcMar>
-              <w:top w:w="50" w:type="dxa"/>
-              <w:left w:w="90" w:type="dxa"/>
-              <w:bottom w:w="50" w:type="dxa"/>
-              <w:right w:w="90" w:type="dxa"/>
-            </w:tcMar>
             <w:vAlign w:val="center"/>
           </w:tcPr>
           <w:p>
@@ -18086,12 +16320,6 @@
               <w:right w:val="single" w:sz="6" w:space="0" w:color="1F3864"/>
             </w:tcBorders>
             <w:shd w:val="clear" w:color="auto" w:fill="4472C4"/>
-            <w:tcMar>
-              <w:top w:w="50" w:type="dxa"/>
-              <w:left w:w="90" w:type="dxa"/>
-              <w:bottom w:w="50" w:type="dxa"/>
-              <w:right w:w="90" w:type="dxa"/>
-            </w:tcMar>
             <w:vAlign w:val="center"/>
           </w:tcPr>
           <w:p>
@@ -18131,12 +16359,6 @@
               <w:right w:val="single" w:sz="6" w:space="0" w:color="1F3864"/>
             </w:tcBorders>
             <w:shd w:val="clear" w:color="auto" w:fill="4472C4"/>
-            <w:tcMar>
-              <w:top w:w="50" w:type="dxa"/>
-              <w:left w:w="90" w:type="dxa"/>
-              <w:bottom w:w="50" w:type="dxa"/>
-              <w:right w:w="90" w:type="dxa"/>
-            </w:tcMar>
             <w:vAlign w:val="center"/>
           </w:tcPr>
           <w:p>
@@ -18176,12 +16398,6 @@
               <w:right w:val="single" w:sz="6" w:space="0" w:color="1F3864"/>
             </w:tcBorders>
             <w:shd w:val="clear" w:color="auto" w:fill="4472C4"/>
-            <w:tcMar>
-              <w:top w:w="50" w:type="dxa"/>
-              <w:left w:w="90" w:type="dxa"/>
-              <w:bottom w:w="50" w:type="dxa"/>
-              <w:right w:w="90" w:type="dxa"/>
-            </w:tcMar>
             <w:vAlign w:val="center"/>
           </w:tcPr>
           <w:p>
@@ -18220,12 +16436,6 @@
               <w:right w:val="single" w:sz="6" w:space="0" w:color="1F3864"/>
             </w:tcBorders>
             <w:shd w:val="clear" w:color="auto" w:fill="4472C4"/>
-            <w:tcMar>
-              <w:top w:w="50" w:type="dxa"/>
-              <w:left w:w="90" w:type="dxa"/>
-              <w:bottom w:w="50" w:type="dxa"/>
-              <w:right w:w="90" w:type="dxa"/>
-            </w:tcMar>
             <w:vAlign w:val="center"/>
           </w:tcPr>
           <w:p>
@@ -18292,12 +16502,6 @@
               <w:right w:val="single" w:sz="6" w:space="0" w:color="1F3864"/>
             </w:tcBorders>
             <w:shd w:val="clear" w:color="auto" w:fill="D9E2F3"/>
-            <w:tcMar>
-              <w:top w:w="50" w:type="dxa"/>
-              <w:left w:w="90" w:type="dxa"/>
-              <w:bottom w:w="50" w:type="dxa"/>
-              <w:right w:w="90" w:type="dxa"/>
-            </w:tcMar>
             <w:vAlign w:val="center"/>
           </w:tcPr>
           <w:p>
@@ -18330,12 +16534,6 @@
               <w:right w:val="single" w:sz="6" w:space="0" w:color="1F3864"/>
             </w:tcBorders>
             <w:shd w:val="clear" w:color="auto" w:fill="D9E2F3"/>
-            <w:tcMar>
-              <w:top w:w="50" w:type="dxa"/>
-              <w:left w:w="90" w:type="dxa"/>
-              <w:bottom w:w="50" w:type="dxa"/>
-              <w:right w:w="90" w:type="dxa"/>
-            </w:tcMar>
             <w:vAlign w:val="center"/>
           </w:tcPr>
           <w:p>
@@ -18368,12 +16566,6 @@
               <w:right w:val="single" w:sz="6" w:space="0" w:color="1F3864"/>
             </w:tcBorders>
             <w:shd w:val="clear" w:color="auto" w:fill="D9E2F3"/>
-            <w:tcMar>
-              <w:top w:w="50" w:type="dxa"/>
-              <w:left w:w="90" w:type="dxa"/>
-              <w:bottom w:w="50" w:type="dxa"/>
-              <w:right w:w="90" w:type="dxa"/>
-            </w:tcMar>
             <w:vAlign w:val="center"/>
           </w:tcPr>
           <w:p>
@@ -18405,12 +16597,6 @@
               <w:right w:val="single" w:sz="6" w:space="0" w:color="1F3864"/>
             </w:tcBorders>
             <w:shd w:val="clear" w:color="auto" w:fill="D9E2F3"/>
-            <w:tcMar>
-              <w:top w:w="50" w:type="dxa"/>
-              <w:left w:w="90" w:type="dxa"/>
-              <w:bottom w:w="50" w:type="dxa"/>
-              <w:right w:w="90" w:type="dxa"/>
-            </w:tcMar>
             <w:vAlign w:val="center"/>
           </w:tcPr>
           <w:p>
@@ -18470,12 +16656,6 @@
               <w:right w:val="single" w:sz="6" w:space="0" w:color="1F3864"/>
             </w:tcBorders>
             <w:shd w:val="clear" w:color="auto" w:fill="D9E2F3"/>
-            <w:tcMar>
-              <w:top w:w="50" w:type="dxa"/>
-              <w:left w:w="90" w:type="dxa"/>
-              <w:bottom w:w="50" w:type="dxa"/>
-              <w:right w:w="90" w:type="dxa"/>
-            </w:tcMar>
             <w:vAlign w:val="center"/>
           </w:tcPr>
           <w:p>
@@ -18508,12 +16688,6 @@
               <w:right w:val="single" w:sz="6" w:space="0" w:color="1F3864"/>
             </w:tcBorders>
             <w:shd w:val="clear" w:color="auto" w:fill="D9E2F3"/>
-            <w:tcMar>
-              <w:top w:w="50" w:type="dxa"/>
-              <w:left w:w="90" w:type="dxa"/>
-              <w:bottom w:w="50" w:type="dxa"/>
-              <w:right w:w="90" w:type="dxa"/>
-            </w:tcMar>
             <w:vAlign w:val="center"/>
           </w:tcPr>
           <w:p>
@@ -18546,12 +16720,6 @@
               <w:right w:val="single" w:sz="6" w:space="0" w:color="1F3864"/>
             </w:tcBorders>
             <w:shd w:val="clear" w:color="auto" w:fill="D9E2F3"/>
-            <w:tcMar>
-              <w:top w:w="50" w:type="dxa"/>
-              <w:left w:w="90" w:type="dxa"/>
-              <w:bottom w:w="50" w:type="dxa"/>
-              <w:right w:w="90" w:type="dxa"/>
-            </w:tcMar>
             <w:vAlign w:val="center"/>
           </w:tcPr>
           <w:p>
@@ -18583,12 +16751,6 @@
               <w:right w:val="single" w:sz="6" w:space="0" w:color="1F3864"/>
             </w:tcBorders>
             <w:shd w:val="clear" w:color="auto" w:fill="D9E2F3"/>
-            <w:tcMar>
-              <w:top w:w="50" w:type="dxa"/>
-              <w:left w:w="90" w:type="dxa"/>
-              <w:bottom w:w="50" w:type="dxa"/>
-              <w:right w:w="90" w:type="dxa"/>
-            </w:tcMar>
             <w:vAlign w:val="center"/>
           </w:tcPr>
           <w:p>
@@ -18648,12 +16810,6 @@
               <w:right w:val="single" w:sz="6" w:space="0" w:color="1F3864"/>
             </w:tcBorders>
             <w:shd w:val="clear" w:color="auto" w:fill="D9E2F3"/>
-            <w:tcMar>
-              <w:top w:w="50" w:type="dxa"/>
-              <w:left w:w="90" w:type="dxa"/>
-              <w:bottom w:w="50" w:type="dxa"/>
-              <w:right w:w="90" w:type="dxa"/>
-            </w:tcMar>
             <w:vAlign w:val="center"/>
           </w:tcPr>
           <w:p>
@@ -18686,12 +16842,6 @@
               <w:right w:val="single" w:sz="6" w:space="0" w:color="1F3864"/>
             </w:tcBorders>
             <w:shd w:val="clear" w:color="auto" w:fill="D9E2F3"/>
-            <w:tcMar>
-              <w:top w:w="50" w:type="dxa"/>
-              <w:left w:w="90" w:type="dxa"/>
-              <w:bottom w:w="50" w:type="dxa"/>
-              <w:right w:w="90" w:type="dxa"/>
-            </w:tcMar>
             <w:vAlign w:val="center"/>
           </w:tcPr>
           <w:p>
@@ -18724,12 +16874,6 @@
               <w:right w:val="single" w:sz="6" w:space="0" w:color="1F3864"/>
             </w:tcBorders>
             <w:shd w:val="clear" w:color="auto" w:fill="D9E2F3"/>
-            <w:tcMar>
-              <w:top w:w="50" w:type="dxa"/>
-              <w:left w:w="90" w:type="dxa"/>
-              <w:bottom w:w="50" w:type="dxa"/>
-              <w:right w:w="90" w:type="dxa"/>
-            </w:tcMar>
             <w:vAlign w:val="center"/>
           </w:tcPr>
           <w:p>
@@ -18761,12 +16905,6 @@
               <w:right w:val="single" w:sz="6" w:space="0" w:color="1F3864"/>
             </w:tcBorders>
             <w:shd w:val="clear" w:color="auto" w:fill="D9E2F3"/>
-            <w:tcMar>
-              <w:top w:w="50" w:type="dxa"/>
-              <w:left w:w="90" w:type="dxa"/>
-              <w:bottom w:w="50" w:type="dxa"/>
-              <w:right w:w="90" w:type="dxa"/>
-            </w:tcMar>
             <w:vAlign w:val="center"/>
           </w:tcPr>
           <w:p>
@@ -18826,12 +16964,6 @@
               <w:right w:val="single" w:sz="6" w:space="0" w:color="1F3864"/>
             </w:tcBorders>
             <w:shd w:val="clear" w:color="auto" w:fill="D9E2F3"/>
-            <w:tcMar>
-              <w:top w:w="50" w:type="dxa"/>
-              <w:left w:w="90" w:type="dxa"/>
-              <w:bottom w:w="50" w:type="dxa"/>
-              <w:right w:w="90" w:type="dxa"/>
-            </w:tcMar>
             <w:vAlign w:val="center"/>
           </w:tcPr>
           <w:p>
@@ -18877,12 +17009,6 @@
               <w:right w:val="single" w:sz="6" w:space="0" w:color="1F3864"/>
             </w:tcBorders>
             <w:shd w:val="clear" w:color="auto" w:fill="4472C4"/>
-            <w:tcMar>
-              <w:top w:w="50" w:type="dxa"/>
-              <w:left w:w="90" w:type="dxa"/>
-              <w:bottom w:w="50" w:type="dxa"/>
-              <w:right w:w="90" w:type="dxa"/>
-            </w:tcMar>
             <w:vAlign w:val="center"/>
           </w:tcPr>
           <w:p>
@@ -18949,12 +17075,6 @@
               <w:right w:val="single" w:sz="6" w:space="0" w:color="1F3864"/>
             </w:tcBorders>
             <w:shd w:val="clear" w:color="auto" w:fill="4472C4"/>
-            <w:tcMar>
-              <w:top w:w="50" w:type="dxa"/>
-              <w:left w:w="90" w:type="dxa"/>
-              <w:bottom w:w="50" w:type="dxa"/>
-              <w:right w:w="90" w:type="dxa"/>
-            </w:tcMar>
             <w:vAlign w:val="center"/>
           </w:tcPr>
           <w:p>
@@ -18994,12 +17114,6 @@
               <w:right w:val="single" w:sz="6" w:space="0" w:color="1F3864"/>
             </w:tcBorders>
             <w:shd w:val="clear" w:color="auto" w:fill="4472C4"/>
-            <w:tcMar>
-              <w:top w:w="50" w:type="dxa"/>
-              <w:left w:w="90" w:type="dxa"/>
-              <w:bottom w:w="50" w:type="dxa"/>
-              <w:right w:w="90" w:type="dxa"/>
-            </w:tcMar>
             <w:vAlign w:val="center"/>
           </w:tcPr>
           <w:p>
@@ -19039,12 +17153,6 @@
               <w:right w:val="single" w:sz="6" w:space="0" w:color="1F3864"/>
             </w:tcBorders>
             <w:shd w:val="clear" w:color="auto" w:fill="4472C4"/>
-            <w:tcMar>
-              <w:top w:w="50" w:type="dxa"/>
-              <w:left w:w="90" w:type="dxa"/>
-              <w:bottom w:w="50" w:type="dxa"/>
-              <w:right w:w="90" w:type="dxa"/>
-            </w:tcMar>
             <w:vAlign w:val="center"/>
           </w:tcPr>
           <w:p>
@@ -19083,12 +17191,6 @@
               <w:right w:val="single" w:sz="6" w:space="0" w:color="1F3864"/>
             </w:tcBorders>
             <w:shd w:val="clear" w:color="auto" w:fill="4472C4"/>
-            <w:tcMar>
-              <w:top w:w="50" w:type="dxa"/>
-              <w:left w:w="90" w:type="dxa"/>
-              <w:bottom w:w="50" w:type="dxa"/>
-              <w:right w:w="90" w:type="dxa"/>
-            </w:tcMar>
             <w:vAlign w:val="center"/>
           </w:tcPr>
           <w:p>
@@ -19155,12 +17257,6 @@
               <w:right w:val="single" w:sz="6" w:space="0" w:color="1F3864"/>
             </w:tcBorders>
             <w:shd w:val="clear" w:color="auto" w:fill="D9E2F3"/>
-            <w:tcMar>
-              <w:top w:w="50" w:type="dxa"/>
-              <w:left w:w="90" w:type="dxa"/>
-              <w:bottom w:w="50" w:type="dxa"/>
-              <w:right w:w="90" w:type="dxa"/>
-            </w:tcMar>
             <w:vAlign w:val="center"/>
           </w:tcPr>
           <w:p>
@@ -19193,12 +17289,6 @@
               <w:right w:val="single" w:sz="6" w:space="0" w:color="1F3864"/>
             </w:tcBorders>
             <w:shd w:val="clear" w:color="auto" w:fill="D9E2F3"/>
-            <w:tcMar>
-              <w:top w:w="50" w:type="dxa"/>
-              <w:left w:w="90" w:type="dxa"/>
-              <w:bottom w:w="50" w:type="dxa"/>
-              <w:right w:w="90" w:type="dxa"/>
-            </w:tcMar>
             <w:vAlign w:val="center"/>
           </w:tcPr>
           <w:p>
@@ -19231,12 +17321,6 @@
               <w:right w:val="single" w:sz="6" w:space="0" w:color="1F3864"/>
             </w:tcBorders>
             <w:shd w:val="clear" w:color="auto" w:fill="D9E2F3"/>
-            <w:tcMar>
-              <w:top w:w="50" w:type="dxa"/>
-              <w:left w:w="90" w:type="dxa"/>
-              <w:bottom w:w="50" w:type="dxa"/>
-              <w:right w:w="90" w:type="dxa"/>
-            </w:tcMar>
             <w:vAlign w:val="center"/>
           </w:tcPr>
           <w:p>
@@ -19268,12 +17352,6 @@
               <w:right w:val="single" w:sz="6" w:space="0" w:color="1F3864"/>
             </w:tcBorders>
             <w:shd w:val="clear" w:color="auto" w:fill="D9E2F3"/>
-            <w:tcMar>
-              <w:top w:w="50" w:type="dxa"/>
-              <w:left w:w="90" w:type="dxa"/>
-              <w:bottom w:w="50" w:type="dxa"/>
-              <w:right w:w="90" w:type="dxa"/>
-            </w:tcMar>
             <w:vAlign w:val="center"/>
           </w:tcPr>
           <w:p>
@@ -19333,12 +17411,6 @@
               <w:right w:val="single" w:sz="6" w:space="0" w:color="1F3864"/>
             </w:tcBorders>
             <w:shd w:val="clear" w:color="auto" w:fill="D9E2F3"/>
-            <w:tcMar>
-              <w:top w:w="50" w:type="dxa"/>
-              <w:left w:w="90" w:type="dxa"/>
-              <w:bottom w:w="50" w:type="dxa"/>
-              <w:right w:w="90" w:type="dxa"/>
-            </w:tcMar>
             <w:vAlign w:val="center"/>
           </w:tcPr>
           <w:p>
@@ -19371,12 +17443,6 @@
               <w:right w:val="single" w:sz="6" w:space="0" w:color="1F3864"/>
             </w:tcBorders>
             <w:shd w:val="clear" w:color="auto" w:fill="D9E2F3"/>
-            <w:tcMar>
-              <w:top w:w="50" w:type="dxa"/>
-              <w:left w:w="90" w:type="dxa"/>
-              <w:bottom w:w="50" w:type="dxa"/>
-              <w:right w:w="90" w:type="dxa"/>
-            </w:tcMar>
             <w:vAlign w:val="center"/>
           </w:tcPr>
           <w:p>
@@ -19409,12 +17475,6 @@
               <w:right w:val="single" w:sz="6" w:space="0" w:color="1F3864"/>
             </w:tcBorders>
             <w:shd w:val="clear" w:color="auto" w:fill="D9E2F3"/>
-            <w:tcMar>
-              <w:top w:w="50" w:type="dxa"/>
-              <w:left w:w="90" w:type="dxa"/>
-              <w:bottom w:w="50" w:type="dxa"/>
-              <w:right w:w="90" w:type="dxa"/>
-            </w:tcMar>
             <w:vAlign w:val="center"/>
           </w:tcPr>
           <w:p>
@@ -19446,12 +17506,6 @@
               <w:right w:val="single" w:sz="6" w:space="0" w:color="1F3864"/>
             </w:tcBorders>
             <w:shd w:val="clear" w:color="auto" w:fill="D9E2F3"/>
-            <w:tcMar>
-              <w:top w:w="50" w:type="dxa"/>
-              <w:left w:w="90" w:type="dxa"/>
-              <w:bottom w:w="50" w:type="dxa"/>
-              <w:right w:w="90" w:type="dxa"/>
-            </w:tcMar>
             <w:vAlign w:val="center"/>
           </w:tcPr>
           <w:p>
@@ -19511,12 +17565,6 @@
               <w:right w:val="single" w:sz="6" w:space="0" w:color="1F3864"/>
             </w:tcBorders>
             <w:shd w:val="clear" w:color="auto" w:fill="D9E2F3"/>
-            <w:tcMar>
-              <w:top w:w="50" w:type="dxa"/>
-              <w:left w:w="90" w:type="dxa"/>
-              <w:bottom w:w="50" w:type="dxa"/>
-              <w:right w:w="90" w:type="dxa"/>
-            </w:tcMar>
             <w:vAlign w:val="center"/>
           </w:tcPr>
           <w:p>
@@ -19549,12 +17597,6 @@
               <w:right w:val="single" w:sz="6" w:space="0" w:color="1F3864"/>
             </w:tcBorders>
             <w:shd w:val="clear" w:color="auto" w:fill="D9E2F3"/>
-            <w:tcMar>
-              <w:top w:w="50" w:type="dxa"/>
-              <w:left w:w="90" w:type="dxa"/>
-              <w:bottom w:w="50" w:type="dxa"/>
-              <w:right w:w="90" w:type="dxa"/>
-            </w:tcMar>
             <w:vAlign w:val="center"/>
           </w:tcPr>
           <w:p>
@@ -19587,12 +17629,6 @@
               <w:right w:val="single" w:sz="6" w:space="0" w:color="1F3864"/>
             </w:tcBorders>
             <w:shd w:val="clear" w:color="auto" w:fill="D9E2F3"/>
-            <w:tcMar>
-              <w:top w:w="50" w:type="dxa"/>
-              <w:left w:w="90" w:type="dxa"/>
-              <w:bottom w:w="50" w:type="dxa"/>
-              <w:right w:w="90" w:type="dxa"/>
-            </w:tcMar>
             <w:vAlign w:val="center"/>
           </w:tcPr>
           <w:p>
@@ -19624,12 +17660,6 @@
               <w:right w:val="single" w:sz="6" w:space="0" w:color="1F3864"/>
             </w:tcBorders>
             <w:shd w:val="clear" w:color="auto" w:fill="D9E2F3"/>
-            <w:tcMar>
-              <w:top w:w="50" w:type="dxa"/>
-              <w:left w:w="90" w:type="dxa"/>
-              <w:bottom w:w="50" w:type="dxa"/>
-              <w:right w:w="90" w:type="dxa"/>
-            </w:tcMar>
             <w:vAlign w:val="center"/>
           </w:tcPr>
           <w:p>
@@ -19689,12 +17719,6 @@
               <w:right w:val="single" w:sz="6" w:space="0" w:color="1F3864"/>
             </w:tcBorders>
             <w:shd w:val="clear" w:color="auto" w:fill="D9E2F3"/>
-            <w:tcMar>
-              <w:top w:w="50" w:type="dxa"/>
-              <w:left w:w="90" w:type="dxa"/>
-              <w:bottom w:w="50" w:type="dxa"/>
-              <w:right w:w="90" w:type="dxa"/>
-            </w:tcMar>
             <w:vAlign w:val="center"/>
           </w:tcPr>
           <w:p>
@@ -19740,12 +17764,6 @@
               <w:right w:val="single" w:sz="6" w:space="0" w:color="1F3864"/>
             </w:tcBorders>
             <w:shd w:val="clear" w:color="auto" w:fill="4472C4"/>
-            <w:tcMar>
-              <w:top w:w="50" w:type="dxa"/>
-              <w:left w:w="90" w:type="dxa"/>
-              <w:bottom w:w="50" w:type="dxa"/>
-              <w:right w:w="90" w:type="dxa"/>
-            </w:tcMar>
             <w:vAlign w:val="center"/>
           </w:tcPr>
           <w:p>
@@ -19812,12 +17830,6 @@
               <w:right w:val="single" w:sz="6" w:space="0" w:color="1F3864"/>
             </w:tcBorders>
             <w:shd w:val="clear" w:color="auto" w:fill="4472C4"/>
-            <w:tcMar>
-              <w:top w:w="50" w:type="dxa"/>
-              <w:left w:w="90" w:type="dxa"/>
-              <w:bottom w:w="50" w:type="dxa"/>
-              <w:right w:w="90" w:type="dxa"/>
-            </w:tcMar>
             <w:vAlign w:val="center"/>
           </w:tcPr>
           <w:p>
@@ -19857,12 +17869,6 @@
               <w:right w:val="single" w:sz="6" w:space="0" w:color="1F3864"/>
             </w:tcBorders>
             <w:shd w:val="clear" w:color="auto" w:fill="4472C4"/>
-            <w:tcMar>
-              <w:top w:w="50" w:type="dxa"/>
-              <w:left w:w="90" w:type="dxa"/>
-              <w:bottom w:w="50" w:type="dxa"/>
-              <w:right w:w="90" w:type="dxa"/>
-            </w:tcMar>
             <w:vAlign w:val="center"/>
           </w:tcPr>
           <w:p>
@@ -19902,12 +17908,6 @@
               <w:right w:val="single" w:sz="6" w:space="0" w:color="1F3864"/>
             </w:tcBorders>
             <w:shd w:val="clear" w:color="auto" w:fill="4472C4"/>
-            <w:tcMar>
-              <w:top w:w="50" w:type="dxa"/>
-              <w:left w:w="90" w:type="dxa"/>
-              <w:bottom w:w="50" w:type="dxa"/>
-              <w:right w:w="90" w:type="dxa"/>
-            </w:tcMar>
             <w:vAlign w:val="center"/>
           </w:tcPr>
           <w:p>
@@ -19946,12 +17946,6 @@
               <w:right w:val="single" w:sz="6" w:space="0" w:color="1F3864"/>
             </w:tcBorders>
             <w:shd w:val="clear" w:color="auto" w:fill="4472C4"/>
-            <w:tcMar>
-              <w:top w:w="50" w:type="dxa"/>
-              <w:left w:w="90" w:type="dxa"/>
-              <w:bottom w:w="50" w:type="dxa"/>
-              <w:right w:w="90" w:type="dxa"/>
-            </w:tcMar>
             <w:vAlign w:val="center"/>
           </w:tcPr>
           <w:p>
@@ -20018,12 +18012,6 @@
               <w:right w:val="single" w:sz="6" w:space="0" w:color="1F3864"/>
             </w:tcBorders>
             <w:shd w:val="clear" w:color="auto" w:fill="D9E2F3"/>
-            <w:tcMar>
-              <w:top w:w="50" w:type="dxa"/>
-              <w:left w:w="90" w:type="dxa"/>
-              <w:bottom w:w="50" w:type="dxa"/>
-              <w:right w:w="90" w:type="dxa"/>
-            </w:tcMar>
             <w:vAlign w:val="center"/>
           </w:tcPr>
           <w:p>
@@ -20056,12 +18044,6 @@
               <w:right w:val="single" w:sz="6" w:space="0" w:color="1F3864"/>
             </w:tcBorders>
             <w:shd w:val="clear" w:color="auto" w:fill="D9E2F3"/>
-            <w:tcMar>
-              <w:top w:w="50" w:type="dxa"/>
-              <w:left w:w="90" w:type="dxa"/>
-              <w:bottom w:w="50" w:type="dxa"/>
-              <w:right w:w="90" w:type="dxa"/>
-            </w:tcMar>
             <w:vAlign w:val="center"/>
           </w:tcPr>
           <w:p>
@@ -20094,12 +18076,6 @@
               <w:right w:val="single" w:sz="6" w:space="0" w:color="1F3864"/>
             </w:tcBorders>
             <w:shd w:val="clear" w:color="auto" w:fill="D9E2F3"/>
-            <w:tcMar>
-              <w:top w:w="50" w:type="dxa"/>
-              <w:left w:w="90" w:type="dxa"/>
-              <w:bottom w:w="50" w:type="dxa"/>
-              <w:right w:w="90" w:type="dxa"/>
-            </w:tcMar>
             <w:vAlign w:val="center"/>
           </w:tcPr>
           <w:p>
@@ -20131,12 +18107,6 @@
               <w:right w:val="single" w:sz="6" w:space="0" w:color="1F3864"/>
             </w:tcBorders>
             <w:shd w:val="clear" w:color="auto" w:fill="D9E2F3"/>
-            <w:tcMar>
-              <w:top w:w="50" w:type="dxa"/>
-              <w:left w:w="90" w:type="dxa"/>
-              <w:bottom w:w="50" w:type="dxa"/>
-              <w:right w:w="90" w:type="dxa"/>
-            </w:tcMar>
             <w:vAlign w:val="center"/>
           </w:tcPr>
           <w:p>
@@ -20196,12 +18166,6 @@
               <w:right w:val="single" w:sz="6" w:space="0" w:color="1F3864"/>
             </w:tcBorders>
             <w:shd w:val="clear" w:color="auto" w:fill="D9E2F3"/>
-            <w:tcMar>
-              <w:top w:w="50" w:type="dxa"/>
-              <w:left w:w="90" w:type="dxa"/>
-              <w:bottom w:w="50" w:type="dxa"/>
-              <w:right w:w="90" w:type="dxa"/>
-            </w:tcMar>
             <w:vAlign w:val="center"/>
           </w:tcPr>
           <w:p>
@@ -20234,12 +18198,6 @@
               <w:right w:val="single" w:sz="6" w:space="0" w:color="1F3864"/>
             </w:tcBorders>
             <w:shd w:val="clear" w:color="auto" w:fill="D9E2F3"/>
-            <w:tcMar>
-              <w:top w:w="50" w:type="dxa"/>
-              <w:left w:w="90" w:type="dxa"/>
-              <w:bottom w:w="50" w:type="dxa"/>
-              <w:right w:w="90" w:type="dxa"/>
-            </w:tcMar>
             <w:vAlign w:val="center"/>
           </w:tcPr>
           <w:p>
@@ -20272,12 +18230,6 @@
               <w:right w:val="single" w:sz="6" w:space="0" w:color="1F3864"/>
             </w:tcBorders>
             <w:shd w:val="clear" w:color="auto" w:fill="D9E2F3"/>
-            <w:tcMar>
-              <w:top w:w="50" w:type="dxa"/>
-              <w:left w:w="90" w:type="dxa"/>
-              <w:bottom w:w="50" w:type="dxa"/>
-              <w:right w:w="90" w:type="dxa"/>
-            </w:tcMar>
             <w:vAlign w:val="center"/>
           </w:tcPr>
           <w:p>
@@ -20309,12 +18261,6 @@
               <w:right w:val="single" w:sz="6" w:space="0" w:color="1F3864"/>
             </w:tcBorders>
             <w:shd w:val="clear" w:color="auto" w:fill="D9E2F3"/>
-            <w:tcMar>
-              <w:top w:w="50" w:type="dxa"/>
-              <w:left w:w="90" w:type="dxa"/>
-              <w:bottom w:w="50" w:type="dxa"/>
-              <w:right w:w="90" w:type="dxa"/>
-            </w:tcMar>
             <w:vAlign w:val="center"/>
           </w:tcPr>
           <w:p>
@@ -20374,12 +18320,6 @@
               <w:right w:val="single" w:sz="6" w:space="0" w:color="1F3864"/>
             </w:tcBorders>
             <w:shd w:val="clear" w:color="auto" w:fill="D9E2F3"/>
-            <w:tcMar>
-              <w:top w:w="50" w:type="dxa"/>
-              <w:left w:w="90" w:type="dxa"/>
-              <w:bottom w:w="50" w:type="dxa"/>
-              <w:right w:w="90" w:type="dxa"/>
-            </w:tcMar>
             <w:vAlign w:val="center"/>
           </w:tcPr>
           <w:p>
@@ -20412,12 +18352,6 @@
               <w:right w:val="single" w:sz="6" w:space="0" w:color="1F3864"/>
             </w:tcBorders>
             <w:shd w:val="clear" w:color="auto" w:fill="D9E2F3"/>
-            <w:tcMar>
-              <w:top w:w="50" w:type="dxa"/>
-              <w:left w:w="90" w:type="dxa"/>
-              <w:bottom w:w="50" w:type="dxa"/>
-              <w:right w:w="90" w:type="dxa"/>
-            </w:tcMar>
             <w:vAlign w:val="center"/>
           </w:tcPr>
           <w:p>
@@ -20450,12 +18384,6 @@
               <w:right w:val="single" w:sz="6" w:space="0" w:color="1F3864"/>
             </w:tcBorders>
             <w:shd w:val="clear" w:color="auto" w:fill="D9E2F3"/>
-            <w:tcMar>
-              <w:top w:w="50" w:type="dxa"/>
-              <w:left w:w="90" w:type="dxa"/>
-              <w:bottom w:w="50" w:type="dxa"/>
-              <w:right w:w="90" w:type="dxa"/>
-            </w:tcMar>
             <w:vAlign w:val="center"/>
           </w:tcPr>
           <w:p>
@@ -20487,12 +18415,6 @@
               <w:right w:val="single" w:sz="6" w:space="0" w:color="1F3864"/>
             </w:tcBorders>
             <w:shd w:val="clear" w:color="auto" w:fill="D9E2F3"/>
-            <w:tcMar>
-              <w:top w:w="50" w:type="dxa"/>
-              <w:left w:w="90" w:type="dxa"/>
-              <w:bottom w:w="50" w:type="dxa"/>
-              <w:right w:w="90" w:type="dxa"/>
-            </w:tcMar>
             <w:vAlign w:val="center"/>
           </w:tcPr>
           <w:p>
@@ -20552,12 +18474,6 @@
               <w:right w:val="single" w:sz="6" w:space="0" w:color="1F3864"/>
             </w:tcBorders>
             <w:shd w:val="clear" w:color="auto" w:fill="D9E2F3"/>
-            <w:tcMar>
-              <w:top w:w="50" w:type="dxa"/>
-              <w:left w:w="90" w:type="dxa"/>
-              <w:bottom w:w="50" w:type="dxa"/>
-              <w:right w:w="90" w:type="dxa"/>
-            </w:tcMar>
             <w:vAlign w:val="center"/>
           </w:tcPr>
           <w:p>
@@ -20603,12 +18519,6 @@
               <w:right w:val="single" w:sz="6" w:space="0" w:color="1F3864"/>
             </w:tcBorders>
             <w:shd w:val="clear" w:color="auto" w:fill="4472C4"/>
-            <w:tcMar>
-              <w:top w:w="50" w:type="dxa"/>
-              <w:left w:w="90" w:type="dxa"/>
-              <w:bottom w:w="50" w:type="dxa"/>
-              <w:right w:w="90" w:type="dxa"/>
-            </w:tcMar>
             <w:vAlign w:val="center"/>
           </w:tcPr>
           <w:p>
@@ -20675,12 +18585,6 @@
               <w:right w:val="single" w:sz="6" w:space="0" w:color="1F3864"/>
             </w:tcBorders>
             <w:shd w:val="clear" w:color="auto" w:fill="4472C4"/>
-            <w:tcMar>
-              <w:top w:w="50" w:type="dxa"/>
-              <w:left w:w="90" w:type="dxa"/>
-              <w:bottom w:w="50" w:type="dxa"/>
-              <w:right w:w="90" w:type="dxa"/>
-            </w:tcMar>
             <w:vAlign w:val="center"/>
           </w:tcPr>
           <w:p>
@@ -20720,12 +18624,6 @@
               <w:right w:val="single" w:sz="6" w:space="0" w:color="1F3864"/>
             </w:tcBorders>
             <w:shd w:val="clear" w:color="auto" w:fill="4472C4"/>
-            <w:tcMar>
-              <w:top w:w="50" w:type="dxa"/>
-              <w:left w:w="90" w:type="dxa"/>
-              <w:bottom w:w="50" w:type="dxa"/>
-              <w:right w:w="90" w:type="dxa"/>
-            </w:tcMar>
             <w:vAlign w:val="center"/>
           </w:tcPr>
           <w:p>
@@ -20765,12 +18663,6 @@
               <w:right w:val="single" w:sz="6" w:space="0" w:color="1F3864"/>
             </w:tcBorders>
             <w:shd w:val="clear" w:color="auto" w:fill="4472C4"/>
-            <w:tcMar>
-              <w:top w:w="50" w:type="dxa"/>
-              <w:left w:w="90" w:type="dxa"/>
-              <w:bottom w:w="50" w:type="dxa"/>
-              <w:right w:w="90" w:type="dxa"/>
-            </w:tcMar>
             <w:vAlign w:val="center"/>
           </w:tcPr>
           <w:p>
@@ -20809,12 +18701,6 @@
               <w:right w:val="single" w:sz="6" w:space="0" w:color="1F3864"/>
             </w:tcBorders>
             <w:shd w:val="clear" w:color="auto" w:fill="4472C4"/>
-            <w:tcMar>
-              <w:top w:w="50" w:type="dxa"/>
-              <w:left w:w="90" w:type="dxa"/>
-              <w:bottom w:w="50" w:type="dxa"/>
-              <w:right w:w="90" w:type="dxa"/>
-            </w:tcMar>
             <w:vAlign w:val="center"/>
           </w:tcPr>
           <w:p>
@@ -20881,12 +18767,6 @@
               <w:right w:val="single" w:sz="6" w:space="0" w:color="1F3864"/>
             </w:tcBorders>
             <w:shd w:val="clear" w:color="auto" w:fill="D9E2F3"/>
-            <w:tcMar>
-              <w:top w:w="50" w:type="dxa"/>
-              <w:left w:w="90" w:type="dxa"/>
-              <w:bottom w:w="50" w:type="dxa"/>
-              <w:right w:w="90" w:type="dxa"/>
-            </w:tcMar>
             <w:vAlign w:val="center"/>
           </w:tcPr>
           <w:p>
@@ -20919,12 +18799,6 @@
               <w:right w:val="single" w:sz="6" w:space="0" w:color="1F3864"/>
             </w:tcBorders>
             <w:shd w:val="clear" w:color="auto" w:fill="D9E2F3"/>
-            <w:tcMar>
-              <w:top w:w="50" w:type="dxa"/>
-              <w:left w:w="90" w:type="dxa"/>
-              <w:bottom w:w="50" w:type="dxa"/>
-              <w:right w:w="90" w:type="dxa"/>
-            </w:tcMar>
             <w:vAlign w:val="center"/>
           </w:tcPr>
           <w:p>
@@ -20957,12 +18831,6 @@
               <w:right w:val="single" w:sz="6" w:space="0" w:color="1F3864"/>
             </w:tcBorders>
             <w:shd w:val="clear" w:color="auto" w:fill="D9E2F3"/>
-            <w:tcMar>
-              <w:top w:w="50" w:type="dxa"/>
-              <w:left w:w="90" w:type="dxa"/>
-              <w:bottom w:w="50" w:type="dxa"/>
-              <w:right w:w="90" w:type="dxa"/>
-            </w:tcMar>
             <w:vAlign w:val="center"/>
           </w:tcPr>
           <w:p>
@@ -20994,12 +18862,6 @@
               <w:right w:val="single" w:sz="6" w:space="0" w:color="1F3864"/>
             </w:tcBorders>
             <w:shd w:val="clear" w:color="auto" w:fill="D9E2F3"/>
-            <w:tcMar>
-              <w:top w:w="50" w:type="dxa"/>
-              <w:left w:w="90" w:type="dxa"/>
-              <w:bottom w:w="50" w:type="dxa"/>
-              <w:right w:w="90" w:type="dxa"/>
-            </w:tcMar>
             <w:vAlign w:val="center"/>
           </w:tcPr>
           <w:p>
@@ -21059,12 +18921,6 @@
               <w:right w:val="single" w:sz="6" w:space="0" w:color="1F3864"/>
             </w:tcBorders>
             <w:shd w:val="clear" w:color="auto" w:fill="D9E2F3"/>
-            <w:tcMar>
-              <w:top w:w="50" w:type="dxa"/>
-              <w:left w:w="90" w:type="dxa"/>
-              <w:bottom w:w="50" w:type="dxa"/>
-              <w:right w:w="90" w:type="dxa"/>
-            </w:tcMar>
             <w:vAlign w:val="center"/>
           </w:tcPr>
           <w:p>
@@ -21097,12 +18953,6 @@
               <w:right w:val="single" w:sz="6" w:space="0" w:color="1F3864"/>
             </w:tcBorders>
             <w:shd w:val="clear" w:color="auto" w:fill="D9E2F3"/>
-            <w:tcMar>
-              <w:top w:w="50" w:type="dxa"/>
-              <w:left w:w="90" w:type="dxa"/>
-              <w:bottom w:w="50" w:type="dxa"/>
-              <w:right w:w="90" w:type="dxa"/>
-            </w:tcMar>
             <w:vAlign w:val="center"/>
           </w:tcPr>
           <w:p>
@@ -21135,12 +18985,6 @@
               <w:right w:val="single" w:sz="6" w:space="0" w:color="1F3864"/>
             </w:tcBorders>
             <w:shd w:val="clear" w:color="auto" w:fill="D9E2F3"/>
-            <w:tcMar>
-              <w:top w:w="50" w:type="dxa"/>
-              <w:left w:w="90" w:type="dxa"/>
-              <w:bottom w:w="50" w:type="dxa"/>
-              <w:right w:w="90" w:type="dxa"/>
-            </w:tcMar>
             <w:vAlign w:val="center"/>
           </w:tcPr>
           <w:p>
@@ -21172,12 +19016,6 @@
               <w:right w:val="single" w:sz="6" w:space="0" w:color="1F3864"/>
             </w:tcBorders>
             <w:shd w:val="clear" w:color="auto" w:fill="D9E2F3"/>
-            <w:tcMar>
-              <w:top w:w="50" w:type="dxa"/>
-              <w:left w:w="90" w:type="dxa"/>
-              <w:bottom w:w="50" w:type="dxa"/>
-              <w:right w:w="90" w:type="dxa"/>
-            </w:tcMar>
             <w:vAlign w:val="center"/>
           </w:tcPr>
           <w:p>
@@ -21237,12 +19075,6 @@
               <w:right w:val="single" w:sz="6" w:space="0" w:color="1F3864"/>
             </w:tcBorders>
             <w:shd w:val="clear" w:color="auto" w:fill="D9E2F3"/>
-            <w:tcMar>
-              <w:top w:w="50" w:type="dxa"/>
-              <w:left w:w="90" w:type="dxa"/>
-              <w:bottom w:w="50" w:type="dxa"/>
-              <w:right w:w="90" w:type="dxa"/>
-            </w:tcMar>
             <w:vAlign w:val="center"/>
           </w:tcPr>
           <w:p>
@@ -21275,12 +19107,6 @@
               <w:right w:val="single" w:sz="6" w:space="0" w:color="1F3864"/>
             </w:tcBorders>
             <w:shd w:val="clear" w:color="auto" w:fill="D9E2F3"/>
-            <w:tcMar>
-              <w:top w:w="50" w:type="dxa"/>
-              <w:left w:w="90" w:type="dxa"/>
-              <w:bottom w:w="50" w:type="dxa"/>
-              <w:right w:w="90" w:type="dxa"/>
-            </w:tcMar>
             <w:vAlign w:val="center"/>
           </w:tcPr>
           <w:p>
@@ -21313,12 +19139,6 @@
               <w:right w:val="single" w:sz="6" w:space="0" w:color="1F3864"/>
             </w:tcBorders>
             <w:shd w:val="clear" w:color="auto" w:fill="D9E2F3"/>
-            <w:tcMar>
-              <w:top w:w="50" w:type="dxa"/>
-              <w:left w:w="90" w:type="dxa"/>
-              <w:bottom w:w="50" w:type="dxa"/>
-              <w:right w:w="90" w:type="dxa"/>
-            </w:tcMar>
             <w:vAlign w:val="center"/>
           </w:tcPr>
           <w:p>
@@ -21350,12 +19170,6 @@
               <w:right w:val="single" w:sz="6" w:space="0" w:color="1F3864"/>
             </w:tcBorders>
             <w:shd w:val="clear" w:color="auto" w:fill="D9E2F3"/>
-            <w:tcMar>
-              <w:top w:w="50" w:type="dxa"/>
-              <w:left w:w="90" w:type="dxa"/>
-              <w:bottom w:w="50" w:type="dxa"/>
-              <w:right w:w="90" w:type="dxa"/>
-            </w:tcMar>
             <w:vAlign w:val="center"/>
           </w:tcPr>
           <w:p>
@@ -21415,12 +19229,6 @@
               <w:right w:val="single" w:sz="6" w:space="0" w:color="1F3864"/>
             </w:tcBorders>
             <w:shd w:val="clear" w:color="auto" w:fill="D9E2F3"/>
-            <w:tcMar>
-              <w:top w:w="50" w:type="dxa"/>
-              <w:left w:w="90" w:type="dxa"/>
-              <w:bottom w:w="50" w:type="dxa"/>
-              <w:right w:w="90" w:type="dxa"/>
-            </w:tcMar>
             <w:vAlign w:val="center"/>
           </w:tcPr>
           <w:p>
@@ -21466,12 +19274,6 @@
               <w:right w:val="single" w:sz="6" w:space="0" w:color="1F3864"/>
             </w:tcBorders>
             <w:shd w:val="clear" w:color="auto" w:fill="4472C4"/>
-            <w:tcMar>
-              <w:top w:w="50" w:type="dxa"/>
-              <w:left w:w="90" w:type="dxa"/>
-              <w:bottom w:w="50" w:type="dxa"/>
-              <w:right w:w="90" w:type="dxa"/>
-            </w:tcMar>
             <w:vAlign w:val="center"/>
           </w:tcPr>
           <w:p>
@@ -21538,12 +19340,6 @@
               <w:right w:val="single" w:sz="6" w:space="0" w:color="1F3864"/>
             </w:tcBorders>
             <w:shd w:val="clear" w:color="auto" w:fill="4472C4"/>
-            <w:tcMar>
-              <w:top w:w="50" w:type="dxa"/>
-              <w:left w:w="90" w:type="dxa"/>
-              <w:bottom w:w="50" w:type="dxa"/>
-              <w:right w:w="90" w:type="dxa"/>
-            </w:tcMar>
             <w:vAlign w:val="center"/>
           </w:tcPr>
           <w:p>
@@ -21583,12 +19379,6 @@
               <w:right w:val="single" w:sz="6" w:space="0" w:color="1F3864"/>
             </w:tcBorders>
             <w:shd w:val="clear" w:color="auto" w:fill="4472C4"/>
-            <w:tcMar>
-              <w:top w:w="50" w:type="dxa"/>
-              <w:left w:w="90" w:type="dxa"/>
-              <w:bottom w:w="50" w:type="dxa"/>
-              <w:right w:w="90" w:type="dxa"/>
-            </w:tcMar>
             <w:vAlign w:val="center"/>
           </w:tcPr>
           <w:p>
@@ -21628,12 +19418,6 @@
               <w:right w:val="single" w:sz="6" w:space="0" w:color="1F3864"/>
             </w:tcBorders>
             <w:shd w:val="clear" w:color="auto" w:fill="4472C4"/>
-            <w:tcMar>
-              <w:top w:w="50" w:type="dxa"/>
-              <w:left w:w="90" w:type="dxa"/>
-              <w:bottom w:w="50" w:type="dxa"/>
-              <w:right w:w="90" w:type="dxa"/>
-            </w:tcMar>
             <w:vAlign w:val="center"/>
           </w:tcPr>
           <w:p>
@@ -21672,12 +19456,6 @@
               <w:right w:val="single" w:sz="6" w:space="0" w:color="1F3864"/>
             </w:tcBorders>
             <w:shd w:val="clear" w:color="auto" w:fill="4472C4"/>
-            <w:tcMar>
-              <w:top w:w="50" w:type="dxa"/>
-              <w:left w:w="90" w:type="dxa"/>
-              <w:bottom w:w="50" w:type="dxa"/>
-              <w:right w:w="90" w:type="dxa"/>
-            </w:tcMar>
             <w:vAlign w:val="center"/>
           </w:tcPr>
           <w:p>
@@ -21744,12 +19522,6 @@
               <w:right w:val="single" w:sz="6" w:space="0" w:color="1F3864"/>
             </w:tcBorders>
             <w:shd w:val="clear" w:color="auto" w:fill="D9E2F3"/>
-            <w:tcMar>
-              <w:top w:w="50" w:type="dxa"/>
-              <w:left w:w="90" w:type="dxa"/>
-              <w:bottom w:w="50" w:type="dxa"/>
-              <w:right w:w="90" w:type="dxa"/>
-            </w:tcMar>
             <w:vAlign w:val="center"/>
           </w:tcPr>
           <w:p>
@@ -21782,12 +19554,6 @@
               <w:right w:val="single" w:sz="6" w:space="0" w:color="1F3864"/>
             </w:tcBorders>
             <w:shd w:val="clear" w:color="auto" w:fill="D9E2F3"/>
-            <w:tcMar>
-              <w:top w:w="50" w:type="dxa"/>
-              <w:left w:w="90" w:type="dxa"/>
-              <w:bottom w:w="50" w:type="dxa"/>
-              <w:right w:w="90" w:type="dxa"/>
-            </w:tcMar>
             <w:vAlign w:val="center"/>
           </w:tcPr>
           <w:p>
@@ -21820,12 +19586,6 @@
               <w:right w:val="single" w:sz="6" w:space="0" w:color="1F3864"/>
             </w:tcBorders>
             <w:shd w:val="clear" w:color="auto" w:fill="D9E2F3"/>
-            <w:tcMar>
-              <w:top w:w="50" w:type="dxa"/>
-              <w:left w:w="90" w:type="dxa"/>
-              <w:bottom w:w="50" w:type="dxa"/>
-              <w:right w:w="90" w:type="dxa"/>
-            </w:tcMar>
             <w:vAlign w:val="center"/>
           </w:tcPr>
           <w:p>
@@ -21857,12 +19617,6 @@
               <w:right w:val="single" w:sz="6" w:space="0" w:color="1F3864"/>
             </w:tcBorders>
             <w:shd w:val="clear" w:color="auto" w:fill="D9E2F3"/>
-            <w:tcMar>
-              <w:top w:w="50" w:type="dxa"/>
-              <w:left w:w="90" w:type="dxa"/>
-              <w:bottom w:w="50" w:type="dxa"/>
-              <w:right w:w="90" w:type="dxa"/>
-            </w:tcMar>
             <w:vAlign w:val="center"/>
           </w:tcPr>
           <w:p>
@@ -21922,12 +19676,6 @@
               <w:right w:val="single" w:sz="6" w:space="0" w:color="1F3864"/>
             </w:tcBorders>
             <w:shd w:val="clear" w:color="auto" w:fill="D9E2F3"/>
-            <w:tcMar>
-              <w:top w:w="50" w:type="dxa"/>
-              <w:left w:w="90" w:type="dxa"/>
-              <w:bottom w:w="50" w:type="dxa"/>
-              <w:right w:w="90" w:type="dxa"/>
-            </w:tcMar>
             <w:vAlign w:val="center"/>
           </w:tcPr>
           <w:p>
@@ -21960,12 +19708,6 @@
               <w:right w:val="single" w:sz="6" w:space="0" w:color="1F3864"/>
             </w:tcBorders>
             <w:shd w:val="clear" w:color="auto" w:fill="D9E2F3"/>
-            <w:tcMar>
-              <w:top w:w="50" w:type="dxa"/>
-              <w:left w:w="90" w:type="dxa"/>
-              <w:bottom w:w="50" w:type="dxa"/>
-              <w:right w:w="90" w:type="dxa"/>
-            </w:tcMar>
             <w:vAlign w:val="center"/>
           </w:tcPr>
           <w:p>
@@ -21998,12 +19740,6 @@
               <w:right w:val="single" w:sz="6" w:space="0" w:color="1F3864"/>
             </w:tcBorders>
             <w:shd w:val="clear" w:color="auto" w:fill="D9E2F3"/>
-            <w:tcMar>
-              <w:top w:w="50" w:type="dxa"/>
-              <w:left w:w="90" w:type="dxa"/>
-              <w:bottom w:w="50" w:type="dxa"/>
-              <w:right w:w="90" w:type="dxa"/>
-            </w:tcMar>
             <w:vAlign w:val="center"/>
           </w:tcPr>
           <w:p>
@@ -22035,12 +19771,6 @@
               <w:right w:val="single" w:sz="6" w:space="0" w:color="1F3864"/>
             </w:tcBorders>
             <w:shd w:val="clear" w:color="auto" w:fill="D9E2F3"/>
-            <w:tcMar>
-              <w:top w:w="50" w:type="dxa"/>
-              <w:left w:w="90" w:type="dxa"/>
-              <w:bottom w:w="50" w:type="dxa"/>
-              <w:right w:w="90" w:type="dxa"/>
-            </w:tcMar>
             <w:vAlign w:val="center"/>
           </w:tcPr>
           <w:p>
@@ -22100,12 +19830,6 @@
               <w:right w:val="single" w:sz="6" w:space="0" w:color="1F3864"/>
             </w:tcBorders>
             <w:shd w:val="clear" w:color="auto" w:fill="D9E2F3"/>
-            <w:tcMar>
-              <w:top w:w="50" w:type="dxa"/>
-              <w:left w:w="90" w:type="dxa"/>
-              <w:bottom w:w="50" w:type="dxa"/>
-              <w:right w:w="90" w:type="dxa"/>
-            </w:tcMar>
             <w:vAlign w:val="center"/>
           </w:tcPr>
           <w:p>
@@ -22138,12 +19862,6 @@
               <w:right w:val="single" w:sz="6" w:space="0" w:color="1F3864"/>
             </w:tcBorders>
             <w:shd w:val="clear" w:color="auto" w:fill="D9E2F3"/>
-            <w:tcMar>
-              <w:top w:w="50" w:type="dxa"/>
-              <w:left w:w="90" w:type="dxa"/>
-              <w:bottom w:w="50" w:type="dxa"/>
-              <w:right w:w="90" w:type="dxa"/>
-            </w:tcMar>
             <w:vAlign w:val="center"/>
           </w:tcPr>
           <w:p>
@@ -22176,12 +19894,6 @@
               <w:right w:val="single" w:sz="6" w:space="0" w:color="1F3864"/>
             </w:tcBorders>
             <w:shd w:val="clear" w:color="auto" w:fill="D9E2F3"/>
-            <w:tcMar>
-              <w:top w:w="50" w:type="dxa"/>
-              <w:left w:w="90" w:type="dxa"/>
-              <w:bottom w:w="50" w:type="dxa"/>
-              <w:right w:w="90" w:type="dxa"/>
-            </w:tcMar>
             <w:vAlign w:val="center"/>
           </w:tcPr>
           <w:p>
@@ -22213,12 +19925,6 @@
               <w:right w:val="single" w:sz="6" w:space="0" w:color="1F3864"/>
             </w:tcBorders>
             <w:shd w:val="clear" w:color="auto" w:fill="D9E2F3"/>
-            <w:tcMar>
-              <w:top w:w="50" w:type="dxa"/>
-              <w:left w:w="90" w:type="dxa"/>
-              <w:bottom w:w="50" w:type="dxa"/>
-              <w:right w:w="90" w:type="dxa"/>
-            </w:tcMar>
             <w:vAlign w:val="center"/>
           </w:tcPr>
           <w:p>
@@ -22278,12 +19984,6 @@
               <w:right w:val="single" w:sz="6" w:space="0" w:color="1F3864"/>
             </w:tcBorders>
             <w:shd w:val="clear" w:color="auto" w:fill="D9E2F3"/>
-            <w:tcMar>
-              <w:top w:w="50" w:type="dxa"/>
-              <w:left w:w="90" w:type="dxa"/>
-              <w:bottom w:w="50" w:type="dxa"/>
-              <w:right w:w="90" w:type="dxa"/>
-            </w:tcMar>
             <w:vAlign w:val="center"/>
           </w:tcPr>
           <w:p>
@@ -22329,12 +20029,6 @@
               <w:right w:val="single" w:sz="6" w:space="0" w:color="1F3864"/>
             </w:tcBorders>
             <w:shd w:val="clear" w:color="auto" w:fill="4472C4"/>
-            <w:tcMar>
-              <w:top w:w="50" w:type="dxa"/>
-              <w:left w:w="90" w:type="dxa"/>
-              <w:bottom w:w="50" w:type="dxa"/>
-              <w:right w:w="90" w:type="dxa"/>
-            </w:tcMar>
             <w:vAlign w:val="center"/>
           </w:tcPr>
           <w:p>
@@ -22401,12 +20095,6 @@
               <w:right w:val="single" w:sz="6" w:space="0" w:color="1F3864"/>
             </w:tcBorders>
             <w:shd w:val="clear" w:color="auto" w:fill="4472C4"/>
-            <w:tcMar>
-              <w:top w:w="50" w:type="dxa"/>
-              <w:left w:w="90" w:type="dxa"/>
-              <w:bottom w:w="50" w:type="dxa"/>
-              <w:right w:w="90" w:type="dxa"/>
-            </w:tcMar>
             <w:vAlign w:val="center"/>
           </w:tcPr>
           <w:p>
@@ -22446,12 +20134,6 @@
               <w:right w:val="single" w:sz="6" w:space="0" w:color="1F3864"/>
             </w:tcBorders>
             <w:shd w:val="clear" w:color="auto" w:fill="4472C4"/>
-            <w:tcMar>
-              <w:top w:w="50" w:type="dxa"/>
-              <w:left w:w="90" w:type="dxa"/>
-              <w:bottom w:w="50" w:type="dxa"/>
-              <w:right w:w="90" w:type="dxa"/>
-            </w:tcMar>
             <w:vAlign w:val="center"/>
           </w:tcPr>
           <w:p>
@@ -22491,12 +20173,6 @@
               <w:right w:val="single" w:sz="6" w:space="0" w:color="1F3864"/>
             </w:tcBorders>
             <w:shd w:val="clear" w:color="auto" w:fill="4472C4"/>
-            <w:tcMar>
-              <w:top w:w="50" w:type="dxa"/>
-              <w:left w:w="90" w:type="dxa"/>
-              <w:bottom w:w="50" w:type="dxa"/>
-              <w:right w:w="90" w:type="dxa"/>
-            </w:tcMar>
             <w:vAlign w:val="center"/>
           </w:tcPr>
           <w:p>
@@ -22535,12 +20211,6 @@
               <w:right w:val="single" w:sz="6" w:space="0" w:color="1F3864"/>
             </w:tcBorders>
             <w:shd w:val="clear" w:color="auto" w:fill="4472C4"/>
-            <w:tcMar>
-              <w:top w:w="50" w:type="dxa"/>
-              <w:left w:w="90" w:type="dxa"/>
-              <w:bottom w:w="50" w:type="dxa"/>
-              <w:right w:w="90" w:type="dxa"/>
-            </w:tcMar>
             <w:vAlign w:val="center"/>
           </w:tcPr>
           <w:p>
@@ -22607,12 +20277,6 @@
               <w:right w:val="single" w:sz="6" w:space="0" w:color="1F3864"/>
             </w:tcBorders>
             <w:shd w:val="clear" w:color="auto" w:fill="D9E2F3"/>
-            <w:tcMar>
-              <w:top w:w="50" w:type="dxa"/>
-              <w:left w:w="90" w:type="dxa"/>
-              <w:bottom w:w="50" w:type="dxa"/>
-              <w:right w:w="90" w:type="dxa"/>
-            </w:tcMar>
             <w:vAlign w:val="center"/>
           </w:tcPr>
           <w:p>
@@ -22645,12 +20309,6 @@
               <w:right w:val="single" w:sz="6" w:space="0" w:color="1F3864"/>
             </w:tcBorders>
             <w:shd w:val="clear" w:color="auto" w:fill="D9E2F3"/>
-            <w:tcMar>
-              <w:top w:w="50" w:type="dxa"/>
-              <w:left w:w="90" w:type="dxa"/>
-              <w:bottom w:w="50" w:type="dxa"/>
-              <w:right w:w="90" w:type="dxa"/>
-            </w:tcMar>
             <w:vAlign w:val="center"/>
           </w:tcPr>
           <w:p>
@@ -22683,12 +20341,6 @@
               <w:right w:val="single" w:sz="6" w:space="0" w:color="1F3864"/>
             </w:tcBorders>
             <w:shd w:val="clear" w:color="auto" w:fill="D9E2F3"/>
-            <w:tcMar>
-              <w:top w:w="50" w:type="dxa"/>
-              <w:left w:w="90" w:type="dxa"/>
-              <w:bottom w:w="50" w:type="dxa"/>
-              <w:right w:w="90" w:type="dxa"/>
-            </w:tcMar>
             <w:vAlign w:val="center"/>
           </w:tcPr>
           <w:p>
@@ -22720,12 +20372,6 @@
               <w:right w:val="single" w:sz="6" w:space="0" w:color="1F3864"/>
             </w:tcBorders>
             <w:shd w:val="clear" w:color="auto" w:fill="D9E2F3"/>
-            <w:tcMar>
-              <w:top w:w="50" w:type="dxa"/>
-              <w:left w:w="90" w:type="dxa"/>
-              <w:bottom w:w="50" w:type="dxa"/>
-              <w:right w:w="90" w:type="dxa"/>
-            </w:tcMar>
             <w:vAlign w:val="center"/>
           </w:tcPr>
           <w:p>
@@ -22785,12 +20431,6 @@
               <w:right w:val="single" w:sz="6" w:space="0" w:color="1F3864"/>
             </w:tcBorders>
             <w:shd w:val="clear" w:color="auto" w:fill="D9E2F3"/>
-            <w:tcMar>
-              <w:top w:w="50" w:type="dxa"/>
-              <w:left w:w="90" w:type="dxa"/>
-              <w:bottom w:w="50" w:type="dxa"/>
-              <w:right w:w="90" w:type="dxa"/>
-            </w:tcMar>
             <w:vAlign w:val="center"/>
           </w:tcPr>
           <w:p>
@@ -22823,12 +20463,6 @@
               <w:right w:val="single" w:sz="6" w:space="0" w:color="1F3864"/>
             </w:tcBorders>
             <w:shd w:val="clear" w:color="auto" w:fill="D9E2F3"/>
-            <w:tcMar>
-              <w:top w:w="50" w:type="dxa"/>
-              <w:left w:w="90" w:type="dxa"/>
-              <w:bottom w:w="50" w:type="dxa"/>
-              <w:right w:w="90" w:type="dxa"/>
-            </w:tcMar>
             <w:vAlign w:val="center"/>
           </w:tcPr>
           <w:p>
@@ -22861,12 +20495,6 @@
               <w:right w:val="single" w:sz="6" w:space="0" w:color="1F3864"/>
             </w:tcBorders>
             <w:shd w:val="clear" w:color="auto" w:fill="D9E2F3"/>
-            <w:tcMar>
-              <w:top w:w="50" w:type="dxa"/>
-              <w:left w:w="90" w:type="dxa"/>
-              <w:bottom w:w="50" w:type="dxa"/>
-              <w:right w:w="90" w:type="dxa"/>
-            </w:tcMar>
             <w:vAlign w:val="center"/>
           </w:tcPr>
           <w:p>
@@ -22898,12 +20526,6 @@
               <w:right w:val="single" w:sz="6" w:space="0" w:color="1F3864"/>
             </w:tcBorders>
             <w:shd w:val="clear" w:color="auto" w:fill="D9E2F3"/>
-            <w:tcMar>
-              <w:top w:w="50" w:type="dxa"/>
-              <w:left w:w="90" w:type="dxa"/>
-              <w:bottom w:w="50" w:type="dxa"/>
-              <w:right w:w="90" w:type="dxa"/>
-            </w:tcMar>
             <w:vAlign w:val="center"/>
           </w:tcPr>
           <w:p>
@@ -22963,12 +20585,6 @@
               <w:right w:val="single" w:sz="6" w:space="0" w:color="1F3864"/>
             </w:tcBorders>
             <w:shd w:val="clear" w:color="auto" w:fill="D9E2F3"/>
-            <w:tcMar>
-              <w:top w:w="50" w:type="dxa"/>
-              <w:left w:w="90" w:type="dxa"/>
-              <w:bottom w:w="50" w:type="dxa"/>
-              <w:right w:w="90" w:type="dxa"/>
-            </w:tcMar>
             <w:vAlign w:val="center"/>
           </w:tcPr>
           <w:p>
@@ -23001,12 +20617,6 @@
               <w:right w:val="single" w:sz="6" w:space="0" w:color="1F3864"/>
             </w:tcBorders>
             <w:shd w:val="clear" w:color="auto" w:fill="D9E2F3"/>
-            <w:tcMar>
-              <w:top w:w="50" w:type="dxa"/>
-              <w:left w:w="90" w:type="dxa"/>
-              <w:bottom w:w="50" w:type="dxa"/>
-              <w:right w:w="90" w:type="dxa"/>
-            </w:tcMar>
             <w:vAlign w:val="center"/>
           </w:tcPr>
           <w:p>
@@ -23039,12 +20649,6 @@
               <w:right w:val="single" w:sz="6" w:space="0" w:color="1F3864"/>
             </w:tcBorders>
             <w:shd w:val="clear" w:color="auto" w:fill="D9E2F3"/>
-            <w:tcMar>
-              <w:top w:w="50" w:type="dxa"/>
-              <w:left w:w="90" w:type="dxa"/>
-              <w:bottom w:w="50" w:type="dxa"/>
-              <w:right w:w="90" w:type="dxa"/>
-            </w:tcMar>
             <w:vAlign w:val="center"/>
           </w:tcPr>
           <w:p>
@@ -23076,12 +20680,6 @@
               <w:right w:val="single" w:sz="6" w:space="0" w:color="1F3864"/>
             </w:tcBorders>
             <w:shd w:val="clear" w:color="auto" w:fill="D9E2F3"/>
-            <w:tcMar>
-              <w:top w:w="50" w:type="dxa"/>
-              <w:left w:w="90" w:type="dxa"/>
-              <w:bottom w:w="50" w:type="dxa"/>
-              <w:right w:w="90" w:type="dxa"/>
-            </w:tcMar>
             <w:vAlign w:val="center"/>
           </w:tcPr>
           <w:p>
@@ -23141,12 +20739,6 @@
               <w:right w:val="single" w:sz="6" w:space="0" w:color="1F3864"/>
             </w:tcBorders>
             <w:shd w:val="clear" w:color="auto" w:fill="D9E2F3"/>
-            <w:tcMar>
-              <w:top w:w="50" w:type="dxa"/>
-              <w:left w:w="90" w:type="dxa"/>
-              <w:bottom w:w="50" w:type="dxa"/>
-              <w:right w:w="90" w:type="dxa"/>
-            </w:tcMar>
             <w:vAlign w:val="center"/>
           </w:tcPr>
           <w:p>
@@ -23192,12 +20784,6 @@
               <w:right w:val="single" w:sz="6" w:space="0" w:color="1F3864"/>
             </w:tcBorders>
             <w:shd w:val="clear" w:color="auto" w:fill="4472C4"/>
-            <w:tcMar>
-              <w:top w:w="50" w:type="dxa"/>
-              <w:left w:w="90" w:type="dxa"/>
-              <w:bottom w:w="50" w:type="dxa"/>
-              <w:right w:w="90" w:type="dxa"/>
-            </w:tcMar>
             <w:vAlign w:val="center"/>
           </w:tcPr>
           <w:p>
@@ -23277,12 +20863,6 @@
               <w:right w:val="single" w:sz="6" w:space="0" w:color="1F3864"/>
             </w:tcBorders>
             <w:shd w:val="clear" w:color="auto" w:fill="4472C4"/>
-            <w:tcMar>
-              <w:top w:w="50" w:type="dxa"/>
-              <w:left w:w="90" w:type="dxa"/>
-              <w:bottom w:w="50" w:type="dxa"/>
-              <w:right w:w="90" w:type="dxa"/>
-            </w:tcMar>
             <w:vAlign w:val="center"/>
           </w:tcPr>
           <w:p>
@@ -23322,12 +20902,6 @@
               <w:right w:val="single" w:sz="6" w:space="0" w:color="1F3864"/>
             </w:tcBorders>
             <w:shd w:val="clear" w:color="auto" w:fill="4472C4"/>
-            <w:tcMar>
-              <w:top w:w="50" w:type="dxa"/>
-              <w:left w:w="90" w:type="dxa"/>
-              <w:bottom w:w="50" w:type="dxa"/>
-              <w:right w:w="90" w:type="dxa"/>
-            </w:tcMar>
             <w:vAlign w:val="center"/>
           </w:tcPr>
           <w:p>
@@ -23367,12 +20941,6 @@
               <w:right w:val="single" w:sz="6" w:space="0" w:color="1F3864"/>
             </w:tcBorders>
             <w:shd w:val="clear" w:color="auto" w:fill="4472C4"/>
-            <w:tcMar>
-              <w:top w:w="50" w:type="dxa"/>
-              <w:left w:w="90" w:type="dxa"/>
-              <w:bottom w:w="50" w:type="dxa"/>
-              <w:right w:w="90" w:type="dxa"/>
-            </w:tcMar>
             <w:vAlign w:val="center"/>
           </w:tcPr>
           <w:p>
@@ -23411,12 +20979,6 @@
               <w:right w:val="single" w:sz="6" w:space="0" w:color="1F3864"/>
             </w:tcBorders>
             <w:shd w:val="clear" w:color="auto" w:fill="4472C4"/>
-            <w:tcMar>
-              <w:top w:w="50" w:type="dxa"/>
-              <w:left w:w="90" w:type="dxa"/>
-              <w:bottom w:w="50" w:type="dxa"/>
-              <w:right w:w="90" w:type="dxa"/>
-            </w:tcMar>
             <w:vAlign w:val="center"/>
           </w:tcPr>
           <w:p>
@@ -23483,12 +21045,6 @@
               <w:right w:val="single" w:sz="6" w:space="0" w:color="1F3864"/>
             </w:tcBorders>
             <w:shd w:val="clear" w:color="auto" w:fill="D9E2F3"/>
-            <w:tcMar>
-              <w:top w:w="50" w:type="dxa"/>
-              <w:left w:w="90" w:type="dxa"/>
-              <w:bottom w:w="50" w:type="dxa"/>
-              <w:right w:w="90" w:type="dxa"/>
-            </w:tcMar>
             <w:vAlign w:val="center"/>
           </w:tcPr>
           <w:p>
@@ -23521,12 +21077,6 @@
               <w:right w:val="single" w:sz="6" w:space="0" w:color="1F3864"/>
             </w:tcBorders>
             <w:shd w:val="clear" w:color="auto" w:fill="D9E2F3"/>
-            <w:tcMar>
-              <w:top w:w="50" w:type="dxa"/>
-              <w:left w:w="90" w:type="dxa"/>
-              <w:bottom w:w="50" w:type="dxa"/>
-              <w:right w:w="90" w:type="dxa"/>
-            </w:tcMar>
             <w:vAlign w:val="center"/>
           </w:tcPr>
           <w:p>
@@ -23559,12 +21109,6 @@
               <w:right w:val="single" w:sz="6" w:space="0" w:color="1F3864"/>
             </w:tcBorders>
             <w:shd w:val="clear" w:color="auto" w:fill="D9E2F3"/>
-            <w:tcMar>
-              <w:top w:w="50" w:type="dxa"/>
-              <w:left w:w="90" w:type="dxa"/>
-              <w:bottom w:w="50" w:type="dxa"/>
-              <w:right w:w="90" w:type="dxa"/>
-            </w:tcMar>
             <w:vAlign w:val="center"/>
           </w:tcPr>
           <w:p>
@@ -23596,12 +21140,6 @@
               <w:right w:val="single" w:sz="6" w:space="0" w:color="1F3864"/>
             </w:tcBorders>
             <w:shd w:val="clear" w:color="auto" w:fill="D9E2F3"/>
-            <w:tcMar>
-              <w:top w:w="50" w:type="dxa"/>
-              <w:left w:w="90" w:type="dxa"/>
-              <w:bottom w:w="50" w:type="dxa"/>
-              <w:right w:w="90" w:type="dxa"/>
-            </w:tcMar>
             <w:vAlign w:val="center"/>
           </w:tcPr>
           <w:p>
@@ -23661,12 +21199,6 @@
               <w:right w:val="single" w:sz="6" w:space="0" w:color="1F3864"/>
             </w:tcBorders>
             <w:shd w:val="clear" w:color="auto" w:fill="D9E2F3"/>
-            <w:tcMar>
-              <w:top w:w="50" w:type="dxa"/>
-              <w:left w:w="90" w:type="dxa"/>
-              <w:bottom w:w="50" w:type="dxa"/>
-              <w:right w:w="90" w:type="dxa"/>
-            </w:tcMar>
             <w:vAlign w:val="center"/>
           </w:tcPr>
           <w:p>
@@ -23699,12 +21231,6 @@
               <w:right w:val="single" w:sz="6" w:space="0" w:color="1F3864"/>
             </w:tcBorders>
             <w:shd w:val="clear" w:color="auto" w:fill="D9E2F3"/>
-            <w:tcMar>
-              <w:top w:w="50" w:type="dxa"/>
-              <w:left w:w="90" w:type="dxa"/>
-              <w:bottom w:w="50" w:type="dxa"/>
-              <w:right w:w="90" w:type="dxa"/>
-            </w:tcMar>
             <w:vAlign w:val="center"/>
           </w:tcPr>
           <w:p>
@@ -23737,12 +21263,6 @@
               <w:right w:val="single" w:sz="6" w:space="0" w:color="1F3864"/>
             </w:tcBorders>
             <w:shd w:val="clear" w:color="auto" w:fill="D9E2F3"/>
-            <w:tcMar>
-              <w:top w:w="50" w:type="dxa"/>
-              <w:left w:w="90" w:type="dxa"/>
-              <w:bottom w:w="50" w:type="dxa"/>
-              <w:right w:w="90" w:type="dxa"/>
-            </w:tcMar>
             <w:vAlign w:val="center"/>
           </w:tcPr>
           <w:p>
@@ -23774,12 +21294,6 @@
               <w:right w:val="single" w:sz="6" w:space="0" w:color="1F3864"/>
             </w:tcBorders>
             <w:shd w:val="clear" w:color="auto" w:fill="D9E2F3"/>
-            <w:tcMar>
-              <w:top w:w="50" w:type="dxa"/>
-              <w:left w:w="90" w:type="dxa"/>
-              <w:bottom w:w="50" w:type="dxa"/>
-              <w:right w:w="90" w:type="dxa"/>
-            </w:tcMar>
             <w:vAlign w:val="center"/>
           </w:tcPr>
           <w:p>
@@ -23839,12 +21353,6 @@
               <w:right w:val="single" w:sz="6" w:space="0" w:color="1F3864"/>
             </w:tcBorders>
             <w:shd w:val="clear" w:color="auto" w:fill="D9E2F3"/>
-            <w:tcMar>
-              <w:top w:w="50" w:type="dxa"/>
-              <w:left w:w="90" w:type="dxa"/>
-              <w:bottom w:w="50" w:type="dxa"/>
-              <w:right w:w="90" w:type="dxa"/>
-            </w:tcMar>
             <w:vAlign w:val="center"/>
           </w:tcPr>
           <w:p>
@@ -23877,12 +21385,6 @@
               <w:right w:val="single" w:sz="6" w:space="0" w:color="1F3864"/>
             </w:tcBorders>
             <w:shd w:val="clear" w:color="auto" w:fill="D9E2F3"/>
-            <w:tcMar>
-              <w:top w:w="50" w:type="dxa"/>
-              <w:left w:w="90" w:type="dxa"/>
-              <w:bottom w:w="50" w:type="dxa"/>
-              <w:right w:w="90" w:type="dxa"/>
-            </w:tcMar>
             <w:vAlign w:val="center"/>
           </w:tcPr>
           <w:p>
@@ -23915,12 +21417,6 @@
               <w:right w:val="single" w:sz="6" w:space="0" w:color="1F3864"/>
             </w:tcBorders>
             <w:shd w:val="clear" w:color="auto" w:fill="D9E2F3"/>
-            <w:tcMar>
-              <w:top w:w="50" w:type="dxa"/>
-              <w:left w:w="90" w:type="dxa"/>
-              <w:bottom w:w="50" w:type="dxa"/>
-              <w:right w:w="90" w:type="dxa"/>
-            </w:tcMar>
             <w:vAlign w:val="center"/>
           </w:tcPr>
           <w:p>
@@ -23952,12 +21448,6 @@
               <w:right w:val="single" w:sz="6" w:space="0" w:color="1F3864"/>
             </w:tcBorders>
             <w:shd w:val="clear" w:color="auto" w:fill="D9E2F3"/>
-            <w:tcMar>
-              <w:top w:w="50" w:type="dxa"/>
-              <w:left w:w="90" w:type="dxa"/>
-              <w:bottom w:w="50" w:type="dxa"/>
-              <w:right w:w="90" w:type="dxa"/>
-            </w:tcMar>
             <w:vAlign w:val="center"/>
           </w:tcPr>
           <w:p>
@@ -24017,12 +21507,6 @@
               <w:right w:val="single" w:sz="6" w:space="0" w:color="1F3864"/>
             </w:tcBorders>
             <w:shd w:val="clear" w:color="auto" w:fill="D9E2F3"/>
-            <w:tcMar>
-              <w:top w:w="50" w:type="dxa"/>
-              <w:left w:w="90" w:type="dxa"/>
-              <w:bottom w:w="50" w:type="dxa"/>
-              <w:right w:w="90" w:type="dxa"/>
-            </w:tcMar>
             <w:vAlign w:val="center"/>
           </w:tcPr>
           <w:p>
@@ -24068,12 +21552,6 @@
               <w:right w:val="single" w:sz="6" w:space="0" w:color="1F3864"/>
             </w:tcBorders>
             <w:shd w:val="clear" w:color="auto" w:fill="4472C4"/>
-            <w:tcMar>
-              <w:top w:w="50" w:type="dxa"/>
-              <w:left w:w="90" w:type="dxa"/>
-              <w:bottom w:w="50" w:type="dxa"/>
-              <w:right w:w="90" w:type="dxa"/>
-            </w:tcMar>
             <w:vAlign w:val="center"/>
           </w:tcPr>
           <w:p>
@@ -24153,12 +21631,6 @@
               <w:right w:val="single" w:sz="6" w:space="0" w:color="1F3864"/>
             </w:tcBorders>
             <w:shd w:val="clear" w:color="auto" w:fill="4472C4"/>
-            <w:tcMar>
-              <w:top w:w="50" w:type="dxa"/>
-              <w:left w:w="90" w:type="dxa"/>
-              <w:bottom w:w="50" w:type="dxa"/>
-              <w:right w:w="90" w:type="dxa"/>
-            </w:tcMar>
             <w:vAlign w:val="center"/>
           </w:tcPr>
           <w:p>
@@ -24198,12 +21670,6 @@
               <w:right w:val="single" w:sz="6" w:space="0" w:color="1F3864"/>
             </w:tcBorders>
             <w:shd w:val="clear" w:color="auto" w:fill="4472C4"/>
-            <w:tcMar>
-              <w:top w:w="50" w:type="dxa"/>
-              <w:left w:w="90" w:type="dxa"/>
-              <w:bottom w:w="50" w:type="dxa"/>
-              <w:right w:w="90" w:type="dxa"/>
-            </w:tcMar>
             <w:vAlign w:val="center"/>
           </w:tcPr>
           <w:p>
@@ -24243,12 +21709,6 @@
               <w:right w:val="single" w:sz="6" w:space="0" w:color="1F3864"/>
             </w:tcBorders>
             <w:shd w:val="clear" w:color="auto" w:fill="4472C4"/>
-            <w:tcMar>
-              <w:top w:w="50" w:type="dxa"/>
-              <w:left w:w="90" w:type="dxa"/>
-              <w:bottom w:w="50" w:type="dxa"/>
-              <w:right w:w="90" w:type="dxa"/>
-            </w:tcMar>
             <w:vAlign w:val="center"/>
           </w:tcPr>
           <w:p>
@@ -24287,12 +21747,6 @@
               <w:right w:val="single" w:sz="6" w:space="0" w:color="1F3864"/>
             </w:tcBorders>
             <w:shd w:val="clear" w:color="auto" w:fill="4472C4"/>
-            <w:tcMar>
-              <w:top w:w="50" w:type="dxa"/>
-              <w:left w:w="90" w:type="dxa"/>
-              <w:bottom w:w="50" w:type="dxa"/>
-              <w:right w:w="90" w:type="dxa"/>
-            </w:tcMar>
             <w:vAlign w:val="center"/>
           </w:tcPr>
           <w:p>
@@ -24359,12 +21813,6 @@
               <w:right w:val="single" w:sz="6" w:space="0" w:color="1F3864"/>
             </w:tcBorders>
             <w:shd w:val="clear" w:color="auto" w:fill="D9E2F3"/>
-            <w:tcMar>
-              <w:top w:w="50" w:type="dxa"/>
-              <w:left w:w="90" w:type="dxa"/>
-              <w:bottom w:w="50" w:type="dxa"/>
-              <w:right w:w="90" w:type="dxa"/>
-            </w:tcMar>
             <w:vAlign w:val="center"/>
           </w:tcPr>
           <w:p>
@@ -24397,12 +21845,6 @@
               <w:right w:val="single" w:sz="6" w:space="0" w:color="1F3864"/>
             </w:tcBorders>
             <w:shd w:val="clear" w:color="auto" w:fill="D9E2F3"/>
-            <w:tcMar>
-              <w:top w:w="50" w:type="dxa"/>
-              <w:left w:w="90" w:type="dxa"/>
-              <w:bottom w:w="50" w:type="dxa"/>
-              <w:right w:w="90" w:type="dxa"/>
-            </w:tcMar>
             <w:vAlign w:val="center"/>
           </w:tcPr>
           <w:p>
@@ -24435,12 +21877,6 @@
               <w:right w:val="single" w:sz="6" w:space="0" w:color="1F3864"/>
             </w:tcBorders>
             <w:shd w:val="clear" w:color="auto" w:fill="D9E2F3"/>
-            <w:tcMar>
-              <w:top w:w="50" w:type="dxa"/>
-              <w:left w:w="90" w:type="dxa"/>
-              <w:bottom w:w="50" w:type="dxa"/>
-              <w:right w:w="90" w:type="dxa"/>
-            </w:tcMar>
             <w:vAlign w:val="center"/>
           </w:tcPr>
           <w:p>
@@ -24472,12 +21908,6 @@
               <w:right w:val="single" w:sz="6" w:space="0" w:color="1F3864"/>
             </w:tcBorders>
             <w:shd w:val="clear" w:color="auto" w:fill="D9E2F3"/>
-            <w:tcMar>
-              <w:top w:w="50" w:type="dxa"/>
-              <w:left w:w="90" w:type="dxa"/>
-              <w:bottom w:w="50" w:type="dxa"/>
-              <w:right w:w="90" w:type="dxa"/>
-            </w:tcMar>
             <w:vAlign w:val="center"/>
           </w:tcPr>
           <w:p>
@@ -24537,12 +21967,6 @@
               <w:right w:val="single" w:sz="6" w:space="0" w:color="1F3864"/>
             </w:tcBorders>
             <w:shd w:val="clear" w:color="auto" w:fill="D9E2F3"/>
-            <w:tcMar>
-              <w:top w:w="50" w:type="dxa"/>
-              <w:left w:w="90" w:type="dxa"/>
-              <w:bottom w:w="50" w:type="dxa"/>
-              <w:right w:w="90" w:type="dxa"/>
-            </w:tcMar>
             <w:vAlign w:val="center"/>
           </w:tcPr>
           <w:p>
@@ -24575,12 +21999,6 @@
               <w:right w:val="single" w:sz="6" w:space="0" w:color="1F3864"/>
             </w:tcBorders>
             <w:shd w:val="clear" w:color="auto" w:fill="D9E2F3"/>
-            <w:tcMar>
-              <w:top w:w="50" w:type="dxa"/>
-              <w:left w:w="90" w:type="dxa"/>
-              <w:bottom w:w="50" w:type="dxa"/>
-              <w:right w:w="90" w:type="dxa"/>
-            </w:tcMar>
             <w:vAlign w:val="center"/>
           </w:tcPr>
           <w:p>
@@ -24613,12 +22031,6 @@
               <w:right w:val="single" w:sz="6" w:space="0" w:color="1F3864"/>
             </w:tcBorders>
             <w:shd w:val="clear" w:color="auto" w:fill="D9E2F3"/>
-            <w:tcMar>
-              <w:top w:w="50" w:type="dxa"/>
-              <w:left w:w="90" w:type="dxa"/>
-              <w:bottom w:w="50" w:type="dxa"/>
-              <w:right w:w="90" w:type="dxa"/>
-            </w:tcMar>
             <w:vAlign w:val="center"/>
           </w:tcPr>
           <w:p>
@@ -24650,12 +22062,6 @@
               <w:right w:val="single" w:sz="6" w:space="0" w:color="1F3864"/>
             </w:tcBorders>
             <w:shd w:val="clear" w:color="auto" w:fill="D9E2F3"/>
-            <w:tcMar>
-              <w:top w:w="50" w:type="dxa"/>
-              <w:left w:w="90" w:type="dxa"/>
-              <w:bottom w:w="50" w:type="dxa"/>
-              <w:right w:w="90" w:type="dxa"/>
-            </w:tcMar>
             <w:vAlign w:val="center"/>
           </w:tcPr>
           <w:p>
@@ -24715,12 +22121,6 @@
               <w:right w:val="single" w:sz="6" w:space="0" w:color="1F3864"/>
             </w:tcBorders>
             <w:shd w:val="clear" w:color="auto" w:fill="D9E2F3"/>
-            <w:tcMar>
-              <w:top w:w="50" w:type="dxa"/>
-              <w:left w:w="90" w:type="dxa"/>
-              <w:bottom w:w="50" w:type="dxa"/>
-              <w:right w:w="90" w:type="dxa"/>
-            </w:tcMar>
             <w:vAlign w:val="center"/>
           </w:tcPr>
           <w:p>
@@ -24753,12 +22153,6 @@
               <w:right w:val="single" w:sz="6" w:space="0" w:color="1F3864"/>
             </w:tcBorders>
             <w:shd w:val="clear" w:color="auto" w:fill="D9E2F3"/>
-            <w:tcMar>
-              <w:top w:w="50" w:type="dxa"/>
-              <w:left w:w="90" w:type="dxa"/>
-              <w:bottom w:w="50" w:type="dxa"/>
-              <w:right w:w="90" w:type="dxa"/>
-            </w:tcMar>
             <w:vAlign w:val="center"/>
           </w:tcPr>
           <w:p>
@@ -24791,12 +22185,6 @@
               <w:right w:val="single" w:sz="6" w:space="0" w:color="1F3864"/>
             </w:tcBorders>
             <w:shd w:val="clear" w:color="auto" w:fill="D9E2F3"/>
-            <w:tcMar>
-              <w:top w:w="50" w:type="dxa"/>
-              <w:left w:w="90" w:type="dxa"/>
-              <w:bottom w:w="50" w:type="dxa"/>
-              <w:right w:w="90" w:type="dxa"/>
-            </w:tcMar>
             <w:vAlign w:val="center"/>
           </w:tcPr>
           <w:p>
@@ -24828,12 +22216,6 @@
               <w:right w:val="single" w:sz="6" w:space="0" w:color="1F3864"/>
             </w:tcBorders>
             <w:shd w:val="clear" w:color="auto" w:fill="D9E2F3"/>
-            <w:tcMar>
-              <w:top w:w="50" w:type="dxa"/>
-              <w:left w:w="90" w:type="dxa"/>
-              <w:bottom w:w="50" w:type="dxa"/>
-              <w:right w:w="90" w:type="dxa"/>
-            </w:tcMar>
             <w:vAlign w:val="center"/>
           </w:tcPr>
           <w:p>
@@ -24893,12 +22275,6 @@
               <w:right w:val="single" w:sz="6" w:space="0" w:color="1F3864"/>
             </w:tcBorders>
             <w:shd w:val="clear" w:color="auto" w:fill="D9E2F3"/>
-            <w:tcMar>
-              <w:top w:w="50" w:type="dxa"/>
-              <w:left w:w="90" w:type="dxa"/>
-              <w:bottom w:w="50" w:type="dxa"/>
-              <w:right w:w="90" w:type="dxa"/>
-            </w:tcMar>
             <w:vAlign w:val="center"/>
           </w:tcPr>
           <w:p>
@@ -24944,12 +22320,6 @@
               <w:right w:val="single" w:sz="6" w:space="0" w:color="1F3864"/>
             </w:tcBorders>
             <w:shd w:val="clear" w:color="auto" w:fill="4472C4"/>
-            <w:tcMar>
-              <w:top w:w="50" w:type="dxa"/>
-              <w:left w:w="90" w:type="dxa"/>
-              <w:bottom w:w="50" w:type="dxa"/>
-              <w:right w:w="90" w:type="dxa"/>
-            </w:tcMar>
             <w:vAlign w:val="center"/>
           </w:tcPr>
           <w:p>
@@ -25016,12 +22386,6 @@
               <w:right w:val="single" w:sz="6" w:space="0" w:color="1F3864"/>
             </w:tcBorders>
             <w:shd w:val="clear" w:color="auto" w:fill="4472C4"/>
-            <w:tcMar>
-              <w:top w:w="50" w:type="dxa"/>
-              <w:left w:w="90" w:type="dxa"/>
-              <w:bottom w:w="50" w:type="dxa"/>
-              <w:right w:w="90" w:type="dxa"/>
-            </w:tcMar>
             <w:vAlign w:val="center"/>
           </w:tcPr>
           <w:p>
@@ -25061,12 +22425,6 @@
               <w:right w:val="single" w:sz="6" w:space="0" w:color="1F3864"/>
             </w:tcBorders>
             <w:shd w:val="clear" w:color="auto" w:fill="4472C4"/>
-            <w:tcMar>
-              <w:top w:w="50" w:type="dxa"/>
-              <w:left w:w="90" w:type="dxa"/>
-              <w:bottom w:w="50" w:type="dxa"/>
-              <w:right w:w="90" w:type="dxa"/>
-            </w:tcMar>
             <w:vAlign w:val="center"/>
           </w:tcPr>
           <w:p>
@@ -25106,12 +22464,6 @@
               <w:right w:val="single" w:sz="6" w:space="0" w:color="1F3864"/>
             </w:tcBorders>
             <w:shd w:val="clear" w:color="auto" w:fill="4472C4"/>
-            <w:tcMar>
-              <w:top w:w="50" w:type="dxa"/>
-              <w:left w:w="90" w:type="dxa"/>
-              <w:bottom w:w="50" w:type="dxa"/>
-              <w:right w:w="90" w:type="dxa"/>
-            </w:tcMar>
             <w:vAlign w:val="center"/>
           </w:tcPr>
           <w:p>
@@ -25150,12 +22502,6 @@
               <w:right w:val="single" w:sz="6" w:space="0" w:color="1F3864"/>
             </w:tcBorders>
             <w:shd w:val="clear" w:color="auto" w:fill="4472C4"/>
-            <w:tcMar>
-              <w:top w:w="50" w:type="dxa"/>
-              <w:left w:w="90" w:type="dxa"/>
-              <w:bottom w:w="50" w:type="dxa"/>
-              <w:right w:w="90" w:type="dxa"/>
-            </w:tcMar>
             <w:vAlign w:val="center"/>
           </w:tcPr>
           <w:p>
@@ -25222,12 +22568,6 @@
               <w:right w:val="single" w:sz="6" w:space="0" w:color="1F3864"/>
             </w:tcBorders>
             <w:shd w:val="clear" w:color="auto" w:fill="D9E2F3"/>
-            <w:tcMar>
-              <w:top w:w="50" w:type="dxa"/>
-              <w:left w:w="90" w:type="dxa"/>
-              <w:bottom w:w="50" w:type="dxa"/>
-              <w:right w:w="90" w:type="dxa"/>
-            </w:tcMar>
             <w:vAlign w:val="center"/>
           </w:tcPr>
           <w:p>
@@ -25260,12 +22600,6 @@
               <w:right w:val="single" w:sz="6" w:space="0" w:color="1F3864"/>
             </w:tcBorders>
             <w:shd w:val="clear" w:color="auto" w:fill="D9E2F3"/>
-            <w:tcMar>
-              <w:top w:w="50" w:type="dxa"/>
-              <w:left w:w="90" w:type="dxa"/>
-              <w:bottom w:w="50" w:type="dxa"/>
-              <w:right w:w="90" w:type="dxa"/>
-            </w:tcMar>
             <w:vAlign w:val="center"/>
           </w:tcPr>
           <w:p>
@@ -25298,12 +22632,6 @@
               <w:right w:val="single" w:sz="6" w:space="0" w:color="1F3864"/>
             </w:tcBorders>
             <w:shd w:val="clear" w:color="auto" w:fill="D9E2F3"/>
-            <w:tcMar>
-              <w:top w:w="50" w:type="dxa"/>
-              <w:left w:w="90" w:type="dxa"/>
-              <w:bottom w:w="50" w:type="dxa"/>
-              <w:right w:w="90" w:type="dxa"/>
-            </w:tcMar>
             <w:vAlign w:val="center"/>
           </w:tcPr>
           <w:p>
@@ -25353,12 +22681,6 @@
               <w:right w:val="single" w:sz="6" w:space="0" w:color="1F3864"/>
             </w:tcBorders>
             <w:shd w:val="clear" w:color="auto" w:fill="D9E2F3"/>
-            <w:tcMar>
-              <w:top w:w="50" w:type="dxa"/>
-              <w:left w:w="90" w:type="dxa"/>
-              <w:bottom w:w="50" w:type="dxa"/>
-              <w:right w:w="90" w:type="dxa"/>
-            </w:tcMar>
             <w:vAlign w:val="center"/>
           </w:tcPr>
           <w:p>
@@ -25418,12 +22740,6 @@
               <w:right w:val="single" w:sz="6" w:space="0" w:color="1F3864"/>
             </w:tcBorders>
             <w:shd w:val="clear" w:color="auto" w:fill="D9E2F3"/>
-            <w:tcMar>
-              <w:top w:w="50" w:type="dxa"/>
-              <w:left w:w="90" w:type="dxa"/>
-              <w:bottom w:w="50" w:type="dxa"/>
-              <w:right w:w="90" w:type="dxa"/>
-            </w:tcMar>
             <w:vAlign w:val="center"/>
           </w:tcPr>
           <w:p>
@@ -25456,12 +22772,6 @@
               <w:right w:val="single" w:sz="6" w:space="0" w:color="1F3864"/>
             </w:tcBorders>
             <w:shd w:val="clear" w:color="auto" w:fill="D9E2F3"/>
-            <w:tcMar>
-              <w:top w:w="50" w:type="dxa"/>
-              <w:left w:w="90" w:type="dxa"/>
-              <w:bottom w:w="50" w:type="dxa"/>
-              <w:right w:w="90" w:type="dxa"/>
-            </w:tcMar>
             <w:vAlign w:val="center"/>
           </w:tcPr>
           <w:p>
@@ -25494,12 +22804,6 @@
               <w:right w:val="single" w:sz="6" w:space="0" w:color="1F3864"/>
             </w:tcBorders>
             <w:shd w:val="clear" w:color="auto" w:fill="D9E2F3"/>
-            <w:tcMar>
-              <w:top w:w="50" w:type="dxa"/>
-              <w:left w:w="90" w:type="dxa"/>
-              <w:bottom w:w="50" w:type="dxa"/>
-              <w:right w:w="90" w:type="dxa"/>
-            </w:tcMar>
             <w:vAlign w:val="center"/>
           </w:tcPr>
           <w:p>
@@ -25549,12 +22853,6 @@
               <w:right w:val="single" w:sz="6" w:space="0" w:color="1F3864"/>
             </w:tcBorders>
             <w:shd w:val="clear" w:color="auto" w:fill="D9E2F3"/>
-            <w:tcMar>
-              <w:top w:w="50" w:type="dxa"/>
-              <w:left w:w="90" w:type="dxa"/>
-              <w:bottom w:w="50" w:type="dxa"/>
-              <w:right w:w="90" w:type="dxa"/>
-            </w:tcMar>
             <w:vAlign w:val="center"/>
           </w:tcPr>
           <w:p>
@@ -25614,12 +22912,6 @@
               <w:right w:val="single" w:sz="6" w:space="0" w:color="1F3864"/>
             </w:tcBorders>
             <w:shd w:val="clear" w:color="auto" w:fill="D9E2F3"/>
-            <w:tcMar>
-              <w:top w:w="50" w:type="dxa"/>
-              <w:left w:w="90" w:type="dxa"/>
-              <w:bottom w:w="50" w:type="dxa"/>
-              <w:right w:w="90" w:type="dxa"/>
-            </w:tcMar>
             <w:vAlign w:val="center"/>
           </w:tcPr>
           <w:p>
@@ -25652,12 +22944,6 @@
               <w:right w:val="single" w:sz="6" w:space="0" w:color="1F3864"/>
             </w:tcBorders>
             <w:shd w:val="clear" w:color="auto" w:fill="D9E2F3"/>
-            <w:tcMar>
-              <w:top w:w="50" w:type="dxa"/>
-              <w:left w:w="90" w:type="dxa"/>
-              <w:bottom w:w="50" w:type="dxa"/>
-              <w:right w:w="90" w:type="dxa"/>
-            </w:tcMar>
             <w:vAlign w:val="center"/>
           </w:tcPr>
           <w:p>
@@ -25690,12 +22976,6 @@
               <w:right w:val="single" w:sz="6" w:space="0" w:color="1F3864"/>
             </w:tcBorders>
             <w:shd w:val="clear" w:color="auto" w:fill="D9E2F3"/>
-            <w:tcMar>
-              <w:top w:w="50" w:type="dxa"/>
-              <w:left w:w="90" w:type="dxa"/>
-              <w:bottom w:w="50" w:type="dxa"/>
-              <w:right w:w="90" w:type="dxa"/>
-            </w:tcMar>
             <w:vAlign w:val="center"/>
           </w:tcPr>
           <w:p>
@@ -25727,12 +23007,6 @@
               <w:right w:val="single" w:sz="6" w:space="0" w:color="1F3864"/>
             </w:tcBorders>
             <w:shd w:val="clear" w:color="auto" w:fill="D9E2F3"/>
-            <w:tcMar>
-              <w:top w:w="50" w:type="dxa"/>
-              <w:left w:w="90" w:type="dxa"/>
-              <w:bottom w:w="50" w:type="dxa"/>
-              <w:right w:w="90" w:type="dxa"/>
-            </w:tcMar>
             <w:vAlign w:val="center"/>
           </w:tcPr>
           <w:p>
@@ -25792,12 +23066,6 @@
               <w:right w:val="single" w:sz="6" w:space="0" w:color="1F3864"/>
             </w:tcBorders>
             <w:shd w:val="clear" w:color="auto" w:fill="D9E2F3"/>
-            <w:tcMar>
-              <w:top w:w="50" w:type="dxa"/>
-              <w:left w:w="90" w:type="dxa"/>
-              <w:bottom w:w="50" w:type="dxa"/>
-              <w:right w:w="90" w:type="dxa"/>
-            </w:tcMar>
             <w:vAlign w:val="center"/>
           </w:tcPr>
           <w:p>
@@ -25843,12 +23111,6 @@
               <w:right w:val="single" w:sz="6" w:space="0" w:color="1F3864"/>
             </w:tcBorders>
             <w:shd w:val="clear" w:color="auto" w:fill="4472C4"/>
-            <w:tcMar>
-              <w:top w:w="50" w:type="dxa"/>
-              <w:left w:w="90" w:type="dxa"/>
-              <w:bottom w:w="50" w:type="dxa"/>
-              <w:right w:w="90" w:type="dxa"/>
-            </w:tcMar>
             <w:vAlign w:val="center"/>
           </w:tcPr>
           <w:p>
@@ -25915,12 +23177,6 @@
               <w:right w:val="single" w:sz="6" w:space="0" w:color="1F3864"/>
             </w:tcBorders>
             <w:shd w:val="clear" w:color="auto" w:fill="4472C4"/>
-            <w:tcMar>
-              <w:top w:w="50" w:type="dxa"/>
-              <w:left w:w="90" w:type="dxa"/>
-              <w:bottom w:w="50" w:type="dxa"/>
-              <w:right w:w="90" w:type="dxa"/>
-            </w:tcMar>
             <w:vAlign w:val="center"/>
           </w:tcPr>
           <w:p>
@@ -25960,12 +23216,6 @@
               <w:right w:val="single" w:sz="6" w:space="0" w:color="1F3864"/>
             </w:tcBorders>
             <w:shd w:val="clear" w:color="auto" w:fill="4472C4"/>
-            <w:tcMar>
-              <w:top w:w="50" w:type="dxa"/>
-              <w:left w:w="90" w:type="dxa"/>
-              <w:bottom w:w="50" w:type="dxa"/>
-              <w:right w:w="90" w:type="dxa"/>
-            </w:tcMar>
             <w:vAlign w:val="center"/>
           </w:tcPr>
           <w:p>
@@ -26005,12 +23255,6 @@
               <w:right w:val="single" w:sz="6" w:space="0" w:color="1F3864"/>
             </w:tcBorders>
             <w:shd w:val="clear" w:color="auto" w:fill="4472C4"/>
-            <w:tcMar>
-              <w:top w:w="50" w:type="dxa"/>
-              <w:left w:w="90" w:type="dxa"/>
-              <w:bottom w:w="50" w:type="dxa"/>
-              <w:right w:w="90" w:type="dxa"/>
-            </w:tcMar>
             <w:vAlign w:val="center"/>
           </w:tcPr>
           <w:p>
@@ -26049,12 +23293,6 @@
               <w:right w:val="single" w:sz="6" w:space="0" w:color="1F3864"/>
             </w:tcBorders>
             <w:shd w:val="clear" w:color="auto" w:fill="4472C4"/>
-            <w:tcMar>
-              <w:top w:w="50" w:type="dxa"/>
-              <w:left w:w="90" w:type="dxa"/>
-              <w:bottom w:w="50" w:type="dxa"/>
-              <w:right w:w="90" w:type="dxa"/>
-            </w:tcMar>
             <w:vAlign w:val="center"/>
           </w:tcPr>
           <w:p>
@@ -26121,12 +23359,6 @@
               <w:right w:val="single" w:sz="6" w:space="0" w:color="1F3864"/>
             </w:tcBorders>
             <w:shd w:val="clear" w:color="auto" w:fill="D9E2F3"/>
-            <w:tcMar>
-              <w:top w:w="50" w:type="dxa"/>
-              <w:left w:w="90" w:type="dxa"/>
-              <w:bottom w:w="50" w:type="dxa"/>
-              <w:right w:w="90" w:type="dxa"/>
-            </w:tcMar>
             <w:vAlign w:val="center"/>
           </w:tcPr>
           <w:p>
@@ -26159,12 +23391,6 @@
               <w:right w:val="single" w:sz="6" w:space="0" w:color="1F3864"/>
             </w:tcBorders>
             <w:shd w:val="clear" w:color="auto" w:fill="D9E2F3"/>
-            <w:tcMar>
-              <w:top w:w="50" w:type="dxa"/>
-              <w:left w:w="90" w:type="dxa"/>
-              <w:bottom w:w="50" w:type="dxa"/>
-              <w:right w:w="90" w:type="dxa"/>
-            </w:tcMar>
             <w:vAlign w:val="center"/>
           </w:tcPr>
           <w:p>
@@ -26197,12 +23423,6 @@
               <w:right w:val="single" w:sz="6" w:space="0" w:color="1F3864"/>
             </w:tcBorders>
             <w:shd w:val="clear" w:color="auto" w:fill="D9E2F3"/>
-            <w:tcMar>
-              <w:top w:w="50" w:type="dxa"/>
-              <w:left w:w="90" w:type="dxa"/>
-              <w:bottom w:w="50" w:type="dxa"/>
-              <w:right w:w="90" w:type="dxa"/>
-            </w:tcMar>
             <w:vAlign w:val="center"/>
           </w:tcPr>
           <w:p>
@@ -26234,12 +23454,6 @@
               <w:right w:val="single" w:sz="6" w:space="0" w:color="1F3864"/>
             </w:tcBorders>
             <w:shd w:val="clear" w:color="auto" w:fill="D9E2F3"/>
-            <w:tcMar>
-              <w:top w:w="50" w:type="dxa"/>
-              <w:left w:w="90" w:type="dxa"/>
-              <w:bottom w:w="50" w:type="dxa"/>
-              <w:right w:w="90" w:type="dxa"/>
-            </w:tcMar>
             <w:vAlign w:val="center"/>
           </w:tcPr>
           <w:p>
@@ -26299,12 +23513,6 @@
               <w:right w:val="single" w:sz="6" w:space="0" w:color="1F3864"/>
             </w:tcBorders>
             <w:shd w:val="clear" w:color="auto" w:fill="D9E2F3"/>
-            <w:tcMar>
-              <w:top w:w="50" w:type="dxa"/>
-              <w:left w:w="90" w:type="dxa"/>
-              <w:bottom w:w="50" w:type="dxa"/>
-              <w:right w:w="90" w:type="dxa"/>
-            </w:tcMar>
             <w:vAlign w:val="center"/>
           </w:tcPr>
           <w:p>
@@ -26337,12 +23545,6 @@
               <w:right w:val="single" w:sz="6" w:space="0" w:color="1F3864"/>
             </w:tcBorders>
             <w:shd w:val="clear" w:color="auto" w:fill="D9E2F3"/>
-            <w:tcMar>
-              <w:top w:w="50" w:type="dxa"/>
-              <w:left w:w="90" w:type="dxa"/>
-              <w:bottom w:w="50" w:type="dxa"/>
-              <w:right w:w="90" w:type="dxa"/>
-            </w:tcMar>
             <w:vAlign w:val="center"/>
           </w:tcPr>
           <w:p>
@@ -26375,12 +23577,6 @@
               <w:right w:val="single" w:sz="6" w:space="0" w:color="1F3864"/>
             </w:tcBorders>
             <w:shd w:val="clear" w:color="auto" w:fill="D9E2F3"/>
-            <w:tcMar>
-              <w:top w:w="50" w:type="dxa"/>
-              <w:left w:w="90" w:type="dxa"/>
-              <w:bottom w:w="50" w:type="dxa"/>
-              <w:right w:w="90" w:type="dxa"/>
-            </w:tcMar>
             <w:vAlign w:val="center"/>
           </w:tcPr>
           <w:p>
@@ -26412,12 +23608,6 @@
               <w:right w:val="single" w:sz="6" w:space="0" w:color="1F3864"/>
             </w:tcBorders>
             <w:shd w:val="clear" w:color="auto" w:fill="D9E2F3"/>
-            <w:tcMar>
-              <w:top w:w="50" w:type="dxa"/>
-              <w:left w:w="90" w:type="dxa"/>
-              <w:bottom w:w="50" w:type="dxa"/>
-              <w:right w:w="90" w:type="dxa"/>
-            </w:tcMar>
             <w:vAlign w:val="center"/>
           </w:tcPr>
           <w:p>
@@ -26477,12 +23667,6 @@
               <w:right w:val="single" w:sz="6" w:space="0" w:color="1F3864"/>
             </w:tcBorders>
             <w:shd w:val="clear" w:color="auto" w:fill="D9E2F3"/>
-            <w:tcMar>
-              <w:top w:w="50" w:type="dxa"/>
-              <w:left w:w="90" w:type="dxa"/>
-              <w:bottom w:w="50" w:type="dxa"/>
-              <w:right w:w="90" w:type="dxa"/>
-            </w:tcMar>
             <w:vAlign w:val="center"/>
           </w:tcPr>
           <w:p>
@@ -26515,12 +23699,6 @@
               <w:right w:val="single" w:sz="6" w:space="0" w:color="1F3864"/>
             </w:tcBorders>
             <w:shd w:val="clear" w:color="auto" w:fill="D9E2F3"/>
-            <w:tcMar>
-              <w:top w:w="50" w:type="dxa"/>
-              <w:left w:w="90" w:type="dxa"/>
-              <w:bottom w:w="50" w:type="dxa"/>
-              <w:right w:w="90" w:type="dxa"/>
-            </w:tcMar>
             <w:vAlign w:val="center"/>
           </w:tcPr>
           <w:p>
@@ -26553,12 +23731,6 @@
               <w:right w:val="single" w:sz="6" w:space="0" w:color="1F3864"/>
             </w:tcBorders>
             <w:shd w:val="clear" w:color="auto" w:fill="D9E2F3"/>
-            <w:tcMar>
-              <w:top w:w="50" w:type="dxa"/>
-              <w:left w:w="90" w:type="dxa"/>
-              <w:bottom w:w="50" w:type="dxa"/>
-              <w:right w:w="90" w:type="dxa"/>
-            </w:tcMar>
             <w:vAlign w:val="center"/>
           </w:tcPr>
           <w:p>
@@ -26590,12 +23762,6 @@
               <w:right w:val="single" w:sz="6" w:space="0" w:color="1F3864"/>
             </w:tcBorders>
             <w:shd w:val="clear" w:color="auto" w:fill="D9E2F3"/>
-            <w:tcMar>
-              <w:top w:w="50" w:type="dxa"/>
-              <w:left w:w="90" w:type="dxa"/>
-              <w:bottom w:w="50" w:type="dxa"/>
-              <w:right w:w="90" w:type="dxa"/>
-            </w:tcMar>
             <w:vAlign w:val="center"/>
           </w:tcPr>
           <w:p>
@@ -26655,12 +23821,6 @@
               <w:right w:val="single" w:sz="6" w:space="0" w:color="1F3864"/>
             </w:tcBorders>
             <w:shd w:val="clear" w:color="auto" w:fill="D9E2F3"/>
-            <w:tcMar>
-              <w:top w:w="50" w:type="dxa"/>
-              <w:left w:w="90" w:type="dxa"/>
-              <w:bottom w:w="50" w:type="dxa"/>
-              <w:right w:w="90" w:type="dxa"/>
-            </w:tcMar>
             <w:vAlign w:val="center"/>
           </w:tcPr>
           <w:p>
@@ -26706,12 +23866,6 @@
               <w:right w:val="single" w:sz="6" w:space="0" w:color="1F3864"/>
             </w:tcBorders>
             <w:shd w:val="clear" w:color="auto" w:fill="4472C4"/>
-            <w:tcMar>
-              <w:top w:w="50" w:type="dxa"/>
-              <w:left w:w="90" w:type="dxa"/>
-              <w:bottom w:w="50" w:type="dxa"/>
-              <w:right w:w="90" w:type="dxa"/>
-            </w:tcMar>
             <w:vAlign w:val="center"/>
           </w:tcPr>
           <w:p>
@@ -26778,12 +23932,6 @@
               <w:right w:val="single" w:sz="6" w:space="0" w:color="1F3864"/>
             </w:tcBorders>
             <w:shd w:val="clear" w:color="auto" w:fill="4472C4"/>
-            <w:tcMar>
-              <w:top w:w="50" w:type="dxa"/>
-              <w:left w:w="90" w:type="dxa"/>
-              <w:bottom w:w="50" w:type="dxa"/>
-              <w:right w:w="90" w:type="dxa"/>
-            </w:tcMar>
             <w:vAlign w:val="center"/>
           </w:tcPr>
           <w:p>
@@ -26823,12 +23971,6 @@
               <w:right w:val="single" w:sz="6" w:space="0" w:color="1F3864"/>
             </w:tcBorders>
             <w:shd w:val="clear" w:color="auto" w:fill="4472C4"/>
-            <w:tcMar>
-              <w:top w:w="50" w:type="dxa"/>
-              <w:left w:w="90" w:type="dxa"/>
-              <w:bottom w:w="50" w:type="dxa"/>
-              <w:right w:w="90" w:type="dxa"/>
-            </w:tcMar>
             <w:vAlign w:val="center"/>
           </w:tcPr>
           <w:p>
@@ -26868,12 +24010,6 @@
               <w:right w:val="single" w:sz="6" w:space="0" w:color="1F3864"/>
             </w:tcBorders>
             <w:shd w:val="clear" w:color="auto" w:fill="4472C4"/>
-            <w:tcMar>
-              <w:top w:w="50" w:type="dxa"/>
-              <w:left w:w="90" w:type="dxa"/>
-              <w:bottom w:w="50" w:type="dxa"/>
-              <w:right w:w="90" w:type="dxa"/>
-            </w:tcMar>
             <w:vAlign w:val="center"/>
           </w:tcPr>
           <w:p>
@@ -26912,12 +24048,6 @@
               <w:right w:val="single" w:sz="6" w:space="0" w:color="1F3864"/>
             </w:tcBorders>
             <w:shd w:val="clear" w:color="auto" w:fill="4472C4"/>
-            <w:tcMar>
-              <w:top w:w="50" w:type="dxa"/>
-              <w:left w:w="90" w:type="dxa"/>
-              <w:bottom w:w="50" w:type="dxa"/>
-              <w:right w:w="90" w:type="dxa"/>
-            </w:tcMar>
             <w:vAlign w:val="center"/>
           </w:tcPr>
           <w:p>
@@ -26984,12 +24114,6 @@
               <w:right w:val="single" w:sz="6" w:space="0" w:color="1F3864"/>
             </w:tcBorders>
             <w:shd w:val="clear" w:color="auto" w:fill="D9E2F3"/>
-            <w:tcMar>
-              <w:top w:w="50" w:type="dxa"/>
-              <w:left w:w="90" w:type="dxa"/>
-              <w:bottom w:w="50" w:type="dxa"/>
-              <w:right w:w="90" w:type="dxa"/>
-            </w:tcMar>
             <w:vAlign w:val="center"/>
           </w:tcPr>
           <w:p>
@@ -27022,12 +24146,6 @@
               <w:right w:val="single" w:sz="6" w:space="0" w:color="1F3864"/>
             </w:tcBorders>
             <w:shd w:val="clear" w:color="auto" w:fill="D9E2F3"/>
-            <w:tcMar>
-              <w:top w:w="50" w:type="dxa"/>
-              <w:left w:w="90" w:type="dxa"/>
-              <w:bottom w:w="50" w:type="dxa"/>
-              <w:right w:w="90" w:type="dxa"/>
-            </w:tcMar>
             <w:vAlign w:val="center"/>
           </w:tcPr>
           <w:p>
@@ -27060,12 +24178,6 @@
               <w:right w:val="single" w:sz="6" w:space="0" w:color="1F3864"/>
             </w:tcBorders>
             <w:shd w:val="clear" w:color="auto" w:fill="D9E2F3"/>
-            <w:tcMar>
-              <w:top w:w="50" w:type="dxa"/>
-              <w:left w:w="90" w:type="dxa"/>
-              <w:bottom w:w="50" w:type="dxa"/>
-              <w:right w:w="90" w:type="dxa"/>
-            </w:tcMar>
             <w:vAlign w:val="center"/>
           </w:tcPr>
           <w:p>
@@ -27115,12 +24227,6 @@
               <w:right w:val="single" w:sz="6" w:space="0" w:color="1F3864"/>
             </w:tcBorders>
             <w:shd w:val="clear" w:color="auto" w:fill="D9E2F3"/>
-            <w:tcMar>
-              <w:top w:w="50" w:type="dxa"/>
-              <w:left w:w="90" w:type="dxa"/>
-              <w:bottom w:w="50" w:type="dxa"/>
-              <w:right w:w="90" w:type="dxa"/>
-            </w:tcMar>
             <w:vAlign w:val="center"/>
           </w:tcPr>
           <w:p>
@@ -27180,12 +24286,6 @@
               <w:right w:val="single" w:sz="6" w:space="0" w:color="1F3864"/>
             </w:tcBorders>
             <w:shd w:val="clear" w:color="auto" w:fill="D9E2F3"/>
-            <w:tcMar>
-              <w:top w:w="50" w:type="dxa"/>
-              <w:left w:w="90" w:type="dxa"/>
-              <w:bottom w:w="50" w:type="dxa"/>
-              <w:right w:w="90" w:type="dxa"/>
-            </w:tcMar>
             <w:vAlign w:val="center"/>
           </w:tcPr>
           <w:p>
@@ -27218,12 +24318,6 @@
               <w:right w:val="single" w:sz="6" w:space="0" w:color="1F3864"/>
             </w:tcBorders>
             <w:shd w:val="clear" w:color="auto" w:fill="D9E2F3"/>
-            <w:tcMar>
-              <w:top w:w="50" w:type="dxa"/>
-              <w:left w:w="90" w:type="dxa"/>
-              <w:bottom w:w="50" w:type="dxa"/>
-              <w:right w:w="90" w:type="dxa"/>
-            </w:tcMar>
             <w:vAlign w:val="center"/>
           </w:tcPr>
           <w:p>
@@ -27256,12 +24350,6 @@
               <w:right w:val="single" w:sz="6" w:space="0" w:color="1F3864"/>
             </w:tcBorders>
             <w:shd w:val="clear" w:color="auto" w:fill="D9E2F3"/>
-            <w:tcMar>
-              <w:top w:w="50" w:type="dxa"/>
-              <w:left w:w="90" w:type="dxa"/>
-              <w:bottom w:w="50" w:type="dxa"/>
-              <w:right w:w="90" w:type="dxa"/>
-            </w:tcMar>
             <w:vAlign w:val="center"/>
           </w:tcPr>
           <w:p>
@@ -27293,12 +24381,6 @@
               <w:right w:val="single" w:sz="6" w:space="0" w:color="1F3864"/>
             </w:tcBorders>
             <w:shd w:val="clear" w:color="auto" w:fill="D9E2F3"/>
-            <w:tcMar>
-              <w:top w:w="50" w:type="dxa"/>
-              <w:left w:w="90" w:type="dxa"/>
-              <w:bottom w:w="50" w:type="dxa"/>
-              <w:right w:w="90" w:type="dxa"/>
-            </w:tcMar>
             <w:vAlign w:val="center"/>
           </w:tcPr>
           <w:p>
@@ -27358,12 +24440,6 @@
               <w:right w:val="single" w:sz="6" w:space="0" w:color="1F3864"/>
             </w:tcBorders>
             <w:shd w:val="clear" w:color="auto" w:fill="D9E2F3"/>
-            <w:tcMar>
-              <w:top w:w="50" w:type="dxa"/>
-              <w:left w:w="90" w:type="dxa"/>
-              <w:bottom w:w="50" w:type="dxa"/>
-              <w:right w:w="90" w:type="dxa"/>
-            </w:tcMar>
             <w:vAlign w:val="center"/>
           </w:tcPr>
           <w:p>
@@ -27396,12 +24472,6 @@
               <w:right w:val="single" w:sz="6" w:space="0" w:color="1F3864"/>
             </w:tcBorders>
             <w:shd w:val="clear" w:color="auto" w:fill="D9E2F3"/>
-            <w:tcMar>
-              <w:top w:w="50" w:type="dxa"/>
-              <w:left w:w="90" w:type="dxa"/>
-              <w:bottom w:w="50" w:type="dxa"/>
-              <w:right w:w="90" w:type="dxa"/>
-            </w:tcMar>
             <w:vAlign w:val="center"/>
           </w:tcPr>
           <w:p>
@@ -27434,12 +24504,6 @@
               <w:right w:val="single" w:sz="6" w:space="0" w:color="1F3864"/>
             </w:tcBorders>
             <w:shd w:val="clear" w:color="auto" w:fill="D9E2F3"/>
-            <w:tcMar>
-              <w:top w:w="50" w:type="dxa"/>
-              <w:left w:w="90" w:type="dxa"/>
-              <w:bottom w:w="50" w:type="dxa"/>
-              <w:right w:w="90" w:type="dxa"/>
-            </w:tcMar>
             <w:vAlign w:val="center"/>
           </w:tcPr>
           <w:p>
@@ -27471,12 +24535,6 @@
               <w:right w:val="single" w:sz="6" w:space="0" w:color="1F3864"/>
             </w:tcBorders>
             <w:shd w:val="clear" w:color="auto" w:fill="D9E2F3"/>
-            <w:tcMar>
-              <w:top w:w="50" w:type="dxa"/>
-              <w:left w:w="90" w:type="dxa"/>
-              <w:bottom w:w="50" w:type="dxa"/>
-              <w:right w:w="90" w:type="dxa"/>
-            </w:tcMar>
             <w:vAlign w:val="center"/>
           </w:tcPr>
           <w:p>
@@ -27535,12 +24593,6 @@
               <w:right w:val="single" w:sz="6" w:space="0" w:color="1F3864"/>
             </w:tcBorders>
             <w:shd w:val="clear" w:color="auto" w:fill="4472C4"/>
-            <w:tcMar>
-              <w:top w:w="50" w:type="dxa"/>
-              <w:left w:w="90" w:type="dxa"/>
-              <w:bottom w:w="50" w:type="dxa"/>
-              <w:right w:w="90" w:type="dxa"/>
-            </w:tcMar>
             <w:vAlign w:val="center"/>
           </w:tcPr>
           <w:p>
@@ -27580,12 +24632,6 @@
               <w:right w:val="single" w:sz="6" w:space="0" w:color="1F3864"/>
             </w:tcBorders>
             <w:shd w:val="clear" w:color="auto" w:fill="4472C4"/>
-            <w:tcMar>
-              <w:top w:w="50" w:type="dxa"/>
-              <w:left w:w="90" w:type="dxa"/>
-              <w:bottom w:w="50" w:type="dxa"/>
-              <w:right w:w="90" w:type="dxa"/>
-            </w:tcMar>
             <w:vAlign w:val="center"/>
           </w:tcPr>
           <w:p>
@@ -27615,6 +24661,58 @@
           </w:p>
         </w:tc>
       </w:tr>
+    </w:tbl>
+    <w:p>
+      <w:pPr>
+        <w:spacing w:before="0" w:after="0" w:line="240" w:lineRule="auto"/>
+        <w:rPr>
+          <w:sz w:val="18"/>
+          <w:szCs w:val="18"/>
+        </w:rPr>
+      </w:pPr>
+    </w:p>
+    <w:tbl>
+      <w:tblPr>
+        <w:tblW w:w="9405" w:type="dxa"/>
+        <w:jc w:val="center"/>
+        <w:tblBorders>
+          <w:top w:val="single" w:sz="6" w:space="0" w:color="1F3864"/>
+          <w:left w:val="single" w:sz="6" w:space="0" w:color="1F3864"/>
+          <w:bottom w:val="single" w:sz="6" w:space="0" w:color="1F3864"/>
+          <w:right w:val="single" w:sz="6" w:space="0" w:color="1F3864"/>
+          <w:insideH w:val="single" w:sz="6" w:space="0" w:color="1F3864"/>
+          <w:insideV w:val="single" w:sz="6" w:space="0" w:color="1F3864"/>
+        </w:tblBorders>
+        <w:tblLayout w:type="fixed"/>
+        <w:tblCellMar>
+          <w:top w:w="40" w:type="dxa"/>
+          <w:left w:w="90" w:type="dxa"/>
+          <w:bottom w:w="40" w:type="dxa"/>
+          <w:right w:w="90" w:type="dxa"/>
+        </w:tblCellMar>
+        <w:tblLook w:val="0000" w:firstRow="0" w:lastRow="0" w:firstColumn="0" w:lastColumn="0" w:noHBand="0" w:noVBand="0"/>
+      </w:tblPr>
+      <w:tblGrid>
+        <w:gridCol w:w="1251"/>
+        <w:gridCol w:w="416"/>
+        <w:gridCol w:w="417"/>
+        <w:gridCol w:w="417"/>
+        <w:gridCol w:w="834"/>
+        <w:gridCol w:w="365"/>
+        <w:gridCol w:w="52"/>
+        <w:gridCol w:w="232"/>
+        <w:gridCol w:w="834"/>
+        <w:gridCol w:w="828"/>
+        <w:gridCol w:w="6"/>
+        <w:gridCol w:w="137"/>
+        <w:gridCol w:w="417"/>
+        <w:gridCol w:w="417"/>
+        <w:gridCol w:w="417"/>
+        <w:gridCol w:w="319"/>
+        <w:gridCol w:w="6"/>
+        <w:gridCol w:w="91"/>
+        <w:gridCol w:w="1941"/>
+      </w:tblGrid>
       <w:tr>
         <w:tc>
           <w:tcPr>
@@ -27627,12 +24725,6 @@
               <w:right w:val="single" w:sz="6" w:space="0" w:color="1F3864"/>
             </w:tcBorders>
             <w:shd w:val="clear" w:color="auto" w:fill="D9E2F3"/>
-            <w:tcMar>
-              <w:top w:w="50" w:type="dxa"/>
-              <w:left w:w="90" w:type="dxa"/>
-              <w:bottom w:w="50" w:type="dxa"/>
-              <w:right w:w="90" w:type="dxa"/>
-            </w:tcMar>
           </w:tcPr>
           <w:p>
             <w:pPr>
@@ -28353,12 +25445,6 @@
               <w:right w:val="single" w:sz="6" w:space="0" w:color="1F3864"/>
             </w:tcBorders>
             <w:shd w:val="clear" w:color="auto" w:fill="D9E2F3"/>
-            <w:tcMar>
-              <w:top w:w="50" w:type="dxa"/>
-              <w:left w:w="90" w:type="dxa"/>
-              <w:bottom w:w="50" w:type="dxa"/>
-              <w:right w:w="90" w:type="dxa"/>
-            </w:tcMar>
           </w:tcPr>
           <w:p>
             <w:pPr>
